--- a/standard/fmdm-DRAFT.docx
+++ b/standard/fmdm-DRAFT.docx
@@ -1130,7 +1130,7 @@
       </w:r>
     </w:p>
     <w:bookmarkEnd w:id="50"/>
-    <w:bookmarkStart w:id="63" w:name="Xcf8df71770e278956d1af1654bdc7462ec5e71a"/>
+    <w:bookmarkStart w:id="66" w:name="Xcf8df71770e278956d1af1654bdc7462ec5e71a"/>
     <w:p>
       <w:pPr>
         <w:pStyle w:val="Heading1"/>
@@ -1147,7 +1147,7 @@
         <w:t xml:space="preserve">TODO one sentence</w:t>
       </w:r>
     </w:p>
-    <w:bookmarkStart w:id="62" w:name="X25304b3aaa051744057eab1e035591fa55342cc"/>
+    <w:bookmarkStart w:id="65" w:name="X25304b3aaa051744057eab1e035591fa55342cc"/>
     <w:p>
       <w:pPr>
         <w:pStyle w:val="Heading2"/>
@@ -3162,15 +3162,305 @@
       </w:tr>
     </w:tbl>
     <w:bookmarkEnd w:id="61"/>
+    <w:bookmarkStart w:id="62" w:name="X05ad229d6065a3fb9e9fa952b4fa2f12120cd4a"/>
+    <w:p>
+      <w:pPr>
+        <w:pStyle w:val="Heading3"/>
+      </w:pPr>
+      <w:r>
+        <w:t xml:space="preserve">Data</w:t>
+      </w:r>
+    </w:p>
+    <w:p>
+      <w:pPr>
+        <w:pStyle w:val="FirstParagraph"/>
+      </w:pPr>
+      <w:r>
+        <w:t xml:space="preserve">A Data message provides the observations provided at a Node.</w:t>
+      </w:r>
+    </w:p>
+    <w:tbl>
+      <w:tblPr>
+        <w:tblStyle w:val="Table"/>
+        <w:tblW w:type="pct" w:w="4500"/>
+        <w:tblLook w:firstRow="0" w:lastRow="0" w:firstColumn="0" w:lastColumn="0" w:noHBand="0" w:noVBand="0" w:val="0000"/>
+        <w:jc w:val="start"/>
+      </w:tblPr>
+      <w:tblGrid>
+        <w:gridCol w:w="1782"/>
+        <w:gridCol w:w="5346"/>
+      </w:tblGrid>
+      <w:tr>
+        <w:tc>
+          <w:tcPr/>
+          <w:p>
+            <w:pPr>
+              <w:jc w:val="center"/>
+            </w:pPr>
+            <w:r>
+              <w:rPr>
+                <w:bCs/>
+                <w:b/>
+              </w:rPr>
+              <w:t xml:space="preserve">Requirement 9</w:t>
+            </w:r>
+          </w:p>
+        </w:tc>
+        <w:tc>
+          <w:tcPr/>
+          <w:p>
+            <w:pPr>
+              <w:jc w:val="left"/>
+            </w:pPr>
+            <w:r>
+              <w:rPr>
+                <w:bCs/>
+                <w:b/>
+              </w:rPr>
+              <w:t xml:space="preserve">/req/data-model/data</w:t>
+            </w:r>
+          </w:p>
+        </w:tc>
+      </w:tr>
+      <w:tr>
+        <w:tc>
+          <w:tcPr/>
+          <w:p>
+            <w:pPr>
+              <w:jc w:val="center"/>
+            </w:pPr>
+            <w:r>
+              <w:t xml:space="preserve">A</w:t>
+            </w:r>
+          </w:p>
+        </w:tc>
+        <w:tc>
+          <w:tcPr/>
+          <w:p>
+            <w:pPr>
+              <w:jc w:val="left"/>
+            </w:pPr>
+            <w:r>
+              <w:t xml:space="preserve">A Data message SHALL define one of more</w:t>
+            </w:r>
+            <w:r>
+              <w:t xml:space="preserve"> </w:t>
+            </w:r>
+            <w:r>
+              <w:rPr>
+                <w:rStyle w:val="VerbatimChar"/>
+              </w:rPr>
+              <w:t xml:space="preserve">observations</w:t>
+            </w:r>
+            <w:r>
+              <w:t xml:space="preserve"> </w:t>
+            </w:r>
+            <w:r>
+              <w:t xml:space="preserve">elements using an Observation message.</w:t>
+            </w:r>
+          </w:p>
+        </w:tc>
+      </w:tr>
+    </w:tbl>
     <w:bookmarkEnd w:id="62"/>
+    <w:bookmarkStart w:id="63" w:name="X1dbf4a806bce0d3d4fc72a7b692636795af6609"/>
+    <w:p>
+      <w:pPr>
+        <w:pStyle w:val="Heading3"/>
+      </w:pPr>
+      <w:r>
+        <w:t xml:space="preserve">Observation</w:t>
+      </w:r>
+    </w:p>
+    <w:p>
+      <w:pPr>
+        <w:pStyle w:val="FirstParagraph"/>
+      </w:pPr>
+      <w:r>
+        <w:t xml:space="preserve">An Observation message defines the values associated with parameter definitions provided at a Node.</w:t>
+      </w:r>
+    </w:p>
+    <w:tbl>
+      <w:tblPr>
+        <w:tblStyle w:val="Table"/>
+        <w:tblW w:type="pct" w:w="4500"/>
+        <w:tblLook w:firstRow="0" w:lastRow="0" w:firstColumn="0" w:lastColumn="0" w:noHBand="0" w:noVBand="0" w:val="0000"/>
+        <w:jc w:val="start"/>
+      </w:tblPr>
+      <w:tblGrid>
+        <w:gridCol w:w="1782"/>
+        <w:gridCol w:w="5346"/>
+      </w:tblGrid>
+      <w:tr>
+        <w:tc>
+          <w:tcPr/>
+          <w:p>
+            <w:pPr>
+              <w:jc w:val="center"/>
+            </w:pPr>
+            <w:r>
+              <w:rPr>
+                <w:bCs/>
+                <w:b/>
+              </w:rPr>
+              <w:t xml:space="preserve">Requirement 10</w:t>
+            </w:r>
+          </w:p>
+        </w:tc>
+        <w:tc>
+          <w:tcPr/>
+          <w:p>
+            <w:pPr>
+              <w:jc w:val="left"/>
+            </w:pPr>
+            <w:r>
+              <w:rPr>
+                <w:bCs/>
+                <w:b/>
+              </w:rPr>
+              <w:t xml:space="preserve">/req/data-model/observation</w:t>
+            </w:r>
+          </w:p>
+        </w:tc>
+      </w:tr>
+      <w:tr>
+        <w:tc>
+          <w:tcPr/>
+          <w:p>
+            <w:pPr>
+              <w:jc w:val="center"/>
+            </w:pPr>
+            <w:r>
+              <w:t xml:space="preserve">A</w:t>
+            </w:r>
+          </w:p>
+        </w:tc>
+        <w:tc>
+          <w:tcPr/>
+          <w:p>
+            <w:pPr>
+              <w:jc w:val="left"/>
+            </w:pPr>
+            <w:r>
+              <w:t xml:space="preserve">An Observation message SHALL define a</w:t>
+            </w:r>
+            <w:r>
+              <w:t xml:space="preserve"> </w:t>
+            </w:r>
+            <w:r>
+              <w:rPr>
+                <w:rStyle w:val="VerbatimChar"/>
+              </w:rPr>
+              <w:t xml:space="preserve">parameterDefinitionId</w:t>
+            </w:r>
+            <w:r>
+              <w:t xml:space="preserve"> </w:t>
+            </w:r>
+            <w:r>
+              <w:t xml:space="preserve">element using the id of the ParameterDefinition message.</w:t>
+            </w:r>
+          </w:p>
+        </w:tc>
+      </w:tr>
+      <w:tr>
+        <w:tc>
+          <w:tcPr/>
+          <w:p>
+            <w:pPr>
+              <w:jc w:val="center"/>
+            </w:pPr>
+            <w:r>
+              <w:t xml:space="preserve">B</w:t>
+            </w:r>
+          </w:p>
+        </w:tc>
+        <w:tc>
+          <w:tcPr/>
+          <w:p>
+            <w:pPr>
+              <w:jc w:val="left"/>
+            </w:pPr>
+            <w:r>
+              <w:t xml:space="preserve">An Observation message SHALL define a</w:t>
+            </w:r>
+            <w:r>
+              <w:t xml:space="preserve"> </w:t>
+            </w:r>
+            <w:r>
+              <w:rPr>
+                <w:rStyle w:val="VerbatimChar"/>
+              </w:rPr>
+              <w:t xml:space="preserve">time</w:t>
+            </w:r>
+            <w:r>
+              <w:t xml:space="preserve"> </w:t>
+            </w:r>
+            <w:r>
+              <w:t xml:space="preserve">element using</w:t>
+            </w:r>
+            <w:r>
+              <w:t xml:space="preserve"> </w:t>
+            </w:r>
+            <w:r>
+              <w:rPr>
+                <w:rStyle w:val="VerbatimChar"/>
+              </w:rPr>
+              <w:t xml:space="preserve">google.protobuf.Timestamp</w:t>
+            </w:r>
+            <w:r>
+              <w:t xml:space="preserve">.</w:t>
+            </w:r>
+          </w:p>
+        </w:tc>
+      </w:tr>
+      <w:tr>
+        <w:tc>
+          <w:tcPr/>
+          <w:p>
+            <w:pPr>
+              <w:jc w:val="center"/>
+            </w:pPr>
+            <w:r>
+              <w:t xml:space="preserve">C</w:t>
+            </w:r>
+          </w:p>
+        </w:tc>
+        <w:tc>
+          <w:tcPr/>
+          <w:p>
+            <w:pPr>
+              <w:jc w:val="left"/>
+            </w:pPr>
+            <w:r>
+              <w:t xml:space="preserve">An Observation message SHALL define one to many</w:t>
+            </w:r>
+            <w:r>
+              <w:t xml:space="preserve"> </w:t>
+            </w:r>
+            <w:r>
+              <w:rPr>
+                <w:rStyle w:val="VerbatimChar"/>
+              </w:rPr>
+              <w:t xml:space="preserve">values</w:t>
+            </w:r>
+            <w:r>
+              <w:t xml:space="preserve"> </w:t>
+            </w:r>
+            <w:r>
+              <w:t xml:space="preserve">elements using the Value message.</w:t>
+            </w:r>
+          </w:p>
+        </w:tc>
+      </w:tr>
+    </w:tbl>
     <w:bookmarkEnd w:id="63"/>
-    <w:bookmarkStart w:id="66" w:name="X25e95aefdb2d4fb8c75b602001aef8d2717b74f"/>
-    <w:p>
-      <w:pPr>
-        <w:pStyle w:val="Heading1"/>
-      </w:pPr>
-      <w:r>
-        <w:t xml:space="preserve">Protocol</w:t>
+    <w:bookmarkStart w:id="64" w:name="Xfab5fa97ae3521ef5fab878ac897c1c9dd10da9"/>
+    <w:p>
+      <w:pPr>
+        <w:pStyle w:val="Heading3"/>
+      </w:pPr>
+      <w:r>
+        <w:t xml:space="preserve">Value</w:t>
       </w:r>
     </w:p>
     <w:p>
@@ -3178,56 +3468,544 @@
         <w:pStyle w:val="FirstParagraph"/>
       </w:pPr>
       <w:r>
-        <w:t xml:space="preserve">TODO one sentence</w:t>
-      </w:r>
-    </w:p>
-    <w:bookmarkStart w:id="65" w:name="X7fc4d80d59f1a6bb213f5c449042be19cbf9c46"/>
-    <w:p>
-      <w:pPr>
-        <w:pStyle w:val="Heading2"/>
-      </w:pPr>
-      <w:r>
-        <w:t xml:space="preserve">Requirements Class "Protocol"</w:t>
-      </w:r>
-    </w:p>
-    <w:bookmarkStart w:id="64" w:name="X322101054fd636c32d6869f7cfec83424c5280c"/>
-    <w:p>
-      <w:pPr>
-        <w:pStyle w:val="Heading3"/>
-      </w:pPr>
-      <w:r>
-        <w:t xml:space="preserve">Overview</w:t>
-      </w:r>
-    </w:p>
-    <w:p>
-      <w:pPr>
-        <w:pStyle w:val="FirstParagraph"/>
-      </w:pPr>
-      <w:r>
-        <w:t xml:space="preserve">This Requirements Class provides requirements for the Protocol.</w:t>
-      </w:r>
-    </w:p>
-    <w:p>
-      <w:pPr>
-        <w:pStyle w:val="BodyText"/>
-      </w:pPr>
-      <w:r>
-        <w:t xml:space="preserve">Unresolved directive in sections/clause_8_protocol.adoc - include::../requirements/requirements_class_protocol.adoc[]</w:t>
-      </w:r>
-    </w:p>
+        <w:t xml:space="preserve">A Value message defines the measurement of data of different types.</w:t>
+      </w:r>
+    </w:p>
+    <w:tbl>
+      <w:tblPr>
+        <w:tblStyle w:val="Table"/>
+        <w:tblW w:type="pct" w:w="4500"/>
+        <w:tblLook w:firstRow="0" w:lastRow="0" w:firstColumn="0" w:lastColumn="0" w:noHBand="0" w:noVBand="0" w:val="0000"/>
+        <w:jc w:val="start"/>
+      </w:tblPr>
+      <w:tblGrid>
+        <w:gridCol w:w="1782"/>
+        <w:gridCol w:w="5346"/>
+      </w:tblGrid>
+      <w:tr>
+        <w:tc>
+          <w:tcPr/>
+          <w:p>
+            <w:pPr>
+              <w:jc w:val="center"/>
+            </w:pPr>
+            <w:r>
+              <w:rPr>
+                <w:bCs/>
+                <w:b/>
+              </w:rPr>
+              <w:t xml:space="preserve">Requirement 11</w:t>
+            </w:r>
+          </w:p>
+        </w:tc>
+        <w:tc>
+          <w:tcPr/>
+          <w:p>
+            <w:pPr>
+              <w:jc w:val="left"/>
+            </w:pPr>
+            <w:r>
+              <w:rPr>
+                <w:bCs/>
+                <w:b/>
+              </w:rPr>
+              <w:t xml:space="preserve">/req/data-model/value</w:t>
+            </w:r>
+          </w:p>
+        </w:tc>
+      </w:tr>
+      <w:tr>
+        <w:tc>
+          <w:tcPr/>
+          <w:p>
+            <w:pPr>
+              <w:jc w:val="center"/>
+            </w:pPr>
+            <w:r>
+              <w:t xml:space="preserve">A</w:t>
+            </w:r>
+          </w:p>
+        </w:tc>
+        <w:tc>
+          <w:tcPr/>
+          <w:p>
+            <w:pPr>
+              <w:jc w:val="left"/>
+            </w:pPr>
+            <w:r>
+              <w:t xml:space="preserve">A Value message SHALL be defined using one of the following data types:</w:t>
+            </w:r>
+          </w:p>
+          <w:tbl>
+            <w:tblPr>
+              <w:tblStyle w:val="Table"/>
+              <w:tblW w:type="pct" w:w="5000"/>
+              <w:tblLook w:firstRow="1" w:lastRow="0" w:firstColumn="0" w:lastColumn="0" w:noHBand="0" w:noVBand="0" w:val="0020"/>
+              <w:jc w:val="start"/>
+            </w:tblPr>
+            <w:tblGrid>
+              <w:gridCol w:w="1759"/>
+              <w:gridCol w:w="1759"/>
+              <w:gridCol w:w="4400"/>
+            </w:tblGrid>
+            <w:tr>
+              <w:trPr>
+                <w:tblHeader w:val="true"/>
+              </w:trPr>
+              <w:tc>
+                <w:tcPr/>
+                <w:p>
+                  <w:pPr>
+                    <w:pStyle w:val="Compact"/>
+                    <w:jc w:val="left"/>
+                    <w:jc w:val="left"/>
+                  </w:pPr>
+                  <w:r>
+                    <w:t xml:space="preserve">Field</w:t>
+                  </w:r>
+                </w:p>
+              </w:tc>
+              <w:tc>
+                <w:tcPr/>
+                <w:p>
+                  <w:pPr>
+                    <w:pStyle w:val="Compact"/>
+                    <w:jc w:val="left"/>
+                    <w:jc w:val="left"/>
+                  </w:pPr>
+                  <w:r>
+                    <w:t xml:space="preserve">Type</w:t>
+                  </w:r>
+                </w:p>
+              </w:tc>
+              <w:tc>
+                <w:tcPr/>
+                <w:p>
+                  <w:pPr>
+                    <w:pStyle w:val="Compact"/>
+                    <w:jc w:val="left"/>
+                    <w:jc w:val="left"/>
+                  </w:pPr>
+                  <w:r>
+                    <w:t xml:space="preserve">Description</w:t>
+                  </w:r>
+                </w:p>
+              </w:tc>
+            </w:tr>
+            <w:tr>
+              <w:tc>
+                <w:tcPr/>
+                <w:p>
+                  <w:pPr>
+                    <w:jc w:val="left"/>
+                    <w:jc w:val="left"/>
+                  </w:pPr>
+                  <w:r>
+                    <w:t xml:space="preserve">floatValue</w:t>
+                  </w:r>
+                </w:p>
+              </w:tc>
+              <w:tc>
+                <w:tcPr/>
+                <w:p>
+                  <w:pPr>
+                    <w:jc w:val="left"/>
+                    <w:jc w:val="left"/>
+                  </w:pPr>
+                  <w:r>
+                    <w:t xml:space="preserve">float</w:t>
+                  </w:r>
+                </w:p>
+              </w:tc>
+              <w:tc>
+                <w:tcPr/>
+                <w:p>
+                  <w:pPr>
+                    <w:jc w:val="left"/>
+                    <w:jc w:val="left"/>
+                  </w:pPr>
+                  <w:r>
+                    <w:t xml:space="preserve">32-bit floating point number</w:t>
+                  </w:r>
+                </w:p>
+              </w:tc>
+            </w:tr>
+            <w:tr>
+              <w:tc>
+                <w:tcPr/>
+                <w:p>
+                  <w:pPr>
+                    <w:jc w:val="left"/>
+                    <w:jc w:val="left"/>
+                  </w:pPr>
+                  <w:r>
+                    <w:t xml:space="preserve">doubleValue</w:t>
+                  </w:r>
+                </w:p>
+              </w:tc>
+              <w:tc>
+                <w:tcPr/>
+                <w:p>
+                  <w:pPr>
+                    <w:jc w:val="left"/>
+                    <w:jc w:val="left"/>
+                  </w:pPr>
+                  <w:r>
+                    <w:t xml:space="preserve">double</w:t>
+                  </w:r>
+                </w:p>
+              </w:tc>
+              <w:tc>
+                <w:tcPr/>
+                <w:p>
+                  <w:pPr>
+                    <w:jc w:val="left"/>
+                    <w:jc w:val="left"/>
+                  </w:pPr>
+                  <w:r>
+                    <w:t xml:space="preserve">64-bit floating point number</w:t>
+                  </w:r>
+                </w:p>
+              </w:tc>
+            </w:tr>
+            <w:tr>
+              <w:tc>
+                <w:tcPr/>
+                <w:p>
+                  <w:pPr>
+                    <w:jc w:val="left"/>
+                    <w:jc w:val="left"/>
+                  </w:pPr>
+                  <w:r>
+                    <w:t xml:space="preserve">intValue</w:t>
+                  </w:r>
+                </w:p>
+              </w:tc>
+              <w:tc>
+                <w:tcPr/>
+                <w:p>
+                  <w:pPr>
+                    <w:jc w:val="left"/>
+                    <w:jc w:val="left"/>
+                  </w:pPr>
+                  <w:r>
+                    <w:t xml:space="preserve">int32</w:t>
+                  </w:r>
+                </w:p>
+              </w:tc>
+              <w:tc>
+                <w:tcPr/>
+                <w:p>
+                  <w:pPr>
+                    <w:jc w:val="left"/>
+                    <w:jc w:val="left"/>
+                  </w:pPr>
+                  <w:r>
+                    <w:t xml:space="preserve">32-bit signed integer</w:t>
+                  </w:r>
+                </w:p>
+              </w:tc>
+            </w:tr>
+            <w:tr>
+              <w:tc>
+                <w:tcPr/>
+                <w:p>
+                  <w:pPr>
+                    <w:jc w:val="left"/>
+                    <w:jc w:val="left"/>
+                  </w:pPr>
+                  <w:r>
+                    <w:t xml:space="preserve">unsignedIntValue</w:t>
+                  </w:r>
+                </w:p>
+              </w:tc>
+              <w:tc>
+                <w:tcPr/>
+                <w:p>
+                  <w:pPr>
+                    <w:jc w:val="left"/>
+                    <w:jc w:val="left"/>
+                  </w:pPr>
+                  <w:r>
+                    <w:t xml:space="preserve">uint32</w:t>
+                  </w:r>
+                </w:p>
+              </w:tc>
+              <w:tc>
+                <w:tcPr/>
+                <w:p>
+                  <w:pPr>
+                    <w:jc w:val="left"/>
+                    <w:jc w:val="left"/>
+                  </w:pPr>
+                  <w:r>
+                    <w:t xml:space="preserve">32-bit unsigned integer</w:t>
+                  </w:r>
+                </w:p>
+              </w:tc>
+            </w:tr>
+            <w:tr>
+              <w:tc>
+                <w:tcPr/>
+                <w:p>
+                  <w:pPr>
+                    <w:jc w:val="left"/>
+                    <w:jc w:val="left"/>
+                  </w:pPr>
+                  <w:r>
+                    <w:t xml:space="preserve">int64Value</w:t>
+                  </w:r>
+                </w:p>
+              </w:tc>
+              <w:tc>
+                <w:tcPr/>
+                <w:p>
+                  <w:pPr>
+                    <w:jc w:val="left"/>
+                    <w:jc w:val="left"/>
+                  </w:pPr>
+                  <w:r>
+                    <w:t xml:space="preserve">int64</w:t>
+                  </w:r>
+                </w:p>
+              </w:tc>
+              <w:tc>
+                <w:tcPr/>
+                <w:p>
+                  <w:pPr>
+                    <w:jc w:val="left"/>
+                    <w:jc w:val="left"/>
+                  </w:pPr>
+                  <w:r>
+                    <w:t xml:space="preserve">64-bit signed integer</w:t>
+                  </w:r>
+                </w:p>
+              </w:tc>
+            </w:tr>
+            <w:tr>
+              <w:tc>
+                <w:tcPr/>
+                <w:p>
+                  <w:pPr>
+                    <w:jc w:val="left"/>
+                    <w:jc w:val="left"/>
+                  </w:pPr>
+                  <w:r>
+                    <w:t xml:space="preserve">unsignedInt64Value</w:t>
+                  </w:r>
+                </w:p>
+              </w:tc>
+              <w:tc>
+                <w:tcPr/>
+                <w:p>
+                  <w:pPr>
+                    <w:jc w:val="left"/>
+                    <w:jc w:val="left"/>
+                  </w:pPr>
+                  <w:r>
+                    <w:t xml:space="preserve">uint64</w:t>
+                  </w:r>
+                </w:p>
+              </w:tc>
+              <w:tc>
+                <w:tcPr/>
+                <w:p>
+                  <w:pPr>
+                    <w:jc w:val="left"/>
+                    <w:jc w:val="left"/>
+                  </w:pPr>
+                  <w:r>
+                    <w:t xml:space="preserve">64-bit unsigned integer</w:t>
+                  </w:r>
+                </w:p>
+              </w:tc>
+            </w:tr>
+            <w:tr>
+              <w:tc>
+                <w:tcPr/>
+                <w:p>
+                  <w:pPr>
+                    <w:jc w:val="left"/>
+                    <w:jc w:val="left"/>
+                  </w:pPr>
+                  <w:r>
+                    <w:t xml:space="preserve">stringValue</w:t>
+                  </w:r>
+                </w:p>
+              </w:tc>
+              <w:tc>
+                <w:tcPr/>
+                <w:p>
+                  <w:pPr>
+                    <w:jc w:val="left"/>
+                    <w:jc w:val="left"/>
+                  </w:pPr>
+                  <w:r>
+                    <w:t xml:space="preserve">string</w:t>
+                  </w:r>
+                </w:p>
+              </w:tc>
+              <w:tc>
+                <w:tcPr/>
+                <w:p>
+                  <w:pPr>
+                    <w:jc w:val="left"/>
+                    <w:jc w:val="left"/>
+                  </w:pPr>
+                  <w:r>
+                    <w:t xml:space="preserve">Text string value</w:t>
+                  </w:r>
+                </w:p>
+              </w:tc>
+            </w:tr>
+            <w:tr>
+              <w:tc>
+                <w:tcPr/>
+                <w:p>
+                  <w:pPr>
+                    <w:jc w:val="left"/>
+                    <w:jc w:val="left"/>
+                  </w:pPr>
+                  <w:r>
+                    <w:t xml:space="preserve">boolValue</w:t>
+                  </w:r>
+                </w:p>
+              </w:tc>
+              <w:tc>
+                <w:tcPr/>
+                <w:p>
+                  <w:pPr>
+                    <w:jc w:val="left"/>
+                    <w:jc w:val="left"/>
+                  </w:pPr>
+                  <w:r>
+                    <w:t xml:space="preserve">bool</w:t>
+                  </w:r>
+                </w:p>
+              </w:tc>
+              <w:tc>
+                <w:tcPr/>
+                <w:p>
+                  <w:pPr>
+                    <w:jc w:val="left"/>
+                    <w:jc w:val="left"/>
+                  </w:pPr>
+                  <w:r>
+                    <w:t xml:space="preserve">Boolean true/false value</w:t>
+                  </w:r>
+                </w:p>
+              </w:tc>
+            </w:tr>
+            <w:tr>
+              <w:tc>
+                <w:tcPr/>
+                <w:p>
+                  <w:pPr>
+                    <w:jc w:val="left"/>
+                    <w:jc w:val="left"/>
+                  </w:pPr>
+                  <w:r>
+                    <w:t xml:space="preserve">emptyValue</w:t>
+                  </w:r>
+                </w:p>
+              </w:tc>
+              <w:tc>
+                <w:tcPr/>
+                <w:p>
+                  <w:pPr>
+                    <w:jc w:val="left"/>
+                    <w:jc w:val="left"/>
+                  </w:pPr>
+                  <w:r>
+                    <w:t xml:space="preserve">google.protobuf.Empty</w:t>
+                  </w:r>
+                </w:p>
+              </w:tc>
+              <w:tc>
+                <w:tcPr/>
+                <w:p>
+                  <w:pPr>
+                    <w:jc w:val="left"/>
+                    <w:jc w:val="left"/>
+                  </w:pPr>
+                  <w:r>
+                    <w:t xml:space="preserve">Indicates missing or unavailable data</w:t>
+                  </w:r>
+                </w:p>
+              </w:tc>
+            </w:tr>
+          </w:tbl>
+          <w:p/>
+        </w:tc>
+      </w:tr>
+    </w:tbl>
     <w:bookmarkEnd w:id="64"/>
     <w:bookmarkEnd w:id="65"/>
     <w:bookmarkEnd w:id="66"/>
-    <w:bookmarkStart w:id="70" w:name="X78fdb1f4716baf4c26796c550dad0531813f831"/>
+    <w:bookmarkStart w:id="69" w:name="X25e95aefdb2d4fb8c75b602001aef8d2717b74f"/>
     <w:p>
       <w:pPr>
         <w:pStyle w:val="Heading1"/>
       </w:pPr>
       <w:r>
+        <w:t xml:space="preserve">Protocol</w:t>
+      </w:r>
+    </w:p>
+    <w:p>
+      <w:pPr>
+        <w:pStyle w:val="FirstParagraph"/>
+      </w:pPr>
+      <w:r>
+        <w:t xml:space="preserve">TODO one sentence</w:t>
+      </w:r>
+    </w:p>
+    <w:bookmarkStart w:id="68" w:name="X7fc4d80d59f1a6bb213f5c449042be19cbf9c46"/>
+    <w:p>
+      <w:pPr>
+        <w:pStyle w:val="Heading2"/>
+      </w:pPr>
+      <w:r>
+        <w:t xml:space="preserve">Requirements Class "Protocol"</w:t>
+      </w:r>
+    </w:p>
+    <w:bookmarkStart w:id="67" w:name="X322101054fd636c32d6869f7cfec83424c5280c"/>
+    <w:p>
+      <w:pPr>
+        <w:pStyle w:val="Heading3"/>
+      </w:pPr>
+      <w:r>
+        <w:t xml:space="preserve">Overview</w:t>
+      </w:r>
+    </w:p>
+    <w:p>
+      <w:pPr>
+        <w:pStyle w:val="FirstParagraph"/>
+      </w:pPr>
+      <w:r>
+        <w:t xml:space="preserve">This Requirements Class provides requirements for the Protocol.</w:t>
+      </w:r>
+    </w:p>
+    <w:p>
+      <w:pPr>
+        <w:pStyle w:val="BodyText"/>
+      </w:pPr>
+      <w:r>
+        <w:t xml:space="preserve">Unresolved directive in sections/clause_8_protocol.adoc - include::../requirements/requirements_class_protocol.adoc[]</w:t>
+      </w:r>
+    </w:p>
+    <w:bookmarkEnd w:id="67"/>
+    <w:bookmarkEnd w:id="68"/>
+    <w:bookmarkEnd w:id="69"/>
+    <w:bookmarkStart w:id="73" w:name="X78fdb1f4716baf4c26796c550dad0531813f831"/>
+    <w:p>
+      <w:pPr>
+        <w:pStyle w:val="Heading1"/>
+      </w:pPr>
+      <w:r>
         <w:t xml:space="preserve">Conformance Class Abstract Test Suite (Normative)</w:t>
       </w:r>
     </w:p>
-    <w:bookmarkStart w:id="68" w:name="X51fa1da9981b3d6ab7f3934407e02f2e1780fbc"/>
+    <w:bookmarkStart w:id="71" w:name="X51fa1da9981b3d6ab7f3934407e02f2e1780fbc"/>
     <w:p>
       <w:pPr>
         <w:pStyle w:val="Heading2"/>
@@ -3289,7 +4067,7 @@
         <w:t xml:space="preserve">Target Type:Event Metadata</w:t>
       </w:r>
     </w:p>
-    <w:bookmarkStart w:id="67" w:name="X3a04224f617536f2fb363349e0c2c664c06221f"/>
+    <w:bookmarkStart w:id="70" w:name="X3a04224f617536f2fb363349e0c2c664c06221f"/>
     <w:p>
       <w:pPr>
         <w:pStyle w:val="Heading3"/>
@@ -3362,9 +4140,9 @@
         <w:t xml:space="preserve">TODO</w:t>
       </w:r>
     </w:p>
-    <w:bookmarkEnd w:id="67"/>
-    <w:bookmarkEnd w:id="68"/>
-    <w:bookmarkStart w:id="69" w:name="X2c8e2ae5fe17c8e8966a4a52a89f1d3267a82e8"/>
+    <w:bookmarkEnd w:id="70"/>
+    <w:bookmarkEnd w:id="71"/>
+    <w:bookmarkStart w:id="72" w:name="X2c8e2ae5fe17c8e8966a4a52a89f1d3267a82e8"/>
     <w:p>
       <w:pPr>
         <w:pStyle w:val="Heading2"/>
@@ -3381,9 +4159,9 @@
         <w:t xml:space="preserve">Unresolved directive in sections/annex_a_ats.adoc - include::../abstract_tests/ATS_class_protocol.adoc[]</w:t>
       </w:r>
     </w:p>
-    <w:bookmarkEnd w:id="69"/>
-    <w:bookmarkEnd w:id="70"/>
-    <w:bookmarkStart w:id="75" w:name="X04f5ca4658cc0993a4c69cafe02e6392dcdfe7e"/>
+    <w:bookmarkEnd w:id="72"/>
+    <w:bookmarkEnd w:id="73"/>
+    <w:bookmarkStart w:id="78" w:name="X04f5ca4658cc0993a4c69cafe02e6392dcdfe7e"/>
     <w:p>
       <w:pPr>
         <w:pStyle w:val="Heading1"/>
@@ -3415,7 +4193,7 @@
         <w:t xml:space="preserve">once the standard has been approved.</w:t>
       </w:r>
     </w:p>
-    <w:bookmarkStart w:id="71" w:name="X46e521b6e924054fbebe9866cf8af1ad457905f"/>
+    <w:bookmarkStart w:id="74" w:name="X46e521b6e924054fbebe9866cf8af1ad457905f"/>
     <w:p>
       <w:pPr>
         <w:pStyle w:val="Heading2"/>
@@ -4446,8 +5224,8 @@
         <w:t xml:space="preserve">}</w:t>
       </w:r>
     </w:p>
-    <w:bookmarkEnd w:id="71"/>
-    <w:bookmarkStart w:id="74" w:name="Xdd1fe16469c2eadaa904f6e369398e4a8c19852"/>
+    <w:bookmarkEnd w:id="74"/>
+    <w:bookmarkStart w:id="77" w:name="Xdd1fe16469c2eadaa904f6e369398e4a8c19852"/>
     <w:p>
       <w:pPr>
         <w:pStyle w:val="Heading2"/>
@@ -4456,7 +5234,7 @@
         <w:t xml:space="preserve">Enumerations</w:t>
       </w:r>
     </w:p>
-    <w:bookmarkStart w:id="72" w:name="X974361986fb85896cad8d73d8da9e7481cde38c"/>
+    <w:bookmarkStart w:id="75" w:name="X974361986fb85896cad8d73d8da9e7481cde38c"/>
     <w:p>
       <w:pPr>
         <w:pStyle w:val="Heading3"/>
@@ -5203,8 +5981,8 @@
         </w:tc>
       </w:tr>
     </w:tbl>
-    <w:bookmarkEnd w:id="72"/>
-    <w:bookmarkStart w:id="73" w:name="X74d4f5b1443596dd08a6ea00592edb81132a5cb"/>
+    <w:bookmarkEnd w:id="75"/>
+    <w:bookmarkStart w:id="76" w:name="X74d4f5b1443596dd08a6ea00592edb81132a5cb"/>
     <w:p>
       <w:pPr>
         <w:pStyle w:val="Heading3"/>
@@ -5495,40 +6273,40 @@
         </w:tc>
       </w:tr>
     </w:tbl>
-    <w:bookmarkEnd w:id="73"/>
-    <w:bookmarkEnd w:id="74"/>
-    <w:bookmarkEnd w:id="75"/>
-    <w:bookmarkStart w:id="78" w:name="examples"/>
-    <w:p>
-      <w:pPr>
-        <w:pStyle w:val="Heading1"/>
-      </w:pPr>
-      <w:r>
-        <w:t xml:space="preserve">Examples (Informative)</w:t>
-      </w:r>
-    </w:p>
-    <w:bookmarkStart w:id="76" w:name="X68ae7d3cf07904a2b65da44dbbe6172616b3505"/>
-    <w:p>
-      <w:pPr>
-        <w:pStyle w:val="Heading2"/>
-      </w:pPr>
-      <w:r>
-        <w:t xml:space="preserve">Transmission topics</w:t>
-      </w:r>
-    </w:p>
     <w:bookmarkEnd w:id="76"/>
-    <w:bookmarkStart w:id="77" w:name="X9f4d614843744384f3a7741ad5521bc4cfb9588"/>
-    <w:p>
-      <w:pPr>
-        <w:pStyle w:val="Heading2"/>
-      </w:pPr>
-      <w:r>
-        <w:t xml:space="preserve">Data and metadata messages</w:t>
-      </w:r>
-    </w:p>
     <w:bookmarkEnd w:id="77"/>
     <w:bookmarkEnd w:id="78"/>
-    <w:bookmarkStart w:id="81" w:name="Bibliography"/>
+    <w:bookmarkStart w:id="81" w:name="examples"/>
+    <w:p>
+      <w:pPr>
+        <w:pStyle w:val="Heading1"/>
+      </w:pPr>
+      <w:r>
+        <w:t xml:space="preserve">Examples (Informative)</w:t>
+      </w:r>
+    </w:p>
+    <w:bookmarkStart w:id="79" w:name="X68ae7d3cf07904a2b65da44dbbe6172616b3505"/>
+    <w:p>
+      <w:pPr>
+        <w:pStyle w:val="Heading2"/>
+      </w:pPr>
+      <w:r>
+        <w:t xml:space="preserve">Transmission topics</w:t>
+      </w:r>
+    </w:p>
+    <w:bookmarkEnd w:id="79"/>
+    <w:bookmarkStart w:id="80" w:name="X9f4d614843744384f3a7741ad5521bc4cfb9588"/>
+    <w:p>
+      <w:pPr>
+        <w:pStyle w:val="Heading2"/>
+      </w:pPr>
+      <w:r>
+        <w:t xml:space="preserve">Data and metadata messages</w:t>
+      </w:r>
+    </w:p>
+    <w:bookmarkEnd w:id="80"/>
+    <w:bookmarkEnd w:id="81"/>
+    <w:bookmarkStart w:id="84" w:name="Bibliography"/>
     <w:p>
       <w:pPr>
         <w:pStyle w:val="Heading1"/>
@@ -5544,8 +6322,8 @@
           <w:numId w:val="1003"/>
         </w:numPr>
       </w:pPr>
-      <w:bookmarkStart w:id="79" w:name="link-relations"/>
-      <w:bookmarkEnd w:id="79"/>
+      <w:bookmarkStart w:id="82" w:name="link-relations"/>
+      <w:bookmarkEnd w:id="82"/>
       <w:r>
         <w:t xml:space="preserve"> </w:t>
       </w:r>
@@ -5555,7 +6333,7 @@
       <w:r>
         <w:t xml:space="preserve"> </w:t>
       </w:r>
-      <w:hyperlink r:id="rId80">
+      <w:hyperlink r:id="rId83">
         <w:r>
           <w:rPr>
             <w:rStyle w:val="Hyperlink"/>
@@ -5564,8 +6342,8 @@
         </w:r>
       </w:hyperlink>
     </w:p>
-    <w:bookmarkEnd w:id="81"/>
-    <w:bookmarkStart w:id="82" w:name="X7704236ba72ed8cc2b9a9e238d27c640b9b6528"/>
+    <w:bookmarkEnd w:id="84"/>
+    <w:bookmarkStart w:id="85" w:name="X7704236ba72ed8cc2b9a9e238d27c640b9b6528"/>
     <w:p>
       <w:pPr>
         <w:pStyle w:val="Heading1"/>
@@ -5711,7 +6489,7 @@
         </w:tc>
       </w:tr>
     </w:tbl>
-    <w:bookmarkEnd w:id="82"/>
+    <w:bookmarkEnd w:id="85"/>
     <w:sectPr/>
   </w:body>
 </w:document>

--- a/standard/fmdm-DRAFT.docx
+++ b/standard/fmdm-DRAFT.docx
@@ -1112,13 +1112,22 @@
     </w:p>
     <w:bookmarkEnd w:id="48"/>
     <w:bookmarkEnd w:id="49"/>
-    <w:bookmarkStart w:id="50" w:name="X1ea7cbd003469405f98a7976943980a7b23bcee"/>
+    <w:bookmarkStart w:id="54" w:name="Xc683cc3eb5f62f1b2665ffbeddec6924032d7d2"/>
     <w:p>
       <w:pPr>
         <w:pStyle w:val="Heading1"/>
       </w:pPr>
       <w:r>
-        <w:t xml:space="preserve">Introduction</w:t>
+        <w:t xml:space="preserve">Overview (informative)</w:t>
+      </w:r>
+    </w:p>
+    <w:bookmarkStart w:id="50" w:name="Xca774f64942a7f7563fb94bb05ba7dab3a26d69"/>
+    <w:p>
+      <w:pPr>
+        <w:pStyle w:val="Heading2"/>
+      </w:pPr>
+      <w:r>
+        <w:t xml:space="preserve">Background</w:t>
       </w:r>
     </w:p>
     <w:p>
@@ -1126,11 +1135,409 @@
         <w:pStyle w:val="FirstParagraph"/>
       </w:pPr>
       <w:r>
-        <w:t xml:space="preserve">TODO</w:t>
+        <w:t xml:space="preserve">In February 2024, a WMO workshop in Geneva brought together representatives from WMO and the Hydro-Meteorological and Environmental Industry (HMEI) to address the lack of standardization in first-mile data collection. While international data exchange is standardized through WMO, no equivalent standardization exists for the first-mile segment, the connection between field equipment and centralized data collection systems, leading to a proliferation of incompatible proprietary formats and significant integration effort for operators of observing networks. The workshop recommended focusing first on output interoperability, and the Standing Committee on Information Management and Technology (SC-IMT) subsequently established the Task Team on First-mile Data Collection Standardization (TT-1M) to produce this specification.</w:t>
+      </w:r>
+    </w:p>
+    <w:p>
+      <w:pPr>
+        <w:pStyle w:val="BodyText"/>
+      </w:pPr>
+      <w:r>
+        <w:t xml:space="preserve">[TODO] Add data flow figure showing 1st mile, DCPS and WIS2.</w:t>
       </w:r>
     </w:p>
     <w:bookmarkEnd w:id="50"/>
-    <w:bookmarkStart w:id="67" w:name="Xcf8df71770e278956d1af1654bdc7462ec5e71a"/>
+    <w:bookmarkStart w:id="53" w:name="Xa849849250439b6e47b40e1cfacc80be129515b"/>
+    <w:p>
+      <w:pPr>
+        <w:pStyle w:val="Heading2"/>
+      </w:pPr>
+      <w:r>
+        <w:t xml:space="preserve">Solution overview</w:t>
+      </w:r>
+    </w:p>
+    <w:p>
+      <w:pPr>
+        <w:pStyle w:val="FirstParagraph"/>
+      </w:pPr>
+      <w:r>
+        <w:t xml:space="preserve">The first-mile segment covers the connection between field equipment and the systems that collect and process observations. In this specification, the field equipment is represented as the Node and the receiving system as the Hub. Communication is strictly unidirectional, with the Node transmitting protobuf payloads over MQTT to the Hub. The Node represents the remote station or logger through a Node Device and may describe attached sensors as Observer Device entries, as illustrated in</w:t>
+      </w:r>
+      <w:r>
+        <w:t xml:space="preserve"> </w:t>
+      </w:r>
+      <w:hyperlink w:anchor="fig-node-hub">
+        <w:r>
+          <w:rPr>
+            <w:rStyle w:val="Hyperlink"/>
+          </w:rPr>
+          <w:t xml:space="preserve">Node and Hub architecture</w:t>
+        </w:r>
+      </w:hyperlink>
+      <w:r>
+        <w:t xml:space="preserve">. The two top-level payloads are the</w:t>
+      </w:r>
+      <w:r>
+        <w:t xml:space="preserve"> </w:t>
+      </w:r>
+      <w:r>
+        <w:rPr>
+          <w:rStyle w:val="VerbatimChar"/>
+        </w:rPr>
+        <w:t xml:space="preserve">data</w:t>
+      </w:r>
+      <w:r>
+        <w:t xml:space="preserve"> </w:t>
+      </w:r>
+      <w:r>
+        <w:t xml:space="preserve">message, which carries Observation content, and the</w:t>
+      </w:r>
+      <w:r>
+        <w:t xml:space="preserve"> </w:t>
+      </w:r>
+      <w:r>
+        <w:rPr>
+          <w:rStyle w:val="VerbatimChar"/>
+        </w:rPr>
+        <w:t xml:space="preserve">metadata</w:t>
+      </w:r>
+      <w:r>
+        <w:t xml:space="preserve"> </w:t>
+      </w:r>
+      <w:r>
+        <w:t xml:space="preserve">message, which carries the descriptive context needed to interpret those observations. Detailed message structure is described in Clause 7, standard name binding in Clause 8, and MQTT protocol binding in Clause 9.</w:t>
+      </w:r>
+    </w:p>
+    <w:tbl>
+      <w:tblPr>
+        <w:tblStyle w:val="FigureTable"/>
+        <w:tblW w:type="auto" w:w="0"/>
+        <w:tblLook w:firstRow="0" w:lastRow="0" w:firstColumn="0" w:lastColumn="0"/>
+        <w:jc w:val="center"/>
+      </w:tblPr>
+      <w:tblGrid>
+        <w:gridCol w:w="7920"/>
+      </w:tblGrid>
+      <w:tr>
+        <w:tc>
+          <w:tcPr/>
+          <w:p>
+            <w:pPr>
+              <w:pStyle w:val="Compact"/>
+              <w:jc w:val="center"/>
+            </w:pPr>
+            <w:r>
+              <w:t xml:space="preserve">Node and Hub architecture</w:t>
+            </w:r>
+          </w:p>
+        </w:tc>
+      </w:tr>
+    </w:tbl>
+    <w:p>
+      <w:pPr>
+        <w:pStyle w:val="ImageCaption"/>
+      </w:pPr>
+      <w:r>
+        <w:t xml:space="preserve">Node and Hub architecture</w:t>
+      </w:r>
+    </w:p>
+    <w:bookmarkStart w:id="51" w:name="X770fa29b64d56b71c44a849f2807d40b1e1388b"/>
+    <w:p>
+      <w:pPr>
+        <w:pStyle w:val="Heading3"/>
+      </w:pPr>
+      <w:r>
+        <w:t xml:space="preserve">Message flow</w:t>
+      </w:r>
+    </w:p>
+    <w:p>
+      <w:pPr>
+        <w:pStyle w:val="FirstParagraph"/>
+      </w:pPr>
+      <w:r>
+        <w:t xml:space="preserve">In typical operation, the</w:t>
+      </w:r>
+      <w:r>
+        <w:t xml:space="preserve"> </w:t>
+      </w:r>
+      <w:r>
+        <w:rPr>
+          <w:rStyle w:val="VerbatimChar"/>
+        </w:rPr>
+        <w:t xml:space="preserve">metadata</w:t>
+      </w:r>
+      <w:r>
+        <w:t xml:space="preserve"> </w:t>
+      </w:r>
+      <w:r>
+        <w:t xml:space="preserve">message is sent when the Node is initialized and whenever the station configuration changes, and the</w:t>
+      </w:r>
+      <w:r>
+        <w:t xml:space="preserve"> </w:t>
+      </w:r>
+      <w:r>
+        <w:rPr>
+          <w:rStyle w:val="VerbatimChar"/>
+        </w:rPr>
+        <w:t xml:space="preserve">data</w:t>
+      </w:r>
+      <w:r>
+        <w:t xml:space="preserve"> </w:t>
+      </w:r>
+      <w:r>
+        <w:t xml:space="preserve">message is sent as observations become available. This separates relatively stable descriptive information from frequently changing measurement values and supports both individual and batched Observation delivery. Where a measurement is unavailable, the value is represented explicitly using</w:t>
+      </w:r>
+      <w:r>
+        <w:t xml:space="preserve"> </w:t>
+      </w:r>
+      <w:r>
+        <w:rPr>
+          <w:rStyle w:val="VerbatimChar"/>
+        </w:rPr>
+        <w:t xml:space="preserve">emptyValue</w:t>
+      </w:r>
+      <w:r>
+        <w:t xml:space="preserve"> </w:t>
+      </w:r>
+      <w:r>
+        <w:t xml:space="preserve">rather than being inferred from zero or omission.</w:t>
+      </w:r>
+    </w:p>
+    <w:bookmarkEnd w:id="51"/>
+    <w:bookmarkStart w:id="52" w:name="Xeb3755b0f5fc801b9ca59eeff88831d7e633675"/>
+    <w:p>
+      <w:pPr>
+        <w:pStyle w:val="Heading3"/>
+      </w:pPr>
+      <w:r>
+        <w:t xml:space="preserve">Conformance class summary</w:t>
+      </w:r>
+    </w:p>
+    <w:tbl>
+      <w:tblPr>
+        <w:tblStyle w:val="Table"/>
+        <w:tblW w:type="pct" w:w="5000"/>
+        <w:tblLook w:firstRow="1" w:lastRow="0" w:firstColumn="0" w:lastColumn="0" w:noHBand="0" w:noVBand="0" w:val="0020"/>
+        <w:jc w:val="start"/>
+      </w:tblPr>
+      <w:tblGrid>
+        <w:gridCol w:w="2262"/>
+        <w:gridCol w:w="5657"/>
+      </w:tblGrid>
+      <w:tr>
+        <w:trPr>
+          <w:tblHeader w:val="true"/>
+        </w:trPr>
+        <w:tc>
+          <w:tcPr/>
+          <w:p>
+            <w:pPr>
+              <w:pStyle w:val="Compact"/>
+              <w:jc w:val="left"/>
+            </w:pPr>
+            <w:r>
+              <w:t xml:space="preserve">Conformance class</w:t>
+            </w:r>
+          </w:p>
+        </w:tc>
+        <w:tc>
+          <w:tcPr/>
+          <w:p>
+            <w:pPr>
+              <w:pStyle w:val="Compact"/>
+              <w:jc w:val="left"/>
+            </w:pPr>
+            <w:r>
+              <w:t xml:space="preserve">Summary</w:t>
+            </w:r>
+          </w:p>
+        </w:tc>
+      </w:tr>
+      <w:tr>
+        <w:tc>
+          <w:tcPr/>
+          <w:p>
+            <w:pPr>
+              <w:jc w:val="left"/>
+            </w:pPr>
+            <w:r>
+              <w:t xml:space="preserve">Core Data Model</w:t>
+            </w:r>
+          </w:p>
+        </w:tc>
+        <w:tc>
+          <w:tcPr/>
+          <w:p>
+            <w:pPr>
+              <w:jc w:val="left"/>
+            </w:pPr>
+            <w:r>
+              <w:t xml:space="preserve">Covers the protobuf structure and semantics of the</w:t>
+            </w:r>
+            <w:r>
+              <w:t xml:space="preserve"> </w:t>
+            </w:r>
+            <w:r>
+              <w:rPr>
+                <w:rStyle w:val="VerbatimChar"/>
+              </w:rPr>
+              <w:t xml:space="preserve">data</w:t>
+            </w:r>
+            <w:r>
+              <w:t xml:space="preserve"> </w:t>
+            </w:r>
+            <w:r>
+              <w:t xml:space="preserve">message,</w:t>
+            </w:r>
+            <w:r>
+              <w:t xml:space="preserve"> </w:t>
+            </w:r>
+            <w:r>
+              <w:rPr>
+                <w:rStyle w:val="VerbatimChar"/>
+              </w:rPr>
+              <w:t xml:space="preserve">metadata</w:t>
+            </w:r>
+            <w:r>
+              <w:t xml:space="preserve"> </w:t>
+            </w:r>
+            <w:r>
+              <w:t xml:space="preserve">message, Observation content, devices, Parameter Definition content, and explicit missing values.</w:t>
+            </w:r>
+          </w:p>
+        </w:tc>
+      </w:tr>
+      <w:tr>
+        <w:tc>
+          <w:tcPr/>
+          <w:p>
+            <w:pPr>
+              <w:jc w:val="left"/>
+            </w:pPr>
+            <w:r>
+              <w:t xml:space="preserve">Standard Name Binding</w:t>
+            </w:r>
+          </w:p>
+        </w:tc>
+        <w:tc>
+          <w:tcPr/>
+          <w:p>
+            <w:pPr>
+              <w:jc w:val="left"/>
+            </w:pPr>
+            <w:r>
+              <w:t xml:space="preserve">Covers how Parameter Definition entries associate parameters with controlled standard-name vocabularies and namespaces.</w:t>
+            </w:r>
+          </w:p>
+        </w:tc>
+      </w:tr>
+      <w:tr>
+        <w:tc>
+          <w:tcPr/>
+          <w:p>
+            <w:pPr>
+              <w:jc w:val="left"/>
+            </w:pPr>
+            <w:r>
+              <w:t xml:space="preserve">MQTT Protocol Binding</w:t>
+            </w:r>
+          </w:p>
+        </w:tc>
+        <w:tc>
+          <w:tcPr/>
+          <w:p>
+            <w:pPr>
+              <w:jc w:val="left"/>
+            </w:pPr>
+            <w:r>
+              <w:t xml:space="preserve">Covers how protobuf payloads are conveyed over MQTT in the unidirectional exchange between Node and Hub.</w:t>
+            </w:r>
+          </w:p>
+        </w:tc>
+      </w:tr>
+      <w:tr>
+        <w:tc>
+          <w:tcPr/>
+          <w:p>
+            <w:pPr>
+              <w:jc w:val="left"/>
+            </w:pPr>
+            <w:r>
+              <w:t xml:space="preserve">Node</w:t>
+            </w:r>
+          </w:p>
+        </w:tc>
+        <w:tc>
+          <w:tcPr/>
+          <w:p>
+            <w:pPr>
+              <w:jc w:val="left"/>
+            </w:pPr>
+            <w:r>
+              <w:t xml:space="preserve">Covers the sender-side behavior for constructing and publishing</w:t>
+            </w:r>
+            <w:r>
+              <w:t xml:space="preserve"> </w:t>
+            </w:r>
+            <w:r>
+              <w:rPr>
+                <w:rStyle w:val="VerbatimChar"/>
+              </w:rPr>
+              <w:t xml:space="preserve">metadata</w:t>
+            </w:r>
+            <w:r>
+              <w:t xml:space="preserve"> </w:t>
+            </w:r>
+            <w:r>
+              <w:t xml:space="preserve">message and</w:t>
+            </w:r>
+            <w:r>
+              <w:t xml:space="preserve"> </w:t>
+            </w:r>
+            <w:r>
+              <w:rPr>
+                <w:rStyle w:val="VerbatimChar"/>
+              </w:rPr>
+              <w:t xml:space="preserve">data</w:t>
+            </w:r>
+            <w:r>
+              <w:t xml:space="preserve"> </w:t>
+            </w:r>
+            <w:r>
+              <w:t xml:space="preserve">message payloads.</w:t>
+            </w:r>
+          </w:p>
+        </w:tc>
+      </w:tr>
+      <w:tr>
+        <w:tc>
+          <w:tcPr/>
+          <w:p>
+            <w:pPr>
+              <w:jc w:val="left"/>
+            </w:pPr>
+            <w:r>
+              <w:t xml:space="preserve">Hub</w:t>
+            </w:r>
+          </w:p>
+        </w:tc>
+        <w:tc>
+          <w:tcPr/>
+          <w:p>
+            <w:pPr>
+              <w:jc w:val="left"/>
+            </w:pPr>
+            <w:r>
+              <w:t xml:space="preserve">Covers the receiver-side behavior for accepting, decoding, and interpreting payloads received from the Node.</w:t>
+            </w:r>
+          </w:p>
+        </w:tc>
+      </w:tr>
+    </w:tbl>
+    <w:bookmarkEnd w:id="52"/>
+    <w:bookmarkEnd w:id="53"/>
+    <w:bookmarkEnd w:id="54"/>
+    <w:bookmarkStart w:id="71" w:name="Xcf8df71770e278956d1af1654bdc7462ec5e71a"/>
     <w:p>
       <w:pPr>
         <w:pStyle w:val="Heading1"/>
@@ -1185,7 +1592,7 @@
         <w:t xml:space="preserve">These use cases are supported by two top-level message types: the Data message containing observations, and the Metadata message containing configuration and contextual information. Both messages are defined in a single protobuf schema and transmitted as independent payloads over MQTT. The Metadata message provides the necessary context for interpreting the Data message, including descriptions of devices and parameters.</w:t>
       </w:r>
     </w:p>
-    <w:bookmarkStart w:id="66" w:name="X25304b3aaa051744057eab1e035591fa55342cc"/>
+    <w:bookmarkStart w:id="70" w:name="X25304b3aaa051744057eab1e035591fa55342cc"/>
     <w:p>
       <w:pPr>
         <w:pStyle w:val="Heading2"/>
@@ -1194,7 +1601,7 @@
         <w:t xml:space="preserve">Requirements Class "Data Model"</w:t>
       </w:r>
     </w:p>
-    <w:bookmarkStart w:id="52" w:name="X43f9398da9c2eb974194c1e60a2fdc80e1bfc87"/>
+    <w:bookmarkStart w:id="56" w:name="X43f9398da9c2eb974194c1e60a2fdc80e1bfc87"/>
     <w:p>
       <w:pPr>
         <w:pStyle w:val="Heading3"/>
@@ -1356,7 +1763,7 @@
             <w:pPr>
               <w:jc w:val="left"/>
             </w:pPr>
-            <w:hyperlink r:id="rId51">
+            <w:hyperlink r:id="rId55">
               <w:r>
                 <w:rPr>
                   <w:rStyle w:val="Hyperlink"/>
@@ -1445,8 +1852,8 @@
         </w:tc>
       </w:tr>
     </w:tbl>
-    <w:bookmarkEnd w:id="52"/>
-    <w:bookmarkStart w:id="53" w:name="Xd1407eb2acab85faf209ebb838d94cf5606e93f"/>
+    <w:bookmarkEnd w:id="56"/>
+    <w:bookmarkStart w:id="57" w:name="Xd1407eb2acab85faf209ebb838d94cf5606e93f"/>
     <w:p>
       <w:pPr>
         <w:pStyle w:val="Heading3"/>
@@ -1571,8 +1978,8 @@
         <w:t xml:space="preserve">: Mapping to external naming conventions through namespace definitions</w:t>
       </w:r>
     </w:p>
-    <w:bookmarkEnd w:id="53"/>
-    <w:bookmarkStart w:id="54" w:name="X4019f5d642666f4b718a608f515a8350c19e596"/>
+    <w:bookmarkEnd w:id="57"/>
+    <w:bookmarkStart w:id="58" w:name="X4019f5d642666f4b718a608f515a8350c19e596"/>
     <w:p>
       <w:pPr>
         <w:pStyle w:val="Heading3"/>
@@ -1708,8 +2115,8 @@
         </w:tc>
       </w:tr>
     </w:tbl>
-    <w:bookmarkEnd w:id="54"/>
-    <w:bookmarkStart w:id="55" w:name="Xb068eb7ffd420bbdc9cfce6bbf9192c785e362a"/>
+    <w:bookmarkEnd w:id="58"/>
+    <w:bookmarkStart w:id="59" w:name="Xb068eb7ffd420bbdc9cfce6bbf9192c785e362a"/>
     <w:p>
       <w:pPr>
         <w:pStyle w:val="Heading3"/>
@@ -2082,8 +2489,8 @@
         </w:tc>
       </w:tr>
     </w:tbl>
-    <w:bookmarkEnd w:id="55"/>
-    <w:bookmarkStart w:id="56" w:name="X3746f725ddac390db9850b31b5fe30c518b2aec"/>
+    <w:bookmarkEnd w:id="59"/>
+    <w:bookmarkStart w:id="60" w:name="X3746f725ddac390db9850b31b5fe30c518b2aec"/>
     <w:p>
       <w:pPr>
         <w:pStyle w:val="Heading3"/>
@@ -2300,8 +2707,8 @@
         </w:tc>
       </w:tr>
     </w:tbl>
-    <w:bookmarkEnd w:id="56"/>
-    <w:bookmarkStart w:id="57" w:name="X522e2cc56a4a98658d422784223e8c7becca9fc"/>
+    <w:bookmarkEnd w:id="60"/>
+    <w:bookmarkStart w:id="61" w:name="X522e2cc56a4a98658d422784223e8c7becca9fc"/>
     <w:p>
       <w:pPr>
         <w:pStyle w:val="Heading3"/>
@@ -2713,8 +3120,8 @@
         </w:tc>
       </w:tr>
     </w:tbl>
-    <w:bookmarkEnd w:id="57"/>
-    <w:bookmarkStart w:id="58" w:name="Xc192c9d929eb5d08beb292f02f6894423763231"/>
+    <w:bookmarkEnd w:id="61"/>
+    <w:bookmarkStart w:id="62" w:name="Xc192c9d929eb5d08beb292f02f6894423763231"/>
     <w:p>
       <w:pPr>
         <w:pStyle w:val="Heading3"/>
@@ -3107,8 +3514,8 @@
         <w:t xml:space="preserve">Observer device identifiers shall remain stable across Node restarts and metadata updates to ensure consistent parameter-to-device associations.</w:t>
       </w:r>
     </w:p>
-    <w:bookmarkEnd w:id="58"/>
-    <w:bookmarkStart w:id="59" w:name="X82804532ca0a14337daa583d93f7870381be5f8"/>
+    <w:bookmarkEnd w:id="62"/>
+    <w:bookmarkStart w:id="63" w:name="X82804532ca0a14337daa583d93f7870381be5f8"/>
     <w:p>
       <w:pPr>
         <w:pStyle w:val="Heading3"/>
@@ -3309,8 +3716,8 @@
         </w:tc>
       </w:tr>
     </w:tbl>
-    <w:bookmarkEnd w:id="59"/>
-    <w:bookmarkStart w:id="61" w:name="X2dcd3e50f3e232b211393a38435b15bd28772d4"/>
+    <w:bookmarkEnd w:id="63"/>
+    <w:bookmarkStart w:id="65" w:name="X2dcd3e50f3e232b211393a38435b15bd28772d4"/>
     <w:p>
       <w:pPr>
         <w:pStyle w:val="Heading3"/>
@@ -3464,7 +3871,7 @@
             <w:r>
               <w:t xml:space="preserve"> </w:t>
             </w:r>
-            <w:hyperlink r:id="rId60">
+            <w:hyperlink r:id="rId64">
               <w:r>
                 <w:rPr>
                   <w:rStyle w:val="Hyperlink"/>
@@ -3827,8 +4234,8 @@
         </w:tc>
       </w:tr>
     </w:tbl>
-    <w:bookmarkEnd w:id="61"/>
-    <w:bookmarkStart w:id="62" w:name="Xc8f2fc14d9ce3d043c6603698a378c333168d68"/>
+    <w:bookmarkEnd w:id="65"/>
+    <w:bookmarkStart w:id="66" w:name="Xc8f2fc14d9ce3d043c6603698a378c333168d68"/>
     <w:p>
       <w:pPr>
         <w:pStyle w:val="Heading3"/>
@@ -4006,8 +4413,8 @@
         </w:tc>
       </w:tr>
     </w:tbl>
-    <w:bookmarkEnd w:id="62"/>
-    <w:bookmarkStart w:id="63" w:name="X05ad229d6065a3fb9e9fa952b4fa2f12120cd4a"/>
+    <w:bookmarkEnd w:id="66"/>
+    <w:bookmarkStart w:id="67" w:name="X05ad229d6065a3fb9e9fa952b4fa2f12120cd4a"/>
     <w:p>
       <w:pPr>
         <w:pStyle w:val="Heading3"/>
@@ -4123,8 +4530,8 @@
         </w:tc>
       </w:tr>
     </w:tbl>
-    <w:bookmarkEnd w:id="63"/>
-    <w:bookmarkStart w:id="64" w:name="X1dbf4a806bce0d3d4fc72a7b692636795af6609"/>
+    <w:bookmarkEnd w:id="67"/>
+    <w:bookmarkStart w:id="68" w:name="X1dbf4a806bce0d3d4fc72a7b692636795af6609"/>
     <w:p>
       <w:pPr>
         <w:pStyle w:val="Heading3"/>
@@ -4392,8 +4799,8 @@
         <w:t xml:space="preserve">An observation may contain multiple values when the referenced ParameterDefinition contains multiple parameters. This approach enables grouping values that are measured at the same timestamp, requiring the timestamp to be transmitted only once for multiple values. This reduces payload size, which is particularly beneficial in bandwidth-constrained environments. For example, a parameter definition for "Internal Parameters" might include both supply voltage and internal temperature, requiring two values per observation but sharing a single timestamp.</w:t>
       </w:r>
     </w:p>
-    <w:bookmarkEnd w:id="64"/>
-    <w:bookmarkStart w:id="65" w:name="Xfab5fa97ae3521ef5fab878ac897c1c9dd10da9"/>
+    <w:bookmarkEnd w:id="68"/>
+    <w:bookmarkStart w:id="69" w:name="Xfab5fa97ae3521ef5fab878ac897c1c9dd10da9"/>
     <w:p>
       <w:pPr>
         <w:pStyle w:val="Heading3"/>
@@ -5012,73 +5419,73 @@
         <w:t xml:space="preserve">When an Observation references a ParameterDefinition containing multiple parameters, the values in the values array shall be provided in the same order as the parameters are defined in the ParameterDefinition.parameters field. It is not permitted to omit a value from the middle of the array, as this would cause misalignment with the parameter definitions. If a value is unavailable, the emptyValue field shall be used at that position to maintain correct alignment.</w:t>
       </w:r>
     </w:p>
-    <w:bookmarkEnd w:id="65"/>
-    <w:bookmarkEnd w:id="66"/>
-    <w:bookmarkEnd w:id="67"/>
-    <w:bookmarkStart w:id="70" w:name="X25e95aefdb2d4fb8c75b602001aef8d2717b74f"/>
-    <w:p>
-      <w:pPr>
-        <w:pStyle w:val="Heading1"/>
-      </w:pPr>
-      <w:r>
-        <w:t xml:space="preserve">Protocol</w:t>
-      </w:r>
-    </w:p>
-    <w:p>
-      <w:pPr>
-        <w:pStyle w:val="FirstParagraph"/>
-      </w:pPr>
-      <w:r>
-        <w:t xml:space="preserve">TODO one sentence</w:t>
-      </w:r>
-    </w:p>
-    <w:bookmarkStart w:id="69" w:name="X7fc4d80d59f1a6bb213f5c449042be19cbf9c46"/>
-    <w:p>
-      <w:pPr>
-        <w:pStyle w:val="Heading2"/>
-      </w:pPr>
-      <w:r>
-        <w:t xml:space="preserve">Requirements Class "Protocol"</w:t>
-      </w:r>
-    </w:p>
-    <w:bookmarkStart w:id="68" w:name="X322101054fd636c32d6869f7cfec83424c5280c"/>
-    <w:p>
-      <w:pPr>
-        <w:pStyle w:val="Heading3"/>
-      </w:pPr>
-      <w:r>
-        <w:t xml:space="preserve">Overview</w:t>
-      </w:r>
-    </w:p>
-    <w:p>
-      <w:pPr>
-        <w:pStyle w:val="FirstParagraph"/>
-      </w:pPr>
-      <w:r>
-        <w:t xml:space="preserve">This Requirements Class provides requirements for the Protocol.</w:t>
-      </w:r>
-    </w:p>
-    <w:p>
-      <w:pPr>
-        <w:pStyle w:val="BodyText"/>
-      </w:pPr>
-      <w:r>
-        <w:t xml:space="preserve">Unresolved directive in sections/clause_8_protocol.adoc - include::../requirements/requirements_class_protocol.adoc[]</w:t>
-      </w:r>
-    </w:p>
-    <w:bookmarkEnd w:id="68"/>
     <w:bookmarkEnd w:id="69"/>
     <w:bookmarkEnd w:id="70"/>
-    <w:bookmarkStart w:id="74" w:name="X78fdb1f4716baf4c26796c550dad0531813f831"/>
+    <w:bookmarkEnd w:id="71"/>
+    <w:bookmarkStart w:id="74" w:name="X25e95aefdb2d4fb8c75b602001aef8d2717b74f"/>
     <w:p>
       <w:pPr>
         <w:pStyle w:val="Heading1"/>
       </w:pPr>
       <w:r>
+        <w:t xml:space="preserve">Protocol</w:t>
+      </w:r>
+    </w:p>
+    <w:p>
+      <w:pPr>
+        <w:pStyle w:val="FirstParagraph"/>
+      </w:pPr>
+      <w:r>
+        <w:t xml:space="preserve">TODO one sentence</w:t>
+      </w:r>
+    </w:p>
+    <w:bookmarkStart w:id="73" w:name="X7fc4d80d59f1a6bb213f5c449042be19cbf9c46"/>
+    <w:p>
+      <w:pPr>
+        <w:pStyle w:val="Heading2"/>
+      </w:pPr>
+      <w:r>
+        <w:t xml:space="preserve">Requirements Class "Protocol"</w:t>
+      </w:r>
+    </w:p>
+    <w:bookmarkStart w:id="72" w:name="X322101054fd636c32d6869f7cfec83424c5280c"/>
+    <w:p>
+      <w:pPr>
+        <w:pStyle w:val="Heading3"/>
+      </w:pPr>
+      <w:r>
+        <w:t xml:space="preserve">Overview</w:t>
+      </w:r>
+    </w:p>
+    <w:p>
+      <w:pPr>
+        <w:pStyle w:val="FirstParagraph"/>
+      </w:pPr>
+      <w:r>
+        <w:t xml:space="preserve">This Requirements Class provides requirements for the Protocol.</w:t>
+      </w:r>
+    </w:p>
+    <w:p>
+      <w:pPr>
+        <w:pStyle w:val="BodyText"/>
+      </w:pPr>
+      <w:r>
+        <w:t xml:space="preserve">Unresolved directive in sections/clause_8_protocol.adoc - include::../requirements/requirements_class_protocol.adoc[]</w:t>
+      </w:r>
+    </w:p>
+    <w:bookmarkEnd w:id="72"/>
+    <w:bookmarkEnd w:id="73"/>
+    <w:bookmarkEnd w:id="74"/>
+    <w:bookmarkStart w:id="78" w:name="X78fdb1f4716baf4c26796c550dad0531813f831"/>
+    <w:p>
+      <w:pPr>
+        <w:pStyle w:val="Heading1"/>
+      </w:pPr>
+      <w:r>
         <w:t xml:space="preserve">Conformance Class Abstract Test Suite (Normative)</w:t>
       </w:r>
     </w:p>
-    <w:bookmarkStart w:id="72" w:name="X51fa1da9981b3d6ab7f3934407e02f2e1780fbc"/>
+    <w:bookmarkStart w:id="76" w:name="X51fa1da9981b3d6ab7f3934407e02f2e1780fbc"/>
     <w:p>
       <w:pPr>
         <w:pStyle w:val="Heading2"/>
@@ -5099,7 +5506,7 @@
       <w:pPr>
         <w:pStyle w:val="Definition"/>
       </w:pPr>
-      <w:hyperlink r:id="rId51">
+      <w:hyperlink r:id="rId55">
         <w:r>
           <w:rPr>
             <w:rStyle w:val="Hyperlink"/>
@@ -5140,7 +5547,7 @@
         <w:t xml:space="preserve">Target Type:Event Metadata</w:t>
       </w:r>
     </w:p>
-    <w:bookmarkStart w:id="71" w:name="X3a04224f617536f2fb363349e0c2c664c06221f"/>
+    <w:bookmarkStart w:id="75" w:name="X3a04224f617536f2fb363349e0c2c664c06221f"/>
     <w:p>
       <w:pPr>
         <w:pStyle w:val="Heading3"/>
@@ -5213,9 +5620,9 @@
         <w:t xml:space="preserve">TODO</w:t>
       </w:r>
     </w:p>
-    <w:bookmarkEnd w:id="71"/>
-    <w:bookmarkEnd w:id="72"/>
-    <w:bookmarkStart w:id="73" w:name="X2c8e2ae5fe17c8e8966a4a52a89f1d3267a82e8"/>
+    <w:bookmarkEnd w:id="75"/>
+    <w:bookmarkEnd w:id="76"/>
+    <w:bookmarkStart w:id="77" w:name="X2c8e2ae5fe17c8e8966a4a52a89f1d3267a82e8"/>
     <w:p>
       <w:pPr>
         <w:pStyle w:val="Heading2"/>
@@ -5232,9 +5639,9 @@
         <w:t xml:space="preserve">Unresolved directive in sections/annex_a_ats.adoc - include::../abstract_tests/ATS_class_protocol.adoc[]</w:t>
       </w:r>
     </w:p>
-    <w:bookmarkEnd w:id="73"/>
-    <w:bookmarkEnd w:id="74"/>
-    <w:bookmarkStart w:id="79" w:name="X04f5ca4658cc0993a4c69cafe02e6392dcdfe7e"/>
+    <w:bookmarkEnd w:id="77"/>
+    <w:bookmarkEnd w:id="78"/>
+    <w:bookmarkStart w:id="83" w:name="X04f5ca4658cc0993a4c69cafe02e6392dcdfe7e"/>
     <w:p>
       <w:pPr>
         <w:pStyle w:val="Heading1"/>
@@ -5266,7 +5673,7 @@
         <w:t xml:space="preserve">once the standard has been approved.</w:t>
       </w:r>
     </w:p>
-    <w:bookmarkStart w:id="75" w:name="X46e521b6e924054fbebe9866cf8af1ad457905f"/>
+    <w:bookmarkStart w:id="79" w:name="X46e521b6e924054fbebe9866cf8af1ad457905f"/>
     <w:p>
       <w:pPr>
         <w:pStyle w:val="Heading2"/>
@@ -6297,8 +6704,8 @@
         <w:t xml:space="preserve">}</w:t>
       </w:r>
     </w:p>
-    <w:bookmarkEnd w:id="75"/>
-    <w:bookmarkStart w:id="78" w:name="Xdd1fe16469c2eadaa904f6e369398e4a8c19852"/>
+    <w:bookmarkEnd w:id="79"/>
+    <w:bookmarkStart w:id="82" w:name="Xdd1fe16469c2eadaa904f6e369398e4a8c19852"/>
     <w:p>
       <w:pPr>
         <w:pStyle w:val="Heading2"/>
@@ -6307,7 +6714,7 @@
         <w:t xml:space="preserve">Enumerations</w:t>
       </w:r>
     </w:p>
-    <w:bookmarkStart w:id="76" w:name="X974361986fb85896cad8d73d8da9e7481cde38c"/>
+    <w:bookmarkStart w:id="80" w:name="X974361986fb85896cad8d73d8da9e7481cde38c"/>
     <w:p>
       <w:pPr>
         <w:pStyle w:val="Heading3"/>
@@ -7097,8 +7504,8 @@
         <w:t xml:space="preserve">shall specify the duration over which the aggregation is performed.</w:t>
       </w:r>
     </w:p>
-    <w:bookmarkEnd w:id="76"/>
-    <w:bookmarkStart w:id="77" w:name="X74d4f5b1443596dd08a6ea00592edb81132a5cb"/>
+    <w:bookmarkEnd w:id="80"/>
+    <w:bookmarkStart w:id="81" w:name="X74d4f5b1443596dd08a6ea00592edb81132a5cb"/>
     <w:p>
       <w:pPr>
         <w:pStyle w:val="Heading3"/>
@@ -7397,40 +7804,40 @@
         <w:t xml:space="preserve">The choice of reference surface is determined by the user based on the measurement context and requirements. For example, meteorological observations of air temperature typically use height above ground level (GL), while atmospheric pressure observations may reference mean sea level (MSL).</w:t>
       </w:r>
     </w:p>
-    <w:bookmarkEnd w:id="77"/>
-    <w:bookmarkEnd w:id="78"/>
-    <w:bookmarkEnd w:id="79"/>
-    <w:bookmarkStart w:id="82" w:name="examples"/>
-    <w:p>
-      <w:pPr>
-        <w:pStyle w:val="Heading1"/>
-      </w:pPr>
-      <w:r>
-        <w:t xml:space="preserve">Examples (Informative)</w:t>
-      </w:r>
-    </w:p>
-    <w:bookmarkStart w:id="80" w:name="X68ae7d3cf07904a2b65da44dbbe6172616b3505"/>
-    <w:p>
-      <w:pPr>
-        <w:pStyle w:val="Heading2"/>
-      </w:pPr>
-      <w:r>
-        <w:t xml:space="preserve">Transmission topics</w:t>
-      </w:r>
-    </w:p>
-    <w:bookmarkEnd w:id="80"/>
-    <w:bookmarkStart w:id="81" w:name="X9f4d614843744384f3a7741ad5521bc4cfb9588"/>
-    <w:p>
-      <w:pPr>
-        <w:pStyle w:val="Heading2"/>
-      </w:pPr>
-      <w:r>
-        <w:t xml:space="preserve">Data and metadata messages</w:t>
-      </w:r>
-    </w:p>
     <w:bookmarkEnd w:id="81"/>
     <w:bookmarkEnd w:id="82"/>
-    <w:bookmarkStart w:id="85" w:name="Bibliography"/>
+    <w:bookmarkEnd w:id="83"/>
+    <w:bookmarkStart w:id="86" w:name="examples"/>
+    <w:p>
+      <w:pPr>
+        <w:pStyle w:val="Heading1"/>
+      </w:pPr>
+      <w:r>
+        <w:t xml:space="preserve">Examples (Informative)</w:t>
+      </w:r>
+    </w:p>
+    <w:bookmarkStart w:id="84" w:name="X68ae7d3cf07904a2b65da44dbbe6172616b3505"/>
+    <w:p>
+      <w:pPr>
+        <w:pStyle w:val="Heading2"/>
+      </w:pPr>
+      <w:r>
+        <w:t xml:space="preserve">Transmission topics</w:t>
+      </w:r>
+    </w:p>
+    <w:bookmarkEnd w:id="84"/>
+    <w:bookmarkStart w:id="85" w:name="X9f4d614843744384f3a7741ad5521bc4cfb9588"/>
+    <w:p>
+      <w:pPr>
+        <w:pStyle w:val="Heading2"/>
+      </w:pPr>
+      <w:r>
+        <w:t xml:space="preserve">Data and metadata messages</w:t>
+      </w:r>
+    </w:p>
+    <w:bookmarkEnd w:id="85"/>
+    <w:bookmarkEnd w:id="86"/>
+    <w:bookmarkStart w:id="89" w:name="Bibliography"/>
     <w:p>
       <w:pPr>
         <w:pStyle w:val="Heading1"/>
@@ -7446,8 +7853,8 @@
           <w:numId w:val="1006"/>
         </w:numPr>
       </w:pPr>
-      <w:bookmarkStart w:id="83" w:name="link-relations"/>
-      <w:bookmarkEnd w:id="83"/>
+      <w:bookmarkStart w:id="87" w:name="link-relations"/>
+      <w:bookmarkEnd w:id="87"/>
       <w:r>
         <w:t xml:space="preserve"> </w:t>
       </w:r>
@@ -7457,7 +7864,7 @@
       <w:r>
         <w:t xml:space="preserve"> </w:t>
       </w:r>
-      <w:hyperlink r:id="rId84">
+      <w:hyperlink r:id="rId88">
         <w:r>
           <w:rPr>
             <w:rStyle w:val="Hyperlink"/>
@@ -7466,8 +7873,8 @@
         </w:r>
       </w:hyperlink>
     </w:p>
-    <w:bookmarkEnd w:id="85"/>
-    <w:bookmarkStart w:id="86" w:name="X7704236ba72ed8cc2b9a9e238d27c640b9b6528"/>
+    <w:bookmarkEnd w:id="89"/>
+    <w:bookmarkStart w:id="90" w:name="X7704236ba72ed8cc2b9a9e238d27c640b9b6528"/>
     <w:p>
       <w:pPr>
         <w:pStyle w:val="Heading1"/>
@@ -7613,7 +8020,7 @@
         </w:tc>
       </w:tr>
     </w:tbl>
-    <w:bookmarkEnd w:id="86"/>
+    <w:bookmarkEnd w:id="90"/>
     <w:sectPr/>
   </w:body>
 </w:document>

--- a/standard/fmdm-DRAFT.docx
+++ b/standard/fmdm-DRAFT.docx
@@ -39,7 +39,7 @@
         <w:pStyle w:val="Date"/>
       </w:pPr>
       <w:r>
-        <w:t xml:space="preserve">2026-06-15</w:t>
+        <w:t xml:space="preserve">2026-06-16</w:t>
       </w:r>
     </w:p>
     <w:p>
@@ -92,20 +92,20 @@
               <w:jc w:val="left"/>
             </w:pPr>
             <w:r>
-              <w:t xml:space="preserve">Date: 2026-06-15</w:t>
-            </w:r>
-          </w:p>
-        </w:tc>
-      </w:tr>
-      <w:tr>
-        <w:tc>
-          <w:tcPr/>
-          <w:p>
-            <w:pPr>
-              <w:jc w:val="left"/>
-            </w:pPr>
-            <w:r>
-              <w:t xml:space="preserve">Version: 0.0.1-DRAFT-2026-06-15</w:t>
+              <w:t xml:space="preserve">Date: 2026-06-16</w:t>
+            </w:r>
+          </w:p>
+        </w:tc>
+      </w:tr>
+      <w:tr>
+        <w:tc>
+          <w:tcPr/>
+          <w:p>
+            <w:pPr>
+              <w:jc w:val="left"/>
+            </w:pPr>
+            <w:r>
+              <w:t xml:space="preserve">Version: 0.0.1-DRAFT-2026-06-16</w:t>
             </w:r>
           </w:p>
         </w:tc>
@@ -429,7 +429,7 @@
       </w:r>
     </w:p>
     <w:bookmarkEnd w:id="29"/>
-    <w:bookmarkStart w:id="41" w:name="Xf17c8383fae2ebb7cd7431905910c5a97b905d8"/>
+    <w:bookmarkStart w:id="50" w:name="Xf17c8383fae2ebb7cd7431905910c5a97b905d8"/>
     <w:p>
       <w:pPr>
         <w:pStyle w:val="Heading1"/>
@@ -501,7 +501,7 @@
         <w:pStyle w:val="FirstParagraph"/>
       </w:pPr>
       <w:r>
-        <w:t xml:space="preserve">The "thing" that collects and transmits data. Typically at the remote site, such as a weather station. This would be a device such as a datalogger or a sensor.</w:t>
+        <w:t xml:space="preserve">Remote station or system that collects observation data and transmits it to a Hub. A Node comprises a Node Device and optionally one or more Observer Devices. Communication is strictly unidirectional; the Node transmits data to the Hub but does not receive data from it.</w:t>
       </w:r>
     </w:p>
     <w:bookmarkEnd w:id="32"/>
@@ -519,7 +519,7 @@
         <w:pStyle w:val="FirstParagraph"/>
       </w:pPr>
       <w:r>
-        <w:t xml:space="preserve">The software at the central server that receives data from the Node and prepares it for further processing. It must be able to receive the data using the agreed Data Format and Protocol.</w:t>
+        <w:t xml:space="preserve">Software system at the central server that receives Data and Metadata messages from one or more Nodes, decodes the Protobuf payloads, and prepares the observation data for further processing and distribution. Communication is strictly unidirectional; the Hub receives data from Nodes but does not transmit data to them.</w:t>
       </w:r>
     </w:p>
     <w:bookmarkEnd w:id="33"/>
@@ -609,7 +609,7 @@
         <w:pStyle w:val="FirstParagraph"/>
       </w:pPr>
       <w:r>
-        <w:t xml:space="preserve">A single measurement data point collected by the Node, such as a temperature reading, humidity level, or wind speed.</w:t>
+        <w:t xml:space="preserve">A single set of one or more measured values captured at a specific point in time, referencing a ParameterDefinition. Observations are transmitted within Data messages.</w:t>
       </w:r>
     </w:p>
     <w:bookmarkEnd w:id="38"/>
@@ -627,11 +627,386 @@
         <w:pStyle w:val="FirstParagraph"/>
       </w:pPr>
       <w:r>
-        <w:t xml:space="preserve">Additional information, such as the monitoring site ID, location, types of sensors, measured variables, measurement units, and other relevant details. It provides context for the data being transmitted.</w:t>
+        <w:t xml:space="preserve">A message type that provides configuration and contextual information about a Node, including descriptions of the Node Device, Observer Devices, parameter definitions, and namespace mappings. The Metadata message provides the necessary context for interpreting</w:t>
+      </w:r>
+      <w:r>
+        <w:t xml:space="preserve"> </w:t>
+      </w:r>
+      <w:r>
+        <w:rPr>
+          <w:rStyle w:val="VerbatimChar"/>
+        </w:rPr>
+        <w:t xml:space="preserve">Data</w:t>
+      </w:r>
+      <w:r>
+        <w:t xml:space="preserve"> </w:t>
+      </w:r>
+      <w:r>
+        <w:t xml:space="preserve">messages.</w:t>
       </w:r>
     </w:p>
     <w:bookmarkEnd w:id="39"/>
-    <w:bookmarkStart w:id="40" w:name="X54e275d746a583d0fab5702dec00410ae636698"/>
+    <w:bookmarkStart w:id="40" w:name="X8f1fb64e682958358ede0b244e2b111d22d914d"/>
+    <w:p>
+      <w:pPr>
+        <w:pStyle w:val="Heading2"/>
+      </w:pPr>
+      <w:r>
+        <w:t xml:space="preserve">Cell method</w:t>
+      </w:r>
+    </w:p>
+    <w:p>
+      <w:pPr>
+        <w:pStyle w:val="FirstParagraph"/>
+      </w:pPr>
+      <w:r>
+        <w:t xml:space="preserve">Statistical method used to aggregate measurements over a cell period. Specified using the CellMethod enumeration. Examples include</w:t>
+      </w:r>
+      <w:r>
+        <w:t xml:space="preserve"> </w:t>
+      </w:r>
+      <w:r>
+        <w:rPr>
+          <w:rStyle w:val="VerbatimChar"/>
+        </w:rPr>
+        <w:t xml:space="preserve">POINT</w:t>
+      </w:r>
+      <w:r>
+        <w:t xml:space="preserve"> </w:t>
+      </w:r>
+      <w:r>
+        <w:t xml:space="preserve">(instantaneous value),</w:t>
+      </w:r>
+      <w:r>
+        <w:t xml:space="preserve"> </w:t>
+      </w:r>
+      <w:r>
+        <w:rPr>
+          <w:rStyle w:val="VerbatimChar"/>
+        </w:rPr>
+        <w:t xml:space="preserve">MEAN</w:t>
+      </w:r>
+      <w:r>
+        <w:t xml:space="preserve">,</w:t>
+      </w:r>
+      <w:r>
+        <w:t xml:space="preserve"> </w:t>
+      </w:r>
+      <w:r>
+        <w:rPr>
+          <w:rStyle w:val="VerbatimChar"/>
+        </w:rPr>
+        <w:t xml:space="preserve">MAXIMUM</w:t>
+      </w:r>
+      <w:r>
+        <w:t xml:space="preserve">,</w:t>
+      </w:r>
+      <w:r>
+        <w:t xml:space="preserve"> </w:t>
+      </w:r>
+      <w:r>
+        <w:rPr>
+          <w:rStyle w:val="VerbatimChar"/>
+        </w:rPr>
+        <w:t xml:space="preserve">MINIMUM</w:t>
+      </w:r>
+      <w:r>
+        <w:t xml:space="preserve">, and</w:t>
+      </w:r>
+      <w:r>
+        <w:t xml:space="preserve"> </w:t>
+      </w:r>
+      <w:r>
+        <w:rPr>
+          <w:rStyle w:val="VerbatimChar"/>
+        </w:rPr>
+        <w:t xml:space="preserve">STANDARD_DEVIATION</w:t>
+      </w:r>
+      <w:r>
+        <w:t xml:space="preserve">.</w:t>
+      </w:r>
+    </w:p>
+    <w:bookmarkEnd w:id="40"/>
+    <w:bookmarkStart w:id="41" w:name="X21d252061e556901263887ad8c73b4bf7e6fcd9"/>
+    <w:p>
+      <w:pPr>
+        <w:pStyle w:val="Heading2"/>
+      </w:pPr>
+      <w:r>
+        <w:t xml:space="preserve">Cell period</w:t>
+      </w:r>
+    </w:p>
+    <w:p>
+      <w:pPr>
+        <w:pStyle w:val="FirstParagraph"/>
+      </w:pPr>
+      <w:r>
+        <w:t xml:space="preserve">Duration in seconds over which measurements are aggregated using the cell method. A value of zero indicates an instantaneous (point) measurement with no aggregation interval.</w:t>
+      </w:r>
+    </w:p>
+    <w:bookmarkEnd w:id="41"/>
+    <w:bookmarkStart w:id="42" w:name="Xb2c6ca581828d3107bbc351d89e0ec5b54d83da"/>
+    <w:p>
+      <w:pPr>
+        <w:pStyle w:val="Heading2"/>
+      </w:pPr>
+      <w:r>
+        <w:t xml:space="preserve">Empty value</w:t>
+      </w:r>
+    </w:p>
+    <w:p>
+      <w:pPr>
+        <w:pStyle w:val="FirstParagraph"/>
+      </w:pPr>
+      <w:r>
+        <w:t xml:space="preserve">Explicit representation of a missing or unavailable measurement. Missing values shall be encoded using the</w:t>
+      </w:r>
+      <w:r>
+        <w:t xml:space="preserve"> </w:t>
+      </w:r>
+      <w:r>
+        <w:rPr>
+          <w:rStyle w:val="VerbatimChar"/>
+        </w:rPr>
+        <w:t xml:space="preserve">emptyValue</w:t>
+      </w:r>
+      <w:r>
+        <w:t xml:space="preserve"> </w:t>
+      </w:r>
+      <w:r>
+        <w:t xml:space="preserve">field rather than omitted, represented as zero, or represented as false. This ensures a clear distinction between a measurement that could not be obtained and a measurement with a value of zero.</w:t>
+      </w:r>
+    </w:p>
+    <w:bookmarkEnd w:id="42"/>
+    <w:bookmarkStart w:id="43" w:name="Xcb6c7e9c4822e4385288cb0297183304786108e"/>
+    <w:p>
+      <w:pPr>
+        <w:pStyle w:val="Heading2"/>
+      </w:pPr>
+      <w:r>
+        <w:t xml:space="preserve">First mile</w:t>
+      </w:r>
+    </w:p>
+    <w:p>
+      <w:pPr>
+        <w:pStyle w:val="FirstParagraph"/>
+      </w:pPr>
+      <w:r>
+        <w:t xml:space="preserve">The transmission path from a remote observation site to the central data collection infrastructure. In bandwidth-constrained environments such as satellite links, the first mile refers to the path from the satellite ground base station to the Hub.</w:t>
+      </w:r>
+    </w:p>
+    <w:bookmarkEnd w:id="43"/>
+    <w:bookmarkStart w:id="44" w:name="Xfc0b80871eb798be7b7c67dc681dffb81a86689"/>
+    <w:p>
+      <w:pPr>
+        <w:pStyle w:val="Heading2"/>
+      </w:pPr>
+      <w:r>
+        <w:t xml:space="preserve">Namespace</w:t>
+      </w:r>
+    </w:p>
+    <w:p>
+      <w:pPr>
+        <w:pStyle w:val="FirstParagraph"/>
+      </w:pPr>
+      <w:r>
+        <w:t xml:space="preserve">Declaration that associates a short key with a URI identifying an external naming convention vocabulary. Namespaces are declared in the</w:t>
+      </w:r>
+      <w:r>
+        <w:t xml:space="preserve"> </w:t>
+      </w:r>
+      <w:r>
+        <w:rPr>
+          <w:rStyle w:val="VerbatimChar"/>
+        </w:rPr>
+        <w:t xml:space="preserve">Metadata.namespaces</w:t>
+      </w:r>
+      <w:r>
+        <w:t xml:space="preserve"> </w:t>
+      </w:r>
+      <w:r>
+        <w:t xml:space="preserve">field and referenced in</w:t>
+      </w:r>
+      <w:r>
+        <w:t xml:space="preserve"> </w:t>
+      </w:r>
+      <w:r>
+        <w:rPr>
+          <w:rStyle w:val="VerbatimChar"/>
+        </w:rPr>
+        <w:t xml:space="preserve">Parameter.standardNames</w:t>
+      </w:r>
+      <w:r>
+        <w:t xml:space="preserve"> </w:t>
+      </w:r>
+      <w:r>
+        <w:t xml:space="preserve">entries. Example vocabularies include the CF Metadata Conventions and the WMO First Mile parameter registry.</w:t>
+      </w:r>
+    </w:p>
+    <w:bookmarkEnd w:id="44"/>
+    <w:bookmarkStart w:id="45" w:name="X55ef750d99e95876a16cf5c6a6e7374568044c1"/>
+    <w:p>
+      <w:pPr>
+        <w:pStyle w:val="Heading2"/>
+      </w:pPr>
+      <w:r>
+        <w:t xml:space="preserve">Node device</w:t>
+      </w:r>
+    </w:p>
+    <w:p>
+      <w:pPr>
+        <w:pStyle w:val="FirstParagraph"/>
+      </w:pPr>
+      <w:r>
+        <w:t xml:space="preserve">The primary device within a Node, typically a datalogger or observation station controller, responsible for acquiring data from Observer Devices and transmitting encoded payloads to the Hub. Described by the</w:t>
+      </w:r>
+      <w:r>
+        <w:t xml:space="preserve"> </w:t>
+      </w:r>
+      <w:r>
+        <w:rPr>
+          <w:rStyle w:val="VerbatimChar"/>
+        </w:rPr>
+        <w:t xml:space="preserve">Node</w:t>
+      </w:r>
+      <w:r>
+        <w:t xml:space="preserve"> </w:t>
+      </w:r>
+      <w:r>
+        <w:t xml:space="preserve">message in the data model.</w:t>
+      </w:r>
+    </w:p>
+    <w:bookmarkEnd w:id="45"/>
+    <w:bookmarkStart w:id="46" w:name="X839292c1a045f3fc22ae5b812c0062239c6b5da"/>
+    <w:p>
+      <w:pPr>
+        <w:pStyle w:val="Heading2"/>
+      </w:pPr>
+      <w:r>
+        <w:t xml:space="preserve">Observer device</w:t>
+      </w:r>
+    </w:p>
+    <w:p>
+      <w:pPr>
+        <w:pStyle w:val="FirstParagraph"/>
+      </w:pPr>
+      <w:r>
+        <w:t xml:space="preserve">An individual sensor or measurement device connected to a Node Device. Observer Devices are described by</w:t>
+      </w:r>
+      <w:r>
+        <w:t xml:space="preserve"> </w:t>
+      </w:r>
+      <w:r>
+        <w:rPr>
+          <w:rStyle w:val="VerbatimChar"/>
+        </w:rPr>
+        <w:t xml:space="preserve">ObserverDevice</w:t>
+      </w:r>
+      <w:r>
+        <w:t xml:space="preserve"> </w:t>
+      </w:r>
+      <w:r>
+        <w:t xml:space="preserve">messages within the</w:t>
+      </w:r>
+      <w:r>
+        <w:t xml:space="preserve"> </w:t>
+      </w:r>
+      <w:r>
+        <w:rPr>
+          <w:rStyle w:val="VerbatimChar"/>
+        </w:rPr>
+        <w:t xml:space="preserve">Metadata</w:t>
+      </w:r>
+      <w:r>
+        <w:t xml:space="preserve"> </w:t>
+      </w:r>
+      <w:r>
+        <w:t xml:space="preserve">message. Each Observer Device shall be assigned an identifier that is unique within the context of its Node Device.</w:t>
+      </w:r>
+    </w:p>
+    <w:bookmarkEnd w:id="46"/>
+    <w:bookmarkStart w:id="47" w:name="X577630d6c26f797218344715e8d87cfeb328b04"/>
+    <w:p>
+      <w:pPr>
+        <w:pStyle w:val="Heading2"/>
+      </w:pPr>
+      <w:r>
+        <w:t xml:space="preserve">Parameter definition</w:t>
+      </w:r>
+    </w:p>
+    <w:p>
+      <w:pPr>
+        <w:pStyle w:val="FirstParagraph"/>
+      </w:pPr>
+      <w:r>
+        <w:t xml:space="preserve">A named grouping of one or more related Parameters that share a common identifier and description. Parameter Definitions are declared in</w:t>
+      </w:r>
+      <w:r>
+        <w:t xml:space="preserve"> </w:t>
+      </w:r>
+      <w:r>
+        <w:rPr>
+          <w:rStyle w:val="VerbatimChar"/>
+        </w:rPr>
+        <w:t xml:space="preserve">Metadata</w:t>
+      </w:r>
+      <w:r>
+        <w:t xml:space="preserve"> </w:t>
+      </w:r>
+      <w:r>
+        <w:t xml:space="preserve">messages and referenced by identifier in</w:t>
+      </w:r>
+      <w:r>
+        <w:t xml:space="preserve"> </w:t>
+      </w:r>
+      <w:r>
+        <w:rPr>
+          <w:rStyle w:val="VerbatimChar"/>
+        </w:rPr>
+        <w:t xml:space="preserve">Observation</w:t>
+      </w:r>
+      <w:r>
+        <w:t xml:space="preserve"> </w:t>
+      </w:r>
+      <w:r>
+        <w:t xml:space="preserve">messages.</w:t>
+      </w:r>
+    </w:p>
+    <w:bookmarkEnd w:id="47"/>
+    <w:bookmarkStart w:id="48" w:name="X9a8bf083cb84847f8d5f7064eaf08f0475256cf"/>
+    <w:p>
+      <w:pPr>
+        <w:pStyle w:val="Heading2"/>
+      </w:pPr>
+      <w:r>
+        <w:t xml:space="preserve">Standard name</w:t>
+      </w:r>
+    </w:p>
+    <w:p>
+      <w:pPr>
+        <w:pStyle w:val="FirstParagraph"/>
+      </w:pPr>
+      <w:r>
+        <w:t xml:space="preserve">A controlled vocabulary entry from an external naming convention that unambiguously identifies a measured parameter. Standard names are associated with Parameters through namespace-keyed mappings in the</w:t>
+      </w:r>
+      <w:r>
+        <w:t xml:space="preserve"> </w:t>
+      </w:r>
+      <w:r>
+        <w:rPr>
+          <w:rStyle w:val="VerbatimChar"/>
+        </w:rPr>
+        <w:t xml:space="preserve">Parameter.standardNames</w:t>
+      </w:r>
+      <w:r>
+        <w:t xml:space="preserve"> </w:t>
+      </w:r>
+      <w:r>
+        <w:t xml:space="preserve">field.</w:t>
+      </w:r>
+    </w:p>
+    <w:bookmarkEnd w:id="48"/>
+    <w:bookmarkStart w:id="49" w:name="X54e275d746a583d0fab5702dec00410ae636698"/>
     <w:p>
       <w:pPr>
         <w:pStyle w:val="Heading2"/>
@@ -721,6 +1096,78 @@
               <w:jc w:val="left"/>
             </w:pPr>
             <w:r>
+              <w:t xml:space="preserve">INFCOM</w:t>
+            </w:r>
+          </w:p>
+        </w:tc>
+        <w:tc>
+          <w:tcPr/>
+          <w:p>
+            <w:pPr>
+              <w:jc w:val="left"/>
+            </w:pPr>
+            <w:r>
+              <w:t xml:space="preserve">Commission for Observation, Infrastructure and Information Systems</w:t>
+            </w:r>
+          </w:p>
+        </w:tc>
+      </w:tr>
+      <w:tr>
+        <w:tc>
+          <w:tcPr/>
+          <w:p>
+            <w:pPr>
+              <w:jc w:val="left"/>
+            </w:pPr>
+            <w:r>
+              <w:t xml:space="preserve">Protobuf</w:t>
+            </w:r>
+          </w:p>
+        </w:tc>
+        <w:tc>
+          <w:tcPr/>
+          <w:p>
+            <w:pPr>
+              <w:jc w:val="left"/>
+            </w:pPr>
+            <w:r>
+              <w:t xml:space="preserve">Protocol Buffers</w:t>
+            </w:r>
+          </w:p>
+        </w:tc>
+      </w:tr>
+      <w:tr>
+        <w:tc>
+          <w:tcPr/>
+          <w:p>
+            <w:pPr>
+              <w:jc w:val="left"/>
+            </w:pPr>
+            <w:r>
+              <w:t xml:space="preserve">SC-IMT</w:t>
+            </w:r>
+          </w:p>
+        </w:tc>
+        <w:tc>
+          <w:tcPr/>
+          <w:p>
+            <w:pPr>
+              <w:jc w:val="left"/>
+            </w:pPr>
+            <w:r>
+              <w:t xml:space="preserve">Standing Committee on Information Management and Technology</w:t>
+            </w:r>
+          </w:p>
+        </w:tc>
+      </w:tr>
+      <w:tr>
+        <w:tc>
+          <w:tcPr/>
+          <w:p>
+            <w:pPr>
+              <w:jc w:val="left"/>
+            </w:pPr>
+            <w:r>
               <w:t xml:space="preserve">HMEI</w:t>
             </w:r>
           </w:p>
@@ -930,9 +1377,9 @@
         </w:tc>
       </w:tr>
     </w:tbl>
-    <w:bookmarkEnd w:id="40"/>
-    <w:bookmarkEnd w:id="41"/>
-    <w:bookmarkStart w:id="49" w:name="X092135ba5a88783865c456c6e3593fb42502819"/>
+    <w:bookmarkEnd w:id="49"/>
+    <w:bookmarkEnd w:id="50"/>
+    <w:bookmarkStart w:id="58" w:name="X092135ba5a88783865c456c6e3593fb42502819"/>
     <w:p>
       <w:pPr>
         <w:pStyle w:val="Heading1"/>
@@ -949,7 +1396,7 @@
         <w:t xml:space="preserve">This section provides details and examples for any conventions used in the document. Examples of conventions are symbols, abbreviations, use of JSON Schema, or special notes regarding how to read the document.</w:t>
       </w:r>
     </w:p>
-    <w:bookmarkStart w:id="43" w:name="Xd36e39716b76592b350f106ac5ed38f15d24141"/>
+    <w:bookmarkStart w:id="52" w:name="Xd36e39716b76592b350f106ac5ed38f15d24141"/>
     <w:p>
       <w:pPr>
         <w:pStyle w:val="Heading2"/>
@@ -970,7 +1417,7 @@
       <w:pPr>
         <w:pStyle w:val="BodyText"/>
       </w:pPr>
-      <w:hyperlink r:id="rId42">
+      <w:hyperlink r:id="rId51">
         <w:r>
           <w:rPr>
             <w:rStyle w:val="Hyperlink"/>
@@ -987,8 +1434,8 @@
         <w:t xml:space="preserve">All requirements and conformance tests that appear in this document are denoted by partial URIs which are relative to this base.</w:t>
       </w:r>
     </w:p>
-    <w:bookmarkEnd w:id="43"/>
-    <w:bookmarkStart w:id="45" w:name="X70860ddc704121b08ffd7850543538547ce4efd"/>
+    <w:bookmarkEnd w:id="52"/>
+    <w:bookmarkStart w:id="54" w:name="X70860ddc704121b08ffd7850543538547ce4efd"/>
     <w:p>
       <w:pPr>
         <w:pStyle w:val="Heading2"/>
@@ -1035,7 +1482,7 @@
       <w:r>
         <w:t xml:space="preserve"> </w:t>
       </w:r>
-      <w:hyperlink r:id="rId44">
+      <w:hyperlink r:id="rId53">
         <w:r>
           <w:rPr>
             <w:rStyle w:val="Hyperlink"/>
@@ -1044,8 +1491,8 @@
         </w:r>
       </w:hyperlink>
     </w:p>
-    <w:bookmarkEnd w:id="45"/>
-    <w:bookmarkStart w:id="47" w:name="X51ea2dcbbf0dc3858aa5637c32a54d26159edc1"/>
+    <w:bookmarkEnd w:id="54"/>
+    <w:bookmarkStart w:id="56" w:name="X51ea2dcbbf0dc3858aa5637c32a54d26159edc1"/>
     <w:p>
       <w:pPr>
         <w:pStyle w:val="Heading2"/>
@@ -1064,7 +1511,7 @@
       <w:r>
         <w:t xml:space="preserve"> </w:t>
       </w:r>
-      <w:hyperlink r:id="rId46">
+      <w:hyperlink r:id="rId55">
         <w:r>
           <w:rPr>
             <w:rStyle w:val="Hyperlink"/>
@@ -1073,8 +1520,8 @@
         </w:r>
       </w:hyperlink>
     </w:p>
-    <w:bookmarkEnd w:id="47"/>
-    <w:bookmarkStart w:id="48" w:name="Xdb1c944d8a2f930464777656f10fba2a74d95df"/>
+    <w:bookmarkEnd w:id="56"/>
+    <w:bookmarkStart w:id="57" w:name="Xdb1c944d8a2f930464777656f10fba2a74d95df"/>
     <w:p>
       <w:pPr>
         <w:pStyle w:val="Heading2"/>
@@ -1110,9 +1557,9 @@
         <w:t xml:space="preserve">Data and metadata message instances are always defined as JSON.</w:t>
       </w:r>
     </w:p>
-    <w:bookmarkEnd w:id="48"/>
-    <w:bookmarkEnd w:id="49"/>
-    <w:bookmarkStart w:id="54" w:name="Xc683cc3eb5f62f1b2665ffbeddec6924032d7d2"/>
+    <w:bookmarkEnd w:id="57"/>
+    <w:bookmarkEnd w:id="58"/>
+    <w:bookmarkStart w:id="63" w:name="Xc683cc3eb5f62f1b2665ffbeddec6924032d7d2"/>
     <w:p>
       <w:pPr>
         <w:pStyle w:val="Heading1"/>
@@ -1121,7 +1568,7 @@
         <w:t xml:space="preserve">Overview (informative)</w:t>
       </w:r>
     </w:p>
-    <w:bookmarkStart w:id="50" w:name="Xca774f64942a7f7563fb94bb05ba7dab3a26d69"/>
+    <w:bookmarkStart w:id="59" w:name="Xca774f64942a7f7563fb94bb05ba7dab3a26d69"/>
     <w:p>
       <w:pPr>
         <w:pStyle w:val="Heading2"/>
@@ -1146,8 +1593,8 @@
         <w:t xml:space="preserve">[TODO] Add data flow figure showing 1st mile, DCPS and WIS2.</w:t>
       </w:r>
     </w:p>
-    <w:bookmarkEnd w:id="50"/>
-    <w:bookmarkStart w:id="53" w:name="Xa849849250439b6e47b40e1cfacc80be129515b"/>
+    <w:bookmarkEnd w:id="59"/>
+    <w:bookmarkStart w:id="62" w:name="Xa849849250439b6e47b40e1cfacc80be129515b"/>
     <w:p>
       <w:pPr>
         <w:pStyle w:val="Heading2"/>
@@ -1241,7 +1688,7 @@
         <w:t xml:space="preserve">Node and Hub architecture</w:t>
       </w:r>
     </w:p>
-    <w:bookmarkStart w:id="51" w:name="X770fa29b64d56b71c44a849f2807d40b1e1388b"/>
+    <w:bookmarkStart w:id="60" w:name="X770fa29b64d56b71c44a849f2807d40b1e1388b"/>
     <w:p>
       <w:pPr>
         <w:pStyle w:val="Heading3"/>
@@ -1303,8 +1750,8 @@
         <w:t xml:space="preserve">rather than being inferred from zero or omission.</w:t>
       </w:r>
     </w:p>
-    <w:bookmarkEnd w:id="51"/>
-    <w:bookmarkStart w:id="52" w:name="Xeb3755b0f5fc801b9ca59eeff88831d7e633675"/>
+    <w:bookmarkEnd w:id="60"/>
+    <w:bookmarkStart w:id="61" w:name="Xeb3755b0f5fc801b9ca59eeff88831d7e633675"/>
     <w:p>
       <w:pPr>
         <w:pStyle w:val="Heading3"/>
@@ -1534,10 +1981,10 @@
         </w:tc>
       </w:tr>
     </w:tbl>
-    <w:bookmarkEnd w:id="52"/>
-    <w:bookmarkEnd w:id="53"/>
-    <w:bookmarkEnd w:id="54"/>
-    <w:bookmarkStart w:id="71" w:name="Xcf8df71770e278956d1af1654bdc7462ec5e71a"/>
+    <w:bookmarkEnd w:id="61"/>
+    <w:bookmarkEnd w:id="62"/>
+    <w:bookmarkEnd w:id="63"/>
+    <w:bookmarkStart w:id="80" w:name="Xcf8df71770e278956d1af1654bdc7462ec5e71a"/>
     <w:p>
       <w:pPr>
         <w:pStyle w:val="Heading1"/>
@@ -1589,10 +2036,10 @@
         <w:pStyle w:val="FirstParagraph"/>
       </w:pPr>
       <w:r>
-        <w:t xml:space="preserve">These use cases are supported by two top-level message types: the Data message containing observations, and the Metadata message containing configuration and contextual information. Both messages are defined in a single protobuf schema and transmitted as independent payloads over MQTT. The Metadata message provides the necessary context for interpreting the Data message, including descriptions of devices and parameters.</w:t>
-      </w:r>
-    </w:p>
-    <w:bookmarkStart w:id="70" w:name="X25304b3aaa051744057eab1e035591fa55342cc"/>
+        <w:t xml:space="preserve">These use cases are supported by two top-level message types: the Data message containing observations, and the Metadata message containing configuration and contextual information. Both messages are defined in a single Protobuf schema and transmitted as independent payloads. The Metadata message provides the necessary context for interpreting the Data message, including descriptions of devices and parameters.</w:t>
+      </w:r>
+    </w:p>
+    <w:bookmarkStart w:id="79" w:name="X25304b3aaa051744057eab1e035591fa55342cc"/>
     <w:p>
       <w:pPr>
         <w:pStyle w:val="Heading2"/>
@@ -1601,7 +2048,7 @@
         <w:t xml:space="preserve">Requirements Class "Data Model"</w:t>
       </w:r>
     </w:p>
-    <w:bookmarkStart w:id="56" w:name="X43f9398da9c2eb974194c1e60a2fdc80e1bfc87"/>
+    <w:bookmarkStart w:id="65" w:name="X43f9398da9c2eb974194c1e60a2fdc80e1bfc87"/>
     <w:p>
       <w:pPr>
         <w:pStyle w:val="Heading3"/>
@@ -1763,7 +2210,7 @@
             <w:pPr>
               <w:jc w:val="left"/>
             </w:pPr>
-            <w:hyperlink r:id="rId55">
+            <w:hyperlink r:id="rId64">
               <w:r>
                 <w:rPr>
                   <w:rStyle w:val="Hyperlink"/>
@@ -1852,8 +2299,8 @@
         </w:tc>
       </w:tr>
     </w:tbl>
-    <w:bookmarkEnd w:id="56"/>
-    <w:bookmarkStart w:id="57" w:name="Xd1407eb2acab85faf209ebb838d94cf5606e93f"/>
+    <w:bookmarkEnd w:id="65"/>
+    <w:bookmarkStart w:id="66" w:name="Xd1407eb2acab85faf209ebb838d94cf5606e93f"/>
     <w:p>
       <w:pPr>
         <w:pStyle w:val="Heading3"/>
@@ -1978,8 +2425,8 @@
         <w:t xml:space="preserve">: Mapping to external naming conventions through namespace definitions</w:t>
       </w:r>
     </w:p>
-    <w:bookmarkEnd w:id="57"/>
-    <w:bookmarkStart w:id="58" w:name="X4019f5d642666f4b718a608f515a8350c19e596"/>
+    <w:bookmarkEnd w:id="66"/>
+    <w:bookmarkStart w:id="67" w:name="X4019f5d642666f4b718a608f515a8350c19e596"/>
     <w:p>
       <w:pPr>
         <w:pStyle w:val="Heading3"/>
@@ -2115,8 +2562,8 @@
         </w:tc>
       </w:tr>
     </w:tbl>
-    <w:bookmarkEnd w:id="58"/>
-    <w:bookmarkStart w:id="59" w:name="Xb068eb7ffd420bbdc9cfce6bbf9192c785e362a"/>
+    <w:bookmarkEnd w:id="67"/>
+    <w:bookmarkStart w:id="68" w:name="Xb068eb7ffd420bbdc9cfce6bbf9192c785e362a"/>
     <w:p>
       <w:pPr>
         <w:pStyle w:val="Heading3"/>
@@ -2345,7 +2792,7 @@
               <w:t xml:space="preserve"> </w:t>
             </w:r>
             <w:r>
-              <w:t xml:space="preserve">element describing the latitude in decimal degrees usig the WGS84 coordinate system and datum. // TODO validate precision</w:t>
+              <w:t xml:space="preserve">element describing the latitude in decimal degrees using the WGS84 coordinate system and datum. // TODO validate precision</w:t>
             </w:r>
           </w:p>
         </w:tc>
@@ -2384,7 +2831,7 @@
               <w:t xml:space="preserve"> </w:t>
             </w:r>
             <w:r>
-              <w:t xml:space="preserve">element describing the longitude in decimal degrees usig the WGS84 coordinate system and datum. // TODO validate precision</w:t>
+              <w:t xml:space="preserve">element describing the longitude in decimal degrees using the WGS84 coordinate system and datum. // TODO validate precision</w:t>
             </w:r>
           </w:p>
         </w:tc>
@@ -2489,8 +2936,8 @@
         </w:tc>
       </w:tr>
     </w:tbl>
-    <w:bookmarkEnd w:id="59"/>
-    <w:bookmarkStart w:id="60" w:name="X3746f725ddac390db9850b31b5fe30c518b2aec"/>
+    <w:bookmarkEnd w:id="68"/>
+    <w:bookmarkStart w:id="69" w:name="X3746f725ddac390db9850b31b5fe30c518b2aec"/>
     <w:p>
       <w:pPr>
         <w:pStyle w:val="Heading3"/>
@@ -2608,6 +3055,45 @@
               <w:jc w:val="left"/>
             </w:pPr>
             <w:r>
+              <w:t xml:space="preserve">A Metadata message SHALL define zero or more</w:t>
+            </w:r>
+            <w:r>
+              <w:t xml:space="preserve"> </w:t>
+            </w:r>
+            <w:r>
+              <w:rPr>
+                <w:rStyle w:val="VerbatimChar"/>
+              </w:rPr>
+              <w:t xml:space="preserve">observers</w:t>
+            </w:r>
+            <w:r>
+              <w:t xml:space="preserve"> </w:t>
+            </w:r>
+            <w:r>
+              <w:t xml:space="preserve">to describe individual sensor devices connected to the Node.</w:t>
+            </w:r>
+          </w:p>
+        </w:tc>
+      </w:tr>
+      <w:tr>
+        <w:tc>
+          <w:tcPr/>
+          <w:p>
+            <w:pPr>
+              <w:jc w:val="center"/>
+            </w:pPr>
+            <w:r>
+              <w:t xml:space="preserve">C</w:t>
+            </w:r>
+          </w:p>
+        </w:tc>
+        <w:tc>
+          <w:tcPr/>
+          <w:p>
+            <w:pPr>
+              <w:jc w:val="left"/>
+            </w:pPr>
+            <w:r>
               <w:t xml:space="preserve">A Metadata message SHALL define one or more</w:t>
             </w:r>
             <w:r>
@@ -2617,13 +3103,13 @@
               <w:rPr>
                 <w:rStyle w:val="VerbatimChar"/>
               </w:rPr>
-              <w:t xml:space="preserve">observers</w:t>
-            </w:r>
-            <w:r>
-              <w:t xml:space="preserve"> </w:t>
-            </w:r>
-            <w:r>
-              <w:t xml:space="preserve">to describe individual sensor devices connected to the Node.</w:t>
+              <w:t xml:space="preserve">parameterDefinitions</w:t>
+            </w:r>
+            <w:r>
+              <w:t xml:space="preserve"> </w:t>
+            </w:r>
+            <w:r>
+              <w:t xml:space="preserve">to define the parameters used in observations.</w:t>
             </w:r>
           </w:p>
         </w:tc>
@@ -2636,18 +3122,18 @@
               <w:jc w:val="center"/>
             </w:pPr>
             <w:r>
-              <w:t xml:space="preserve">C</w:t>
-            </w:r>
-          </w:p>
-        </w:tc>
-        <w:tc>
-          <w:tcPr/>
-          <w:p>
-            <w:pPr>
-              <w:jc w:val="left"/>
-            </w:pPr>
-            <w:r>
-              <w:t xml:space="preserve">A Metadata message SHALL define one or more</w:t>
+              <w:t xml:space="preserve">D</w:t>
+            </w:r>
+          </w:p>
+        </w:tc>
+        <w:tc>
+          <w:tcPr/>
+          <w:p>
+            <w:pPr>
+              <w:jc w:val="left"/>
+            </w:pPr>
+            <w:r>
+              <w:t xml:space="preserve">A Metadata message SHALL define a</w:t>
             </w:r>
             <w:r>
               <w:t xml:space="preserve"> </w:t>
@@ -2656,45 +3142,6 @@
               <w:rPr>
                 <w:rStyle w:val="VerbatimChar"/>
               </w:rPr>
-              <w:t xml:space="preserve">parameterDefinitions</w:t>
-            </w:r>
-            <w:r>
-              <w:t xml:space="preserve"> </w:t>
-            </w:r>
-            <w:r>
-              <w:t xml:space="preserve">to define the parameters used in observations.</w:t>
-            </w:r>
-          </w:p>
-        </w:tc>
-      </w:tr>
-      <w:tr>
-        <w:tc>
-          <w:tcPr/>
-          <w:p>
-            <w:pPr>
-              <w:jc w:val="center"/>
-            </w:pPr>
-            <w:r>
-              <w:t xml:space="preserve">D</w:t>
-            </w:r>
-          </w:p>
-        </w:tc>
-        <w:tc>
-          <w:tcPr/>
-          <w:p>
-            <w:pPr>
-              <w:jc w:val="left"/>
-            </w:pPr>
-            <w:r>
-              <w:t xml:space="preserve">A Metadata message SHALL define a</w:t>
-            </w:r>
-            <w:r>
-              <w:t xml:space="preserve"> </w:t>
-            </w:r>
-            <w:r>
-              <w:rPr>
-                <w:rStyle w:val="VerbatimChar"/>
-              </w:rPr>
               <w:t xml:space="preserve">namespace</w:t>
             </w:r>
             <w:r>
@@ -2707,8 +3154,8 @@
         </w:tc>
       </w:tr>
     </w:tbl>
-    <w:bookmarkEnd w:id="60"/>
-    <w:bookmarkStart w:id="61" w:name="X522e2cc56a4a98658d422784223e8c7becca9fc"/>
+    <w:bookmarkEnd w:id="69"/>
+    <w:bookmarkStart w:id="70" w:name="X522e2cc56a4a98658d422784223e8c7becca9fc"/>
     <w:p>
       <w:pPr>
         <w:pStyle w:val="Heading3"/>
@@ -3120,8 +3567,8 @@
         </w:tc>
       </w:tr>
     </w:tbl>
-    <w:bookmarkEnd w:id="61"/>
-    <w:bookmarkStart w:id="62" w:name="Xc192c9d929eb5d08beb292f02f6894423763231"/>
+    <w:bookmarkEnd w:id="70"/>
+    <w:bookmarkStart w:id="71" w:name="Xc192c9d929eb5d08beb292f02f6894423763231"/>
     <w:p>
       <w:pPr>
         <w:pStyle w:val="Heading3"/>
@@ -3135,7 +3582,30 @@
         <w:pStyle w:val="FirstParagraph"/>
       </w:pPr>
       <w:r>
-        <w:t xml:space="preserve">An ObserverDevice message describes an individual sensor or measurement device connected to the Node Device.</w:t>
+        <w:t xml:space="preserve">An ObserverDevice message describes an individual sensor or measurement device connected to the Node Device. A Node that measures only its own internal parameters (such as supply voltage or internal temperature) may transmit a Metadata message with no ObserverDevice entries.</w:t>
+      </w:r>
+    </w:p>
+    <w:p>
+      <w:pPr>
+        <w:pStyle w:val="BodyText"/>
+      </w:pPr>
+      <w:r>
+        <w:t xml:space="preserve">Where a sensor is defined as an ObserverDevice but is not currently connected or is otherwise unavailable, the corresponding parameter values in the Data message is represented using</w:t>
+      </w:r>
+      <w:r>
+        <w:t xml:space="preserve"> </w:t>
+      </w:r>
+      <w:r>
+        <w:rPr>
+          <w:rStyle w:val="VerbatimChar"/>
+        </w:rPr>
+        <w:t xml:space="preserve">emptyValue</w:t>
+      </w:r>
+      <w:r>
+        <w:t xml:space="preserve"> </w:t>
+      </w:r>
+      <w:r>
+        <w:t xml:space="preserve">rather than being omitted. This ensures that the Hub can distinguish between a missing sensor reading and the absence of a parameter definition, and that the alignment between values and parameter definitions is maintained.</w:t>
       </w:r>
     </w:p>
     <w:tbl>
@@ -3239,7 +3709,7 @@
               <w:jc w:val="left"/>
             </w:pPr>
             <w:r>
-              <w:t xml:space="preserve">A ObserverDevice message SHALL define a</w:t>
+              <w:t xml:space="preserve">An ObserverDevice message SHALL define a</w:t>
             </w:r>
             <w:r>
               <w:t xml:space="preserve"> </w:t>
@@ -3514,8 +3984,8 @@
         <w:t xml:space="preserve">Observer device identifiers shall remain stable across Node restarts and metadata updates to ensure consistent parameter-to-device associations.</w:t>
       </w:r>
     </w:p>
-    <w:bookmarkEnd w:id="62"/>
-    <w:bookmarkStart w:id="63" w:name="X82804532ca0a14337daa583d93f7870381be5f8"/>
+    <w:bookmarkEnd w:id="71"/>
+    <w:bookmarkStart w:id="72" w:name="X82804532ca0a14337daa583d93f7870381be5f8"/>
     <w:p>
       <w:pPr>
         <w:pStyle w:val="Heading3"/>
@@ -3695,29 +4165,14 @@
               <w:t xml:space="preserve"> </w:t>
             </w:r>
             <w:r>
-              <w:t xml:space="preserve">a</w:t>
-            </w:r>
-            <w:r>
-              <w:t xml:space="preserve"> </w:t>
-            </w:r>
-            <w:r>
-              <w:rPr>
-                <w:rStyle w:val="VerbatimChar"/>
-              </w:rPr>
-              <w:t xml:space="preserve">description</w:t>
-            </w:r>
-            <w:r>
-              <w:t xml:space="preserve"> </w:t>
-            </w:r>
-            <w:r>
-              <w:t xml:space="preserve">element.</w:t>
+              <w:t xml:space="preserve">elements.</w:t>
             </w:r>
           </w:p>
         </w:tc>
       </w:tr>
     </w:tbl>
-    <w:bookmarkEnd w:id="63"/>
-    <w:bookmarkStart w:id="65" w:name="X2dcd3e50f3e232b211393a38435b15bd28772d4"/>
+    <w:bookmarkEnd w:id="72"/>
+    <w:bookmarkStart w:id="74" w:name="X2dcd3e50f3e232b211393a38435b15bd28772d4"/>
     <w:p>
       <w:pPr>
         <w:pStyle w:val="Heading3"/>
@@ -3871,7 +4326,7 @@
             <w:r>
               <w:t xml:space="preserve"> </w:t>
             </w:r>
-            <w:hyperlink r:id="rId64">
+            <w:hyperlink r:id="rId73">
               <w:r>
                 <w:rPr>
                   <w:rStyle w:val="Hyperlink"/>
@@ -3919,7 +4374,7 @@
               <w:t xml:space="preserve"> </w:t>
             </w:r>
             <w:r>
-              <w:t xml:space="preserve">map which describes one to many namespace prefix and URI maps for the equivalent parameter name in an external vocabulary.</w:t>
+              <w:t xml:space="preserve">map which describes one or more namespace prefix and URI maps for the equivalent parameter name in an external vocabulary.</w:t>
             </w:r>
           </w:p>
         </w:tc>
@@ -3997,7 +4452,7 @@
               <w:t xml:space="preserve"> </w:t>
             </w:r>
             <w:r>
-              <w:t xml:space="preserve">element descriving the statistical or aggregation method applied to the measurement.</w:t>
+              <w:t xml:space="preserve">element describing the statistical or aggregation method applied to the measurement.</w:t>
             </w:r>
           </w:p>
         </w:tc>
@@ -4144,7 +4599,10 @@
               <w:t xml:space="preserve">POINT</w:t>
             </w:r>
             <w:r>
-              <w:t xml:space="preserve">l and a</w:t>
+              <w:t xml:space="preserve"> </w:t>
+            </w:r>
+            <w:r>
+              <w:t xml:space="preserve">and a</w:t>
             </w:r>
             <w:r>
               <w:t xml:space="preserve"> </w:t>
@@ -4234,8 +4692,8 @@
         </w:tc>
       </w:tr>
     </w:tbl>
-    <w:bookmarkEnd w:id="65"/>
-    <w:bookmarkStart w:id="66" w:name="Xc8f2fc14d9ce3d043c6603698a378c333168d68"/>
+    <w:bookmarkEnd w:id="74"/>
+    <w:bookmarkStart w:id="75" w:name="Xc8f2fc14d9ce3d043c6603698a378c333168d68"/>
     <w:p>
       <w:pPr>
         <w:pStyle w:val="Heading3"/>
@@ -4314,7 +4772,7 @@
               <w:jc w:val="left"/>
             </w:pPr>
             <w:r>
-              <w:t xml:space="preserve">A DeviceRef message SHALL one and only one of an</w:t>
+              <w:t xml:space="preserve">A DeviceRef message SHALL define one and only one of an</w:t>
             </w:r>
             <w:r>
               <w:t xml:space="preserve"> </w:t>
@@ -4413,8 +4871,8 @@
         </w:tc>
       </w:tr>
     </w:tbl>
-    <w:bookmarkEnd w:id="66"/>
-    <w:bookmarkStart w:id="67" w:name="X05ad229d6065a3fb9e9fa952b4fa2f12120cd4a"/>
+    <w:bookmarkEnd w:id="75"/>
+    <w:bookmarkStart w:id="76" w:name="X05ad229d6065a3fb9e9fa952b4fa2f12120cd4a"/>
     <w:p>
       <w:pPr>
         <w:pStyle w:val="Heading3"/>
@@ -4444,7 +4902,22 @@
         <w:pStyle w:val="BodyText"/>
       </w:pPr>
       <w:r>
-        <w:t xml:space="preserve">The Node may transmit Data messages containing observations that reference parameter definitions not yet received by the Hub. In this case, the Hub shall buffer or queue such observations until the corresponding Metadata message is received.</w:t>
+        <w:t xml:space="preserve">The Node may transmit Data messages containing observations that reference parameter definitions not yet received by the Hub. In this case, the Hub shall buffer or queue such observations until the corresponding</w:t>
+      </w:r>
+      <w:r>
+        <w:t xml:space="preserve"> </w:t>
+      </w:r>
+      <w:r>
+        <w:rPr>
+          <w:rStyle w:val="VerbatimChar"/>
+        </w:rPr>
+        <w:t xml:space="preserve">Metadata</w:t>
+      </w:r>
+      <w:r>
+        <w:t xml:space="preserve"> </w:t>
+      </w:r>
+      <w:r>
+        <w:t xml:space="preserve">message is received.</w:t>
       </w:r>
     </w:p>
     <w:tbl>
@@ -4509,7 +4982,7 @@
               <w:jc w:val="left"/>
             </w:pPr>
             <w:r>
-              <w:t xml:space="preserve">A Data message SHALL define one of more</w:t>
+              <w:t xml:space="preserve">A Data message SHALL define one or more</w:t>
             </w:r>
             <w:r>
               <w:t xml:space="preserve"> </w:t>
@@ -4530,8 +5003,8 @@
         </w:tc>
       </w:tr>
     </w:tbl>
-    <w:bookmarkEnd w:id="67"/>
-    <w:bookmarkStart w:id="68" w:name="X1dbf4a806bce0d3d4fc72a7b692636795af6609"/>
+    <w:bookmarkEnd w:id="76"/>
+    <w:bookmarkStart w:id="77" w:name="X1dbf4a806bce0d3d4fc72a7b692636795af6609"/>
     <w:p>
       <w:pPr>
         <w:pStyle w:val="Heading3"/>
@@ -4700,7 +5173,7 @@
               <w:jc w:val="left"/>
             </w:pPr>
             <w:r>
-              <w:t xml:space="preserve">An Observation message SHALL define one to many</w:t>
+              <w:t xml:space="preserve">An Observation message SHALL define one or more</w:t>
             </w:r>
             <w:r>
               <w:t xml:space="preserve"> </w:t>
@@ -4799,8 +5272,8 @@
         <w:t xml:space="preserve">An observation may contain multiple values when the referenced ParameterDefinition contains multiple parameters. This approach enables grouping values that are measured at the same timestamp, requiring the timestamp to be transmitted only once for multiple values. This reduces payload size, which is particularly beneficial in bandwidth-constrained environments. For example, a parameter definition for "Internal Parameters" might include both supply voltage and internal temperature, requiring two values per observation but sharing a single timestamp.</w:t>
       </w:r>
     </w:p>
-    <w:bookmarkEnd w:id="68"/>
-    <w:bookmarkStart w:id="69" w:name="Xfab5fa97ae3521ef5fab878ac897c1c9dd10da9"/>
+    <w:bookmarkEnd w:id="77"/>
+    <w:bookmarkStart w:id="78" w:name="Xfab5fa97ae3521ef5fab878ac897c1c9dd10da9"/>
     <w:p>
       <w:pPr>
         <w:pStyle w:val="Heading3"/>
@@ -5419,10 +5892,10 @@
         <w:t xml:space="preserve">When an Observation references a ParameterDefinition containing multiple parameters, the values in the values array shall be provided in the same order as the parameters are defined in the ParameterDefinition.parameters field. It is not permitted to omit a value from the middle of the array, as this would cause misalignment with the parameter definitions. If a value is unavailable, the emptyValue field shall be used at that position to maintain correct alignment.</w:t>
       </w:r>
     </w:p>
-    <w:bookmarkEnd w:id="69"/>
-    <w:bookmarkEnd w:id="70"/>
-    <w:bookmarkEnd w:id="71"/>
-    <w:bookmarkStart w:id="74" w:name="X25e95aefdb2d4fb8c75b602001aef8d2717b74f"/>
+    <w:bookmarkEnd w:id="78"/>
+    <w:bookmarkEnd w:id="79"/>
+    <w:bookmarkEnd w:id="80"/>
+    <w:bookmarkStart w:id="83" w:name="X25e95aefdb2d4fb8c75b602001aef8d2717b74f"/>
     <w:p>
       <w:pPr>
         <w:pStyle w:val="Heading1"/>
@@ -5439,7 +5912,7 @@
         <w:t xml:space="preserve">TODO one sentence</w:t>
       </w:r>
     </w:p>
-    <w:bookmarkStart w:id="73" w:name="X7fc4d80d59f1a6bb213f5c449042be19cbf9c46"/>
+    <w:bookmarkStart w:id="82" w:name="X7fc4d80d59f1a6bb213f5c449042be19cbf9c46"/>
     <w:p>
       <w:pPr>
         <w:pStyle w:val="Heading2"/>
@@ -5448,7 +5921,7 @@
         <w:t xml:space="preserve">Requirements Class "Protocol"</w:t>
       </w:r>
     </w:p>
-    <w:bookmarkStart w:id="72" w:name="X322101054fd636c32d6869f7cfec83424c5280c"/>
+    <w:bookmarkStart w:id="81" w:name="X322101054fd636c32d6869f7cfec83424c5280c"/>
     <w:p>
       <w:pPr>
         <w:pStyle w:val="Heading3"/>
@@ -5473,10 +5946,10 @@
         <w:t xml:space="preserve">Unresolved directive in sections/clause_8_protocol.adoc - include::../requirements/requirements_class_protocol.adoc[]</w:t>
       </w:r>
     </w:p>
-    <w:bookmarkEnd w:id="72"/>
-    <w:bookmarkEnd w:id="73"/>
-    <w:bookmarkEnd w:id="74"/>
-    <w:bookmarkStart w:id="78" w:name="X78fdb1f4716baf4c26796c550dad0531813f831"/>
+    <w:bookmarkEnd w:id="81"/>
+    <w:bookmarkEnd w:id="82"/>
+    <w:bookmarkEnd w:id="83"/>
+    <w:bookmarkStart w:id="87" w:name="X78fdb1f4716baf4c26796c550dad0531813f831"/>
     <w:p>
       <w:pPr>
         <w:pStyle w:val="Heading1"/>
@@ -5485,7 +5958,7 @@
         <w:t xml:space="preserve">Conformance Class Abstract Test Suite (Normative)</w:t>
       </w:r>
     </w:p>
-    <w:bookmarkStart w:id="76" w:name="X51fa1da9981b3d6ab7f3934407e02f2e1780fbc"/>
+    <w:bookmarkStart w:id="85" w:name="X51fa1da9981b3d6ab7f3934407e02f2e1780fbc"/>
     <w:p>
       <w:pPr>
         <w:pStyle w:val="Heading2"/>
@@ -5506,7 +5979,7 @@
       <w:pPr>
         <w:pStyle w:val="Definition"/>
       </w:pPr>
-      <w:hyperlink r:id="rId55">
+      <w:hyperlink r:id="rId64">
         <w:r>
           <w:rPr>
             <w:rStyle w:val="Hyperlink"/>
@@ -5547,7 +6020,7 @@
         <w:t xml:space="preserve">Target Type:Event Metadata</w:t>
       </w:r>
     </w:p>
-    <w:bookmarkStart w:id="75" w:name="X3a04224f617536f2fb363349e0c2c664c06221f"/>
+    <w:bookmarkStart w:id="84" w:name="X3a04224f617536f2fb363349e0c2c664c06221f"/>
     <w:p>
       <w:pPr>
         <w:pStyle w:val="Heading3"/>
@@ -5620,9 +6093,9 @@
         <w:t xml:space="preserve">TODO</w:t>
       </w:r>
     </w:p>
-    <w:bookmarkEnd w:id="75"/>
-    <w:bookmarkEnd w:id="76"/>
-    <w:bookmarkStart w:id="77" w:name="X2c8e2ae5fe17c8e8966a4a52a89f1d3267a82e8"/>
+    <w:bookmarkEnd w:id="84"/>
+    <w:bookmarkEnd w:id="85"/>
+    <w:bookmarkStart w:id="86" w:name="X2c8e2ae5fe17c8e8966a4a52a89f1d3267a82e8"/>
     <w:p>
       <w:pPr>
         <w:pStyle w:val="Heading2"/>
@@ -5639,9 +6112,9 @@
         <w:t xml:space="preserve">Unresolved directive in sections/annex_a_ats.adoc - include::../abstract_tests/ATS_class_protocol.adoc[]</w:t>
       </w:r>
     </w:p>
-    <w:bookmarkEnd w:id="77"/>
-    <w:bookmarkEnd w:id="78"/>
-    <w:bookmarkStart w:id="83" w:name="X04f5ca4658cc0993a4c69cafe02e6392dcdfe7e"/>
+    <w:bookmarkEnd w:id="86"/>
+    <w:bookmarkEnd w:id="87"/>
+    <w:bookmarkStart w:id="92" w:name="schemas"/>
     <w:p>
       <w:pPr>
         <w:pStyle w:val="Heading1"/>
@@ -5673,7 +6146,7 @@
         <w:t xml:space="preserve">once the standard has been approved.</w:t>
       </w:r>
     </w:p>
-    <w:bookmarkStart w:id="79" w:name="X46e521b6e924054fbebe9866cf8af1ad457905f"/>
+    <w:bookmarkStart w:id="88" w:name="X46e521b6e924054fbebe9866cf8af1ad457905f"/>
     <w:p>
       <w:pPr>
         <w:pStyle w:val="Heading2"/>
@@ -6704,8 +7177,8 @@
         <w:t xml:space="preserve">}</w:t>
       </w:r>
     </w:p>
-    <w:bookmarkEnd w:id="79"/>
-    <w:bookmarkStart w:id="82" w:name="Xdd1fe16469c2eadaa904f6e369398e4a8c19852"/>
+    <w:bookmarkEnd w:id="88"/>
+    <w:bookmarkStart w:id="91" w:name="Xdd1fe16469c2eadaa904f6e369398e4a8c19852"/>
     <w:p>
       <w:pPr>
         <w:pStyle w:val="Heading2"/>
@@ -6714,7 +7187,7 @@
         <w:t xml:space="preserve">Enumerations</w:t>
       </w:r>
     </w:p>
-    <w:bookmarkStart w:id="80" w:name="X974361986fb85896cad8d73d8da9e7481cde38c"/>
+    <w:bookmarkStart w:id="89" w:name="X974361986fb85896cad8d73d8da9e7481cde38c"/>
     <w:p>
       <w:pPr>
         <w:pStyle w:val="Heading3"/>
@@ -7504,8 +7977,8 @@
         <w:t xml:space="preserve">shall specify the duration over which the aggregation is performed.</w:t>
       </w:r>
     </w:p>
-    <w:bookmarkEnd w:id="80"/>
-    <w:bookmarkStart w:id="81" w:name="X74d4f5b1443596dd08a6ea00592edb81132a5cb"/>
+    <w:bookmarkEnd w:id="89"/>
+    <w:bookmarkStart w:id="90" w:name="X74d4f5b1443596dd08a6ea00592edb81132a5cb"/>
     <w:p>
       <w:pPr>
         <w:pStyle w:val="Heading3"/>
@@ -7804,10 +8277,10 @@
         <w:t xml:space="preserve">The choice of reference surface is determined by the user based on the measurement context and requirements. For example, meteorological observations of air temperature typically use height above ground level (GL), while atmospheric pressure observations may reference mean sea level (MSL).</w:t>
       </w:r>
     </w:p>
-    <w:bookmarkEnd w:id="81"/>
-    <w:bookmarkEnd w:id="82"/>
-    <w:bookmarkEnd w:id="83"/>
-    <w:bookmarkStart w:id="86" w:name="examples"/>
+    <w:bookmarkEnd w:id="90"/>
+    <w:bookmarkEnd w:id="91"/>
+    <w:bookmarkEnd w:id="92"/>
+    <w:bookmarkStart w:id="95" w:name="examples"/>
     <w:p>
       <w:pPr>
         <w:pStyle w:val="Heading1"/>
@@ -7816,7 +8289,7 @@
         <w:t xml:space="preserve">Examples (Informative)</w:t>
       </w:r>
     </w:p>
-    <w:bookmarkStart w:id="84" w:name="X68ae7d3cf07904a2b65da44dbbe6172616b3505"/>
+    <w:bookmarkStart w:id="93" w:name="X68ae7d3cf07904a2b65da44dbbe6172616b3505"/>
     <w:p>
       <w:pPr>
         <w:pStyle w:val="Heading2"/>
@@ -7825,8 +8298,8 @@
         <w:t xml:space="preserve">Transmission topics</w:t>
       </w:r>
     </w:p>
-    <w:bookmarkEnd w:id="84"/>
-    <w:bookmarkStart w:id="85" w:name="X9f4d614843744384f3a7741ad5521bc4cfb9588"/>
+    <w:bookmarkEnd w:id="93"/>
+    <w:bookmarkStart w:id="94" w:name="X9f4d614843744384f3a7741ad5521bc4cfb9588"/>
     <w:p>
       <w:pPr>
         <w:pStyle w:val="Heading2"/>
@@ -7835,9 +8308,9 @@
         <w:t xml:space="preserve">Data and metadata messages</w:t>
       </w:r>
     </w:p>
-    <w:bookmarkEnd w:id="85"/>
-    <w:bookmarkEnd w:id="86"/>
-    <w:bookmarkStart w:id="89" w:name="Bibliography"/>
+    <w:bookmarkEnd w:id="94"/>
+    <w:bookmarkEnd w:id="95"/>
+    <w:bookmarkStart w:id="98" w:name="Bibliography"/>
     <w:p>
       <w:pPr>
         <w:pStyle w:val="Heading1"/>
@@ -7853,8 +8326,8 @@
           <w:numId w:val="1006"/>
         </w:numPr>
       </w:pPr>
-      <w:bookmarkStart w:id="87" w:name="link-relations"/>
-      <w:bookmarkEnd w:id="87"/>
+      <w:bookmarkStart w:id="96" w:name="link-relations"/>
+      <w:bookmarkEnd w:id="96"/>
       <w:r>
         <w:t xml:space="preserve"> </w:t>
       </w:r>
@@ -7864,7 +8337,7 @@
       <w:r>
         <w:t xml:space="preserve"> </w:t>
       </w:r>
-      <w:hyperlink r:id="rId88">
+      <w:hyperlink r:id="rId97">
         <w:r>
           <w:rPr>
             <w:rStyle w:val="Hyperlink"/>
@@ -7873,8 +8346,8 @@
         </w:r>
       </w:hyperlink>
     </w:p>
-    <w:bookmarkEnd w:id="89"/>
-    <w:bookmarkStart w:id="90" w:name="X7704236ba72ed8cc2b9a9e238d27c640b9b6528"/>
+    <w:bookmarkEnd w:id="98"/>
+    <w:bookmarkStart w:id="99" w:name="X7704236ba72ed8cc2b9a9e238d27c640b9b6528"/>
     <w:p>
       <w:pPr>
         <w:pStyle w:val="Heading1"/>
@@ -8020,7 +8493,7 @@
         </w:tc>
       </w:tr>
     </w:tbl>
-    <w:bookmarkEnd w:id="90"/>
+    <w:bookmarkEnd w:id="99"/>
     <w:sectPr/>
   </w:body>
 </w:document>

--- a/standard/fmdm-DRAFT.docx
+++ b/standard/fmdm-DRAFT.docx
@@ -1984,7 +1984,7 @@
     <w:bookmarkEnd w:id="61"/>
     <w:bookmarkEnd w:id="62"/>
     <w:bookmarkEnd w:id="63"/>
-    <w:bookmarkStart w:id="80" w:name="Xcf8df71770e278956d1af1654bdc7462ec5e71a"/>
+    <w:bookmarkStart w:id="86" w:name="Xcf8df71770e278956d1af1654bdc7462ec5e71a"/>
     <w:p>
       <w:pPr>
         <w:pStyle w:val="Heading1"/>
@@ -2039,7 +2039,7 @@
         <w:t xml:space="preserve">These use cases are supported by two top-level message types: the Data message containing observations, and the Metadata message containing configuration and contextual information. Both messages are defined in a single Protobuf schema and transmitted as independent payloads. The Metadata message provides the necessary context for interpreting the Data message, including descriptions of devices and parameters.</w:t>
       </w:r>
     </w:p>
-    <w:bookmarkStart w:id="79" w:name="X25304b3aaa051744057eab1e035591fa55342cc"/>
+    <w:bookmarkStart w:id="85" w:name="X25304b3aaa051744057eab1e035591fa55342cc"/>
     <w:p>
       <w:pPr>
         <w:pStyle w:val="Heading2"/>
@@ -4693,13 +4693,13 @@
       </w:tr>
     </w:tbl>
     <w:bookmarkEnd w:id="74"/>
-    <w:bookmarkStart w:id="75" w:name="Xc8f2fc14d9ce3d043c6603698a378c333168d68"/>
+    <w:bookmarkStart w:id="80" w:name="Xdd7eb3629e434f7b7e0591ed0ba3c4fbe841976"/>
     <w:p>
       <w:pPr>
         <w:pStyle w:val="Heading3"/>
       </w:pPr>
       <w:r>
-        <w:t xml:space="preserve">Metadata.ParameterDefinition.Parameter.DeviceRef</w:t>
+        <w:t xml:space="preserve">Standard name binding</w:t>
       </w:r>
     </w:p>
     <w:p>
@@ -4707,7 +4707,116 @@
         <w:pStyle w:val="FirstParagraph"/>
       </w:pPr>
       <w:r>
-        <w:t xml:space="preserve">The DeviceRef message associates a parameter with the device that measures it. This message uses a oneof field to reference either the node device or a specific observer device.</w:t>
+        <w:t xml:space="preserve">Standard name binding enables Parameter definitions within a Metadata message to be associated with controlled vocabulary entries from external naming conventions. This allows observation data to be unambiguously interpreted by Hubs and downstream systems without dependence on the Parameter</w:t>
+      </w:r>
+      <w:r>
+        <w:t xml:space="preserve"> </w:t>
+      </w:r>
+      <w:r>
+        <w:rPr>
+          <w:rStyle w:val="VerbatimChar"/>
+        </w:rPr>
+        <w:t xml:space="preserve">longName</w:t>
+      </w:r>
+      <w:r>
+        <w:t xml:space="preserve"> </w:t>
+      </w:r>
+      <w:r>
+        <w:t xml:space="preserve">element, which is a human-readable label and not guaranteed to be unique or machine-interpretable.</w:t>
+      </w:r>
+    </w:p>
+    <w:p>
+      <w:pPr>
+        <w:pStyle w:val="BodyText"/>
+      </w:pPr>
+      <w:r>
+        <w:t xml:space="preserve">The binding mechanism uses two related fields in the data model:</w:t>
+      </w:r>
+    </w:p>
+    <w:p>
+      <w:pPr>
+        <w:numPr>
+          <w:ilvl w:val="0"/>
+          <w:numId w:val="1006"/>
+        </w:numPr>
+      </w:pPr>
+      <w:r>
+        <w:t xml:space="preserve">Metadata</w:t>
+      </w:r>
+      <w:r>
+        <w:t xml:space="preserve"> </w:t>
+      </w:r>
+      <w:r>
+        <w:rPr>
+          <w:rStyle w:val="VerbatimChar"/>
+        </w:rPr>
+        <w:t xml:space="preserve">namespaces</w:t>
+      </w:r>
+      <w:r>
+        <w:t xml:space="preserve">: declares the naming convention vocabularies in use, associating a short namespace key with a URI that identifies the vocabulary</w:t>
+      </w:r>
+    </w:p>
+    <w:p>
+      <w:pPr>
+        <w:numPr>
+          <w:ilvl w:val="0"/>
+          <w:numId w:val="1006"/>
+        </w:numPr>
+      </w:pPr>
+      <w:r>
+        <w:t xml:space="preserve">Parameter</w:t>
+      </w:r>
+      <w:r>
+        <w:t xml:space="preserve"> </w:t>
+      </w:r>
+      <w:r>
+        <w:rPr>
+          <w:rStyle w:val="VerbatimChar"/>
+        </w:rPr>
+        <w:t xml:space="preserve">standardNames</w:t>
+      </w:r>
+      <w:r>
+        <w:t xml:space="preserve">: associates each namespace key with the corresponding standard name for the parameter within that vocabulary</w:t>
+      </w:r>
+    </w:p>
+    <w:p>
+      <w:pPr>
+        <w:pStyle w:val="FirstParagraph"/>
+      </w:pPr>
+      <w:r>
+        <w:t xml:space="preserve">Standard name binding follows a three-level hierarchy of vocabularies, described in Standard name hierarchy. The use of standard names is optional but recommended where machine-to-machine interoperability is required. A Node may bind a single parameter to standard names from multiple vocabularies simultaneously.</w:t>
+      </w:r>
+    </w:p>
+    <w:bookmarkStart w:id="75" w:name="X9a2e6e21986a725586c5c1a35dc203f1b93999b"/>
+    <w:p>
+      <w:pPr>
+        <w:pStyle w:val="Heading4"/>
+      </w:pPr>
+      <w:r>
+        <w:t xml:space="preserve">Metadata namespace declaration</w:t>
+      </w:r>
+    </w:p>
+    <w:p>
+      <w:pPr>
+        <w:pStyle w:val="FirstParagraph"/>
+      </w:pPr>
+      <w:r>
+        <w:t xml:space="preserve">The Metadata message</w:t>
+      </w:r>
+      <w:r>
+        <w:t xml:space="preserve"> </w:t>
+      </w:r>
+      <w:r>
+        <w:rPr>
+          <w:rStyle w:val="VerbatimChar"/>
+        </w:rPr>
+        <w:t xml:space="preserve">namespaces</w:t>
+      </w:r>
+      <w:r>
+        <w:t xml:space="preserve"> </w:t>
+      </w:r>
+      <w:r>
+        <w:t xml:space="preserve">element declares the naming convention vocabularies used by the Node. It is a map from namespace prefix to namespace URI.</w:t>
       </w:r>
     </w:p>
     <w:tbl>
@@ -4748,7 +4857,7 @@
                 <w:bCs/>
                 <w:b/>
               </w:rPr>
-              <w:t xml:space="preserve">/req/data-model/device-ref</w:t>
+              <w:t xml:space="preserve">/req/data-model/standard_name_binding_declaration</w:t>
             </w:r>
           </w:p>
         </w:tc>
@@ -4772,7 +4881,103 @@
               <w:jc w:val="left"/>
             </w:pPr>
             <w:r>
-              <w:t xml:space="preserve">A DeviceRef message SHALL define one and only one of an</w:t>
+              <w:t xml:space="preserve">The Metadata message namespace element SHALL define zero or more namespace maps.</w:t>
+            </w:r>
+          </w:p>
+        </w:tc>
+      </w:tr>
+      <w:tr>
+        <w:tc>
+          <w:tcPr/>
+          <w:p>
+            <w:pPr>
+              <w:jc w:val="center"/>
+            </w:pPr>
+            <w:r>
+              <w:t xml:space="preserve">B</w:t>
+            </w:r>
+          </w:p>
+        </w:tc>
+        <w:tc>
+          <w:tcPr/>
+          <w:p>
+            <w:pPr>
+              <w:jc w:val="left"/>
+            </w:pPr>
+            <w:r>
+              <w:t xml:space="preserve">Each namespace map SHALL consist of a namespace prefix and URI.</w:t>
+            </w:r>
+          </w:p>
+        </w:tc>
+      </w:tr>
+      <w:tr>
+        <w:tc>
+          <w:tcPr/>
+          <w:p>
+            <w:pPr>
+              <w:jc w:val="center"/>
+            </w:pPr>
+            <w:r>
+              <w:t xml:space="preserve">C</w:t>
+            </w:r>
+          </w:p>
+        </w:tc>
+        <w:tc>
+          <w:tcPr/>
+          <w:p>
+            <w:pPr>
+              <w:jc w:val="left"/>
+            </w:pPr>
+            <w:r>
+              <w:t xml:space="preserve">A namespace map prefix SHALL be a non-empty string containing only alphanumeric characters and underscores.</w:t>
+            </w:r>
+          </w:p>
+        </w:tc>
+      </w:tr>
+      <w:tr>
+        <w:tc>
+          <w:tcPr/>
+          <w:p>
+            <w:pPr>
+              <w:jc w:val="center"/>
+            </w:pPr>
+            <w:r>
+              <w:t xml:space="preserve">D</w:t>
+            </w:r>
+          </w:p>
+        </w:tc>
+        <w:tc>
+          <w:tcPr/>
+          <w:p>
+            <w:pPr>
+              <w:jc w:val="left"/>
+            </w:pPr>
+            <w:r>
+              <w:t xml:space="preserve">A namespace map URI shall be a resolvable, publicly accessible URI that can be deferenced.</w:t>
+            </w:r>
+          </w:p>
+        </w:tc>
+      </w:tr>
+      <w:tr>
+        <w:tc>
+          <w:tcPr/>
+          <w:p>
+            <w:pPr>
+              <w:jc w:val="center"/>
+            </w:pPr>
+            <w:r>
+              <w:t xml:space="preserve">E</w:t>
+            </w:r>
+          </w:p>
+        </w:tc>
+        <w:tc>
+          <w:tcPr/>
+          <w:p>
+            <w:pPr>
+              <w:jc w:val="left"/>
+            </w:pPr>
+            <w:r>
+              <w:t xml:space="preserve">The CF namespace prefix SHALL be declared using the value</w:t>
             </w:r>
             <w:r>
               <w:t xml:space="preserve"> </w:t>
@@ -4781,28 +4986,10 @@
               <w:rPr>
                 <w:rStyle w:val="VerbatimChar"/>
               </w:rPr>
-              <w:t xml:space="preserve">observerId</w:t>
-            </w:r>
-            <w:r>
-              <w:t xml:space="preserve"> </w:t>
-            </w:r>
-            <w:r>
-              <w:t xml:space="preserve">element as a reference to an ObserverDevice message or a</w:t>
-            </w:r>
-            <w:r>
-              <w:t xml:space="preserve"> </w:t>
-            </w:r>
-            <w:r>
-              <w:rPr>
-                <w:rStyle w:val="VerbatimChar"/>
-              </w:rPr>
-              <w:t xml:space="preserve">node</w:t>
-            </w:r>
-            <w:r>
-              <w:t xml:space="preserve"> </w:t>
-            </w:r>
-            <w:r>
-              <w:t xml:space="preserve">if the parameter is measured by the Node.</w:t>
+              <w:t xml:space="preserve">cf</w:t>
+            </w:r>
+            <w:r>
+              <w:t xml:space="preserve">.</w:t>
             </w:r>
           </w:p>
         </w:tc>
@@ -4815,111 +5002,24 @@
               <w:jc w:val="center"/>
             </w:pPr>
             <w:r>
-              <w:t xml:space="preserve">B</w:t>
-            </w:r>
-          </w:p>
-        </w:tc>
-        <w:tc>
-          <w:tcPr/>
-          <w:p>
-            <w:pPr>
-              <w:jc w:val="left"/>
-            </w:pPr>
-            <w:r>
-              <w:t xml:space="preserve">When the</w:t>
-            </w:r>
-            <w:r>
-              <w:t xml:space="preserve"> </w:t>
-            </w:r>
-            <w:r>
-              <w:rPr>
-                <w:rStyle w:val="VerbatimChar"/>
-              </w:rPr>
-              <w:t xml:space="preserve">node</w:t>
-            </w:r>
-            <w:r>
-              <w:t xml:space="preserve"> </w:t>
-            </w:r>
-            <w:r>
-              <w:t xml:space="preserve">element is present, the parameter SHALL be measured by the Node Device itself (such as internal voltage or temperature of a datalogger).</w:t>
-            </w:r>
-          </w:p>
-        </w:tc>
-      </w:tr>
-      <w:tr>
-        <w:tc>
-          <w:tcPr/>
-          <w:p>
-            <w:pPr>
-              <w:jc w:val="center"/>
-            </w:pPr>
-            <w:r>
-              <w:t xml:space="preserve">C</w:t>
-            </w:r>
-          </w:p>
-        </w:tc>
-        <w:tc>
-          <w:tcPr/>
-          <w:p>
-            <w:pPr>
-              <w:jc w:val="left"/>
-            </w:pPr>
-            <w:r>
-              <w:t xml:space="preserve">When the observerId field is set, it SHALL match the id of an ObserverDevice defined in the Metadata message.</w:t>
+              <w:t xml:space="preserve">F</w:t>
+            </w:r>
+          </w:p>
+        </w:tc>
+        <w:tc>
+          <w:tcPr/>
+          <w:p>
+            <w:pPr>
+              <w:jc w:val="left"/>
+            </w:pPr>
+            <w:r>
+              <w:t xml:space="preserve">The CF namespace URI value SHALL be a URI that resolves to a machine-readable vocabulary server endpoint publishing the CF standard name table.</w:t>
             </w:r>
           </w:p>
         </w:tc>
       </w:tr>
     </w:tbl>
-    <w:bookmarkEnd w:id="75"/>
-    <w:bookmarkStart w:id="76" w:name="X05ad229d6065a3fb9e9fa952b4fa2f12120cd4a"/>
-    <w:p>
-      <w:pPr>
-        <w:pStyle w:val="Heading3"/>
-      </w:pPr>
-      <w:r>
-        <w:t xml:space="preserve">Data</w:t>
-      </w:r>
-    </w:p>
-    <w:p>
-      <w:pPr>
-        <w:pStyle w:val="FirstParagraph"/>
-      </w:pPr>
-      <w:r>
-        <w:t xml:space="preserve">The Data message is the primary container for transmitting observation data from the Node to the Hub. This message may be transmitted as frequently as needed to deliver current or batched observations.</w:t>
-      </w:r>
-    </w:p>
-    <w:p>
-      <w:pPr>
-        <w:pStyle w:val="BodyText"/>
-      </w:pPr>
-      <w:r>
-        <w:t xml:space="preserve">A Data message may contain multiple Observation messages, enabling efficient batch transmission of measurement data. Each observation is independent and contains its own timestamp and parameter reference.</w:t>
-      </w:r>
-    </w:p>
-    <w:p>
-      <w:pPr>
-        <w:pStyle w:val="BodyText"/>
-      </w:pPr>
-      <w:r>
-        <w:t xml:space="preserve">The Node may transmit Data messages containing observations that reference parameter definitions not yet received by the Hub. In this case, the Hub shall buffer or queue such observations until the corresponding</w:t>
-      </w:r>
-      <w:r>
-        <w:t xml:space="preserve"> </w:t>
-      </w:r>
-      <w:r>
-        <w:rPr>
-          <w:rStyle w:val="VerbatimChar"/>
-        </w:rPr>
-        <w:t xml:space="preserve">Metadata</w:t>
-      </w:r>
-      <w:r>
-        <w:t xml:space="preserve"> </w:t>
-      </w:r>
-      <w:r>
-        <w:t xml:space="preserve">message is received.</w:t>
-      </w:r>
-    </w:p>
+    <w:p/>
     <w:tbl>
       <w:tblPr>
         <w:tblStyle w:val="Table"/>
@@ -4943,7 +5043,7 @@
                 <w:bCs/>
                 <w:b/>
               </w:rPr>
-              <w:t xml:space="preserve">Requirement 9</w:t>
+              <w:t xml:space="preserve">Recommendation 4</w:t>
             </w:r>
           </w:p>
         </w:tc>
@@ -4958,7 +5058,7 @@
                 <w:bCs/>
                 <w:b/>
               </w:rPr>
-              <w:t xml:space="preserve">/req/data-model/data</w:t>
+              <w:t xml:space="preserve">/rec/data-model/standard_name_binding_declaration</w:t>
             </w:r>
           </w:p>
         </w:tc>
@@ -4982,45 +5082,22 @@
               <w:jc w:val="left"/>
             </w:pPr>
             <w:r>
-              <w:t xml:space="preserve">A Data message SHALL define one or more</w:t>
-            </w:r>
-            <w:r>
-              <w:t xml:space="preserve"> </w:t>
+              <w:t xml:space="preserve">For CF conventions, the namespace URI value should be set to the NERC Vocabulary Server mirror of the CF standard name table (collection P07) should be used (</w:t>
             </w:r>
             <w:r>
               <w:rPr>
                 <w:rStyle w:val="VerbatimChar"/>
               </w:rPr>
-              <w:t xml:space="preserve">observations</w:t>
-            </w:r>
-            <w:r>
-              <w:t xml:space="preserve"> </w:t>
-            </w:r>
-            <w:r>
-              <w:t xml:space="preserve">elements to describe observation measurements.</w:t>
+              <w:t xml:space="preserve">https://vocab.nerc.ac.uk/collection/P07/current</w:t>
+            </w:r>
+            <w:r>
+              <w:t xml:space="preserve">).</w:t>
             </w:r>
           </w:p>
         </w:tc>
       </w:tr>
     </w:tbl>
-    <w:bookmarkEnd w:id="76"/>
-    <w:bookmarkStart w:id="77" w:name="X1dbf4a806bce0d3d4fc72a7b692636795af6609"/>
-    <w:p>
-      <w:pPr>
-        <w:pStyle w:val="Heading3"/>
-      </w:pPr>
-      <w:r>
-        <w:t xml:space="preserve">Observation</w:t>
-      </w:r>
-    </w:p>
-    <w:p>
-      <w:pPr>
-        <w:pStyle w:val="FirstParagraph"/>
-      </w:pPr>
-      <w:r>
-        <w:t xml:space="preserve">The Observation message represents a single measurement data point collected at a specific time.</w:t>
-      </w:r>
-    </w:p>
+    <w:p/>
     <w:tbl>
       <w:tblPr>
         <w:tblStyle w:val="Table"/>
@@ -5044,7 +5121,7 @@
                 <w:bCs/>
                 <w:b/>
               </w:rPr>
-              <w:t xml:space="preserve">Requirement 10</w:t>
+              <w:t xml:space="preserve">Permission 4</w:t>
             </w:r>
           </w:p>
         </w:tc>
@@ -5059,7 +5136,7 @@
                 <w:bCs/>
                 <w:b/>
               </w:rPr>
-              <w:t xml:space="preserve">/req/data-model/observation</w:t>
+              <w:t xml:space="preserve">/per/data-model/standard_name_binding_declaration</w:t>
             </w:r>
           </w:p>
         </w:tc>
@@ -5083,7 +5160,7 @@
               <w:jc w:val="left"/>
             </w:pPr>
             <w:r>
-              <w:t xml:space="preserve">An Observation message SHALL define a</w:t>
+              <w:t xml:space="preserve">When no standard names are used, the</w:t>
             </w:r>
             <w:r>
               <w:t xml:space="preserve"> </w:t>
@@ -5092,103 +5169,13 @@
               <w:rPr>
                 <w:rStyle w:val="VerbatimChar"/>
               </w:rPr>
-              <w:t xml:space="preserve">parameterDefinitionId</w:t>
-            </w:r>
-            <w:r>
-              <w:t xml:space="preserve"> </w:t>
-            </w:r>
-            <w:r>
-              <w:t xml:space="preserve">element using the id of the ParameterDefinition message.</w:t>
-            </w:r>
-          </w:p>
-        </w:tc>
-      </w:tr>
-      <w:tr>
-        <w:tc>
-          <w:tcPr/>
-          <w:p>
-            <w:pPr>
-              <w:jc w:val="center"/>
-            </w:pPr>
-            <w:r>
-              <w:t xml:space="preserve">B</w:t>
-            </w:r>
-          </w:p>
-        </w:tc>
-        <w:tc>
-          <w:tcPr/>
-          <w:p>
-            <w:pPr>
-              <w:jc w:val="left"/>
-            </w:pPr>
-            <w:r>
-              <w:t xml:space="preserve">An Observation message SHALL define a</w:t>
-            </w:r>
-            <w:r>
-              <w:t xml:space="preserve"> </w:t>
-            </w:r>
-            <w:r>
-              <w:rPr>
-                <w:rStyle w:val="VerbatimChar"/>
-              </w:rPr>
-              <w:t xml:space="preserve">time</w:t>
-            </w:r>
-            <w:r>
-              <w:t xml:space="preserve"> </w:t>
-            </w:r>
-            <w:r>
-              <w:t xml:space="preserve">element using</w:t>
-            </w:r>
-            <w:r>
-              <w:t xml:space="preserve"> </w:t>
-            </w:r>
-            <w:r>
-              <w:rPr>
-                <w:rStyle w:val="VerbatimChar"/>
-              </w:rPr>
-              <w:t xml:space="preserve">google.protobuf.Timestamp</w:t>
-            </w:r>
-            <w:r>
-              <w:t xml:space="preserve">, in UTC.</w:t>
-            </w:r>
-          </w:p>
-        </w:tc>
-      </w:tr>
-      <w:tr>
-        <w:tc>
-          <w:tcPr/>
-          <w:p>
-            <w:pPr>
-              <w:jc w:val="center"/>
-            </w:pPr>
-            <w:r>
-              <w:t xml:space="preserve">C</w:t>
-            </w:r>
-          </w:p>
-        </w:tc>
-        <w:tc>
-          <w:tcPr/>
-          <w:p>
-            <w:pPr>
-              <w:jc w:val="left"/>
-            </w:pPr>
-            <w:r>
-              <w:t xml:space="preserve">An Observation message SHALL define one or more</w:t>
-            </w:r>
-            <w:r>
-              <w:t xml:space="preserve"> </w:t>
-            </w:r>
-            <w:r>
-              <w:rPr>
-                <w:rStyle w:val="VerbatimChar"/>
-              </w:rPr>
-              <w:t xml:space="preserve">values</w:t>
-            </w:r>
-            <w:r>
-              <w:t xml:space="preserve"> </w:t>
-            </w:r>
-            <w:r>
-              <w:t xml:space="preserve">elements using the Value message.</w:t>
+              <w:t xml:space="preserve">namespaces</w:t>
+            </w:r>
+            <w:r>
+              <w:t xml:space="preserve"> </w:t>
+            </w:r>
+            <w:r>
+              <w:t xml:space="preserve">map MAY be either empty or omitted.</w:t>
             </w:r>
           </w:p>
         </w:tc>
@@ -5199,7 +5186,25 @@
         <w:pStyle w:val="BodyText"/>
       </w:pPr>
       <w:r>
-        <w:t xml:space="preserve">The</w:t>
+        <w:t xml:space="preserve">If the CF Conventions community publishes an official vocabulary server endpoint in the future, that URI should be used in preference to the NERC mirror. Hubs should be prepared to recognise URIs from recognised CF standard name vocabulary server mirrors as equivalent for the purposes of name resolution.</w:t>
+      </w:r>
+    </w:p>
+    <w:bookmarkEnd w:id="75"/>
+    <w:bookmarkStart w:id="76" w:name="Xd1c302b8a82dd955e6c97d940af707ea0542cd4"/>
+    <w:p>
+      <w:pPr>
+        <w:pStyle w:val="Heading4"/>
+      </w:pPr>
+      <w:r>
+        <w:t xml:space="preserve">Standard name assignment</w:t>
+      </w:r>
+    </w:p>
+    <w:p>
+      <w:pPr>
+        <w:pStyle w:val="FirstParagraph"/>
+      </w:pPr>
+      <w:r>
+        <w:t xml:space="preserve">The Parameter message</w:t>
       </w:r>
       <w:r>
         <w:t xml:space="preserve"> </w:t>
@@ -5208,86 +5213,13 @@
         <w:rPr>
           <w:rStyle w:val="VerbatimChar"/>
         </w:rPr>
-        <w:t xml:space="preserve">parameterDefinitionId</w:t>
+        <w:t xml:space="preserve">standardNames</w:t>
       </w:r>
       <w:r>
         <w:t xml:space="preserve"> </w:t>
       </w:r>
       <w:r>
-        <w:t xml:space="preserve">element shall reference a ParameterDefinition</w:t>
-      </w:r>
-      <w:r>
-        <w:t xml:space="preserve"> </w:t>
-      </w:r>
-      <w:r>
-        <w:rPr>
-          <w:rStyle w:val="VerbatimChar"/>
-        </w:rPr>
-        <w:t xml:space="preserve">id</w:t>
-      </w:r>
-      <w:r>
-        <w:t xml:space="preserve"> </w:t>
-      </w:r>
-      <w:r>
-        <w:t xml:space="preserve">from the Metadata message. The number and type of values in the values field shall correspond to the number of parameters defined in the referenced ParameterDefinition.</w:t>
-      </w:r>
-    </w:p>
-    <w:p>
-      <w:pPr>
-        <w:pStyle w:val="BodyText"/>
-      </w:pPr>
-      <w:r>
-        <w:t xml:space="preserve">The time field uses the</w:t>
-      </w:r>
-      <w:r>
-        <w:t xml:space="preserve"> </w:t>
-      </w:r>
-      <w:r>
-        <w:rPr>
-          <w:rStyle w:val="VerbatimChar"/>
-        </w:rPr>
-        <w:t xml:space="preserve">google.protobuf.Timestamp</w:t>
-      </w:r>
-      <w:r>
-        <w:t xml:space="preserve"> </w:t>
-      </w:r>
-      <w:r>
-        <w:t xml:space="preserve">format, representing time as seconds and nanoseconds since the Unix epoch (</w:t>
-      </w:r>
-      <w:r>
-        <w:rPr>
-          <w:rStyle w:val="VerbatimChar"/>
-        </w:rPr>
-        <w:t xml:space="preserve">1970-01-01T00:00:00Z</w:t>
-      </w:r>
-      <w:r>
-        <w:t xml:space="preserve">).</w:t>
-      </w:r>
-    </w:p>
-    <w:p>
-      <w:pPr>
-        <w:pStyle w:val="BodyText"/>
-      </w:pPr>
-      <w:r>
-        <w:t xml:space="preserve">An observation may contain multiple values when the referenced ParameterDefinition contains multiple parameters. This approach enables grouping values that are measured at the same timestamp, requiring the timestamp to be transmitted only once for multiple values. This reduces payload size, which is particularly beneficial in bandwidth-constrained environments. For example, a parameter definition for "Internal Parameters" might include both supply voltage and internal temperature, requiring two values per observation but sharing a single timestamp.</w:t>
-      </w:r>
-    </w:p>
-    <w:bookmarkEnd w:id="77"/>
-    <w:bookmarkStart w:id="78" w:name="Xfab5fa97ae3521ef5fab878ac897c1c9dd10da9"/>
-    <w:p>
-      <w:pPr>
-        <w:pStyle w:val="Heading3"/>
-      </w:pPr>
-      <w:r>
-        <w:t xml:space="preserve">Value</w:t>
-      </w:r>
-    </w:p>
-    <w:p>
-      <w:pPr>
-        <w:pStyle w:val="FirstParagraph"/>
-      </w:pPr>
-      <w:r>
-        <w:t xml:space="preserve">A Value message defines the measurement of data of different types.</w:t>
+        <w:t xml:space="preserve">field maps namespace keys to the standard name for that parameter within the corresponding vocabulary. It is a map from namespace key to standard name value.</w:t>
       </w:r>
     </w:p>
     <w:tbl>
@@ -5313,7 +5245,1491 @@
                 <w:bCs/>
                 <w:b/>
               </w:rPr>
+              <w:t xml:space="preserve">Requirement 9</w:t>
+            </w:r>
+          </w:p>
+        </w:tc>
+        <w:tc>
+          <w:tcPr/>
+          <w:p>
+            <w:pPr>
+              <w:jc w:val="left"/>
+            </w:pPr>
+            <w:r>
+              <w:rPr>
+                <w:bCs/>
+                <w:b/>
+              </w:rPr>
+              <w:t xml:space="preserve">/req/data-model/standard_name_binding_assignment</w:t>
+            </w:r>
+          </w:p>
+        </w:tc>
+      </w:tr>
+      <w:tr>
+        <w:tc>
+          <w:tcPr/>
+          <w:p>
+            <w:pPr>
+              <w:jc w:val="center"/>
+            </w:pPr>
+            <w:r>
+              <w:t xml:space="preserve">A</w:t>
+            </w:r>
+          </w:p>
+        </w:tc>
+        <w:tc>
+          <w:tcPr/>
+          <w:p>
+            <w:pPr>
+              <w:jc w:val="left"/>
+            </w:pPr>
+            <w:r>
+              <w:t xml:space="preserve">A Node SHALL NOT include a standard name entry for a namespace that is not declared in the corresponding Metadata message.</w:t>
+            </w:r>
+          </w:p>
+        </w:tc>
+      </w:tr>
+      <w:tr>
+        <w:tc>
+          <w:tcPr/>
+          <w:p>
+            <w:pPr>
+              <w:jc w:val="center"/>
+            </w:pPr>
+            <w:r>
+              <w:t xml:space="preserve">B</w:t>
+            </w:r>
+          </w:p>
+        </w:tc>
+        <w:tc>
+          <w:tcPr/>
+          <w:p>
+            <w:pPr>
+              <w:jc w:val="left"/>
+            </w:pPr>
+            <w:r>
+              <w:t xml:space="preserve">Each namespace key SHALL have a corresponding key in the Metadata message</w:t>
+            </w:r>
+            <w:r>
+              <w:t xml:space="preserve"> </w:t>
+            </w:r>
+            <w:r>
+              <w:rPr>
+                <w:rStyle w:val="VerbatimChar"/>
+              </w:rPr>
+              <w:t xml:space="preserve">namespaces</w:t>
+            </w:r>
+            <w:r>
+              <w:t xml:space="preserve"> </w:t>
+            </w:r>
+            <w:r>
+              <w:t xml:space="preserve">set of keys.</w:t>
+            </w:r>
+          </w:p>
+        </w:tc>
+      </w:tr>
+    </w:tbl>
+    <w:p/>
+    <w:tbl>
+      <w:tblPr>
+        <w:tblStyle w:val="Table"/>
+        <w:tblW w:type="pct" w:w="4500"/>
+        <w:tblLook w:firstRow="0" w:lastRow="0" w:firstColumn="0" w:lastColumn="0" w:noHBand="0" w:noVBand="0" w:val="0000"/>
+        <w:jc w:val="start"/>
+      </w:tblPr>
+      <w:tblGrid>
+        <w:gridCol w:w="1782"/>
+        <w:gridCol w:w="5346"/>
+      </w:tblGrid>
+      <w:tr>
+        <w:tc>
+          <w:tcPr/>
+          <w:p>
+            <w:pPr>
+              <w:jc w:val="center"/>
+            </w:pPr>
+            <w:r>
+              <w:rPr>
+                <w:bCs/>
+                <w:b/>
+              </w:rPr>
+              <w:t xml:space="preserve">Permission 5</w:t>
+            </w:r>
+          </w:p>
+        </w:tc>
+        <w:tc>
+          <w:tcPr/>
+          <w:p>
+            <w:pPr>
+              <w:jc w:val="left"/>
+            </w:pPr>
+            <w:r>
+              <w:rPr>
+                <w:bCs/>
+                <w:b/>
+              </w:rPr>
+              <w:t xml:space="preserve">/per/data-model/standard_name_binding_assignment</w:t>
+            </w:r>
+          </w:p>
+        </w:tc>
+      </w:tr>
+      <w:tr>
+        <w:tc>
+          <w:tcPr/>
+          <w:p>
+            <w:pPr>
+              <w:jc w:val="center"/>
+            </w:pPr>
+            <w:r>
+              <w:t xml:space="preserve">A</w:t>
+            </w:r>
+          </w:p>
+        </w:tc>
+        <w:tc>
+          <w:tcPr/>
+          <w:p>
+            <w:pPr>
+              <w:jc w:val="left"/>
+            </w:pPr>
+            <w:r>
+              <w:t xml:space="preserve">A parameter MAY carry zero or more standard name entries.</w:t>
+            </w:r>
+          </w:p>
+        </w:tc>
+      </w:tr>
+    </w:tbl>
+    <w:p>
+      <w:pPr>
+        <w:pStyle w:val="BodyText"/>
+      </w:pPr>
+      <w:r>
+        <w:t xml:space="preserve">Standard name binding is applied in the Parameter message (not the ParameterDefinition message). When a ParameterDefinition message contains multiple Parameter messages, each parameter independently carries its own standard name bindings appropriate for the variable it represents.</w:t>
+      </w:r>
+    </w:p>
+    <w:bookmarkEnd w:id="76"/>
+    <w:bookmarkStart w:id="79" w:name="X1f8a267835683c050631ca2bd1f2371d717d77f"/>
+    <w:p>
+      <w:pPr>
+        <w:pStyle w:val="Heading4"/>
+      </w:pPr>
+      <w:r>
+        <w:t xml:space="preserve">Standard name hierarchy</w:t>
+      </w:r>
+    </w:p>
+    <w:p>
+      <w:pPr>
+        <w:pStyle w:val="FirstParagraph"/>
+      </w:pPr>
+      <w:r>
+        <w:t xml:space="preserve">Standard names are defined at three levels:</w:t>
+      </w:r>
+    </w:p>
+    <w:p>
+      <w:pPr>
+        <w:numPr>
+          <w:ilvl w:val="0"/>
+          <w:numId w:val="1007"/>
+        </w:numPr>
+      </w:pPr>
+      <w:r>
+        <w:t xml:space="preserve">Level 1: CF Metadata Conventions</w:t>
+      </w:r>
+    </w:p>
+    <w:p>
+      <w:pPr>
+        <w:numPr>
+          <w:ilvl w:val="0"/>
+          <w:numId w:val="1007"/>
+        </w:numPr>
+      </w:pPr>
+      <w:r>
+        <w:t xml:space="preserve">Level 2: WMO First Mile parameter registry</w:t>
+      </w:r>
+    </w:p>
+    <w:p>
+      <w:pPr>
+        <w:numPr>
+          <w:ilvl w:val="0"/>
+          <w:numId w:val="1007"/>
+        </w:numPr>
+      </w:pPr>
+      <w:r>
+        <w:t xml:space="preserve">Level 3: Locally managed vocabularies</w:t>
+      </w:r>
+    </w:p>
+    <w:p>
+      <w:pPr>
+        <w:pStyle w:val="FirstParagraph"/>
+      </w:pPr>
+      <w:r>
+        <w:t xml:space="preserve">The Climate and Forecast (CF) Metadata Conventions define the primary vocabulary for standard names in this standard. CF standard names cover the majority of meteorological, hydrological, and oceanographic parameters relevant to first-mile observations. The authoritative list of CF standard names is maintained by the CF Conventions community at</w:t>
+      </w:r>
+      <w:r>
+        <w:t xml:space="preserve"> </w:t>
+      </w:r>
+      <w:hyperlink r:id="rId77">
+        <w:r>
+          <w:rPr>
+            <w:rStyle w:val="Hyperlink"/>
+          </w:rPr>
+          <w:t xml:space="preserve">https://cfconventions.org/Data/cf-standard-names/current/build/cf-standard-name-table.html</w:t>
+        </w:r>
+      </w:hyperlink>
+      <w:r>
+        <w:t xml:space="preserve">. CF standard names are lower-case strings with words separated by underscores (e.g.,</w:t>
+      </w:r>
+      <w:r>
+        <w:t xml:space="preserve"> </w:t>
+      </w:r>
+      <w:r>
+        <w:rPr>
+          <w:rStyle w:val="VerbatimChar"/>
+        </w:rPr>
+        <w:t xml:space="preserve">air_temperature</w:t>
+      </w:r>
+      <w:r>
+        <w:t xml:space="preserve">,</w:t>
+      </w:r>
+      <w:r>
+        <w:t xml:space="preserve"> </w:t>
+      </w:r>
+      <w:r>
+        <w:rPr>
+          <w:rStyle w:val="VerbatimChar"/>
+        </w:rPr>
+        <w:t xml:space="preserve">wind_speed</w:t>
+      </w:r>
+      <w:r>
+        <w:t xml:space="preserve">,</w:t>
+      </w:r>
+      <w:r>
+        <w:t xml:space="preserve"> </w:t>
+      </w:r>
+      <w:r>
+        <w:rPr>
+          <w:rStyle w:val="VerbatimChar"/>
+        </w:rPr>
+        <w:t xml:space="preserve">relative_humidity</w:t>
+      </w:r>
+      <w:r>
+        <w:t xml:space="preserve">). The CF standard name table at cfconventions.org is the authoritative reference for name validity and definitions, regardless of which vocabulary server URI is used as the namespace identifier.</w:t>
+      </w:r>
+    </w:p>
+    <w:p>
+      <w:pPr>
+        <w:pStyle w:val="BodyText"/>
+      </w:pPr>
+      <w:r>
+        <w:t xml:space="preserve">Parameters that are not covered by the CF standard name vocabulary but are common to first-mile observation deployments are governed by a centrally managed registry maintained by WMO and hosted at</w:t>
+      </w:r>
+      <w:r>
+        <w:t xml:space="preserve"> </w:t>
+      </w:r>
+      <w:hyperlink r:id="rId78">
+        <w:r>
+          <w:rPr>
+            <w:rStyle w:val="Hyperlink"/>
+          </w:rPr>
+          <w:t xml:space="preserve">https://codes.wmo.int</w:t>
+        </w:r>
+      </w:hyperlink>
+      <w:r>
+        <w:t xml:space="preserve">.</w:t>
+      </w:r>
+    </w:p>
+    <w:p>
+      <w:pPr>
+        <w:pStyle w:val="BodyText"/>
+      </w:pPr>
+      <w:r>
+        <w:t xml:space="preserve">A locally managed vocabulary is used where a parameter is not covered by either of Levels 1 or 2.</w:t>
+      </w:r>
+    </w:p>
+    <w:tbl>
+      <w:tblPr>
+        <w:tblStyle w:val="Table"/>
+        <w:tblW w:type="pct" w:w="4500"/>
+        <w:tblLook w:firstRow="0" w:lastRow="0" w:firstColumn="0" w:lastColumn="0" w:noHBand="0" w:noVBand="0" w:val="0000"/>
+        <w:jc w:val="start"/>
+      </w:tblPr>
+      <w:tblGrid>
+        <w:gridCol w:w="1782"/>
+        <w:gridCol w:w="5346"/>
+      </w:tblGrid>
+      <w:tr>
+        <w:tc>
+          <w:tcPr/>
+          <w:p>
+            <w:pPr>
+              <w:jc w:val="center"/>
+            </w:pPr>
+            <w:r>
+              <w:rPr>
+                <w:bCs/>
+                <w:b/>
+              </w:rPr>
+              <w:t xml:space="preserve">Requirement 10</w:t>
+            </w:r>
+          </w:p>
+        </w:tc>
+        <w:tc>
+          <w:tcPr/>
+          <w:p>
+            <w:pPr>
+              <w:jc w:val="left"/>
+            </w:pPr>
+            <w:r>
+              <w:rPr>
+                <w:bCs/>
+                <w:b/>
+              </w:rPr>
+              <w:t xml:space="preserve">/req/data-model/standard_name_binding_hierarchy</w:t>
+            </w:r>
+          </w:p>
+        </w:tc>
+      </w:tr>
+      <w:tr>
+        <w:tc>
+          <w:tcPr/>
+          <w:p>
+            <w:pPr>
+              <w:jc w:val="center"/>
+            </w:pPr>
+            <w:r>
+              <w:t xml:space="preserve">A</w:t>
+            </w:r>
+          </w:p>
+        </w:tc>
+        <w:tc>
+          <w:tcPr/>
+          <w:p>
+            <w:pPr>
+              <w:jc w:val="left"/>
+            </w:pPr>
+            <w:r>
+              <w:t xml:space="preserve">Standard names SHALL be drawn in the following order, in the following order of precedence:</w:t>
+            </w:r>
+          </w:p>
+          <w:p>
+            <w:pPr>
+              <w:numPr>
+                <w:ilvl w:val="0"/>
+                <w:numId w:val="1008"/>
+              </w:numPr>
+              <w:jc w:val="left"/>
+            </w:pPr>
+            <w:r>
+              <w:t xml:space="preserve">Level 1: CF Metadata Conventions</w:t>
+            </w:r>
+          </w:p>
+          <w:p>
+            <w:pPr>
+              <w:numPr>
+                <w:ilvl w:val="0"/>
+                <w:numId w:val="1008"/>
+              </w:numPr>
+              <w:jc w:val="left"/>
+            </w:pPr>
+            <w:r>
+              <w:t xml:space="preserve">Level 2: WMO First Mile parameter registry</w:t>
+            </w:r>
+          </w:p>
+          <w:p>
+            <w:pPr>
+              <w:numPr>
+                <w:ilvl w:val="0"/>
+                <w:numId w:val="1008"/>
+              </w:numPr>
+              <w:jc w:val="left"/>
+            </w:pPr>
+            <w:r>
+              <w:t xml:space="preserve">Level 3: Locally managed vocabularies</w:t>
+            </w:r>
+          </w:p>
+        </w:tc>
+      </w:tr>
+      <w:tr>
+        <w:tc>
+          <w:tcPr/>
+          <w:p>
+            <w:pPr>
+              <w:jc w:val="center"/>
+            </w:pPr>
+            <w:r>
+              <w:t xml:space="preserve">C</w:t>
+            </w:r>
+          </w:p>
+        </w:tc>
+        <w:tc>
+          <w:tcPr/>
+          <w:p>
+            <w:pPr>
+              <w:jc w:val="left"/>
+            </w:pPr>
+            <w:r>
+              <w:t xml:space="preserve">The CF namespace prefix SHALL be declared using the value</w:t>
+            </w:r>
+            <w:r>
+              <w:t xml:space="preserve"> </w:t>
+            </w:r>
+            <w:r>
+              <w:rPr>
+                <w:rStyle w:val="VerbatimChar"/>
+              </w:rPr>
+              <w:t xml:space="preserve">cf</w:t>
+            </w:r>
+            <w:r>
+              <w:t xml:space="preserve">.</w:t>
+            </w:r>
+          </w:p>
+        </w:tc>
+      </w:tr>
+      <w:tr>
+        <w:tc>
+          <w:tcPr/>
+          <w:p>
+            <w:pPr>
+              <w:jc w:val="center"/>
+            </w:pPr>
+            <w:r>
+              <w:t xml:space="preserve">D</w:t>
+            </w:r>
+          </w:p>
+        </w:tc>
+        <w:tc>
+          <w:tcPr/>
+          <w:p>
+            <w:pPr>
+              <w:jc w:val="left"/>
+            </w:pPr>
+            <w:r>
+              <w:t xml:space="preserve">The CF namespace URI value SHALL be a URI that resolves to a machine-readable vocabulary server endpoint publishing the CF standard name table.</w:t>
+            </w:r>
+          </w:p>
+        </w:tc>
+      </w:tr>
+      <w:tr>
+        <w:tc>
+          <w:tcPr/>
+          <w:p>
+            <w:pPr>
+              <w:jc w:val="center"/>
+            </w:pPr>
+            <w:r>
+              <w:t xml:space="preserve">E</w:t>
+            </w:r>
+          </w:p>
+        </w:tc>
+        <w:tc>
+          <w:tcPr/>
+          <w:p>
+            <w:pPr>
+              <w:jc w:val="left"/>
+            </w:pPr>
+            <w:r>
+              <w:t xml:space="preserve">The WMO First Mile registry namespace prefix SHALL be declared using the value</w:t>
+            </w:r>
+            <w:r>
+              <w:t xml:space="preserve"> </w:t>
+            </w:r>
+            <w:r>
+              <w:rPr>
+                <w:rStyle w:val="VerbatimChar"/>
+              </w:rPr>
+              <w:t xml:space="preserve">wmo</w:t>
+            </w:r>
+            <w:r>
+              <w:t xml:space="preserve">.</w:t>
+            </w:r>
+          </w:p>
+        </w:tc>
+      </w:tr>
+      <w:tr>
+        <w:tc>
+          <w:tcPr/>
+          <w:p>
+            <w:pPr>
+              <w:jc w:val="center"/>
+            </w:pPr>
+            <w:r>
+              <w:t xml:space="preserve">F</w:t>
+            </w:r>
+          </w:p>
+        </w:tc>
+        <w:tc>
+          <w:tcPr/>
+          <w:p>
+            <w:pPr>
+              <w:jc w:val="left"/>
+            </w:pPr>
+            <w:r>
+              <w:t xml:space="preserve">Locally managed vocabularies SHALL conform to the FAIR Guiding Principles for scientific data management (Findable, Accessible, Interoperable, Reusable). In particular:</w:t>
+            </w:r>
+          </w:p>
+        </w:tc>
+      </w:tr>
+      <w:tr>
+        <w:tc>
+          <w:tcPr/>
+          <w:p>
+            <w:pPr>
+              <w:jc w:val="center"/>
+            </w:pPr>
+            <w:r>
+              <w:t xml:space="preserve">G</w:t>
+            </w:r>
+          </w:p>
+        </w:tc>
+        <w:tc>
+          <w:tcPr/>
+          <w:p>
+            <w:pPr>
+              <w:jc w:val="left"/>
+            </w:pPr>
+            <w:r>
+              <w:t xml:space="preserve">The vocabulary SHALL be findable via a persistent, unique identifier (the namespace URI).</w:t>
+            </w:r>
+          </w:p>
+        </w:tc>
+      </w:tr>
+      <w:tr>
+        <w:tc>
+          <w:tcPr/>
+          <w:p>
+            <w:pPr>
+              <w:jc w:val="center"/>
+            </w:pPr>
+            <w:r>
+              <w:t xml:space="preserve">H</w:t>
+            </w:r>
+          </w:p>
+        </w:tc>
+        <w:tc>
+          <w:tcPr/>
+          <w:p>
+            <w:pPr>
+              <w:jc w:val="left"/>
+            </w:pPr>
+            <w:r>
+              <w:t xml:space="preserve">The vocabulary SHALL be accessible at that URI to all parties participating in the data exchange.</w:t>
+            </w:r>
+          </w:p>
+        </w:tc>
+      </w:tr>
+      <w:tr>
+        <w:tc>
+          <w:tcPr/>
+          <w:p>
+            <w:pPr>
+              <w:jc w:val="center"/>
+            </w:pPr>
+            <w:r>
+              <w:t xml:space="preserve">I</w:t>
+            </w:r>
+          </w:p>
+        </w:tc>
+        <w:tc>
+          <w:tcPr/>
+          <w:p>
+            <w:pPr>
+              <w:jc w:val="left"/>
+            </w:pPr>
+            <w:r>
+              <w:t xml:space="preserve">The vocabulary SHALL use an open, standardised representation (e.g., SKOS/RDF).</w:t>
+            </w:r>
+          </w:p>
+        </w:tc>
+      </w:tr>
+    </w:tbl>
+    <w:p/>
+    <w:tbl>
+      <w:tblPr>
+        <w:tblStyle w:val="Table"/>
+        <w:tblW w:type="pct" w:w="4500"/>
+        <w:tblLook w:firstRow="0" w:lastRow="0" w:firstColumn="0" w:lastColumn="0" w:noHBand="0" w:noVBand="0" w:val="0000"/>
+        <w:jc w:val="start"/>
+      </w:tblPr>
+      <w:tblGrid>
+        <w:gridCol w:w="1782"/>
+        <w:gridCol w:w="5346"/>
+      </w:tblGrid>
+      <w:tr>
+        <w:tc>
+          <w:tcPr/>
+          <w:p>
+            <w:pPr>
+              <w:jc w:val="center"/>
+            </w:pPr>
+            <w:r>
+              <w:rPr>
+                <w:bCs/>
+                <w:b/>
+              </w:rPr>
+              <w:t xml:space="preserve">Recommendation 5</w:t>
+            </w:r>
+          </w:p>
+        </w:tc>
+        <w:tc>
+          <w:tcPr/>
+          <w:p>
+            <w:pPr>
+              <w:jc w:val="left"/>
+            </w:pPr>
+            <w:r>
+              <w:rPr>
+                <w:bCs/>
+                <w:b/>
+              </w:rPr>
+              <w:t xml:space="preserve">/rec/data-model/standard_name_binding_hierarchy</w:t>
+            </w:r>
+          </w:p>
+        </w:tc>
+      </w:tr>
+      <w:tr>
+        <w:tc>
+          <w:tcPr/>
+          <w:p>
+            <w:pPr>
+              <w:jc w:val="center"/>
+            </w:pPr>
+            <w:r>
+              <w:t xml:space="preserve">A</w:t>
+            </w:r>
+          </w:p>
+        </w:tc>
+        <w:tc>
+          <w:tcPr/>
+          <w:p>
+            <w:pPr>
+              <w:jc w:val="left"/>
+            </w:pPr>
+            <w:r>
+              <w:t xml:space="preserve">The highest vocabulary SHOULD be used when it provides a suitable standard name for a given parameter.</w:t>
+            </w:r>
+          </w:p>
+        </w:tc>
+      </w:tr>
+      <w:tr>
+        <w:tc>
+          <w:tcPr/>
+          <w:p>
+            <w:pPr>
+              <w:jc w:val="center"/>
+            </w:pPr>
+            <w:r>
+              <w:t xml:space="preserve">B</w:t>
+            </w:r>
+          </w:p>
+        </w:tc>
+        <w:tc>
+          <w:tcPr/>
+          <w:p>
+            <w:pPr>
+              <w:jc w:val="left"/>
+            </w:pPr>
+            <w:r>
+              <w:t xml:space="preserve">Where a CF standard name exists for a parameter, the Node SHOULD use it in preference to any lower-level vocabulary entry.</w:t>
+            </w:r>
+          </w:p>
+        </w:tc>
+      </w:tr>
+      <w:tr>
+        <w:tc>
+          <w:tcPr/>
+          <w:p>
+            <w:pPr>
+              <w:jc w:val="center"/>
+            </w:pPr>
+            <w:r>
+              <w:t xml:space="preserve">C</w:t>
+            </w:r>
+          </w:p>
+        </w:tc>
+        <w:tc>
+          <w:tcPr/>
+          <w:p>
+            <w:pPr>
+              <w:jc w:val="left"/>
+            </w:pPr>
+            <w:r>
+              <w:t xml:space="preserve">Where a parameter is not covered by CF but is included in the WMO First Mile parameter registry, the Node SHOULD use the registry entry in preference to any locally managed vocabulary.</w:t>
+            </w:r>
+          </w:p>
+        </w:tc>
+      </w:tr>
+    </w:tbl>
+    <w:p/>
+    <w:tbl>
+      <w:tblPr>
+        <w:tblStyle w:val="Table"/>
+        <w:tblW w:type="pct" w:w="4500"/>
+        <w:tblLook w:firstRow="0" w:lastRow="0" w:firstColumn="0" w:lastColumn="0" w:noHBand="0" w:noVBand="0" w:val="0000"/>
+        <w:jc w:val="start"/>
+      </w:tblPr>
+      <w:tblGrid>
+        <w:gridCol w:w="1782"/>
+        <w:gridCol w:w="5346"/>
+      </w:tblGrid>
+      <w:tr>
+        <w:tc>
+          <w:tcPr/>
+          <w:p>
+            <w:pPr>
+              <w:jc w:val="center"/>
+            </w:pPr>
+            <w:r>
+              <w:rPr>
+                <w:bCs/>
+                <w:b/>
+              </w:rPr>
+              <w:t xml:space="preserve">Permission 6</w:t>
+            </w:r>
+          </w:p>
+        </w:tc>
+        <w:tc>
+          <w:tcPr/>
+          <w:p>
+            <w:pPr>
+              <w:jc w:val="left"/>
+            </w:pPr>
+            <w:r>
+              <w:rPr>
+                <w:bCs/>
+                <w:b/>
+              </w:rPr>
+              <w:t xml:space="preserve">/per/data-model/standard_name_binding_hierarchy</w:t>
+            </w:r>
+          </w:p>
+        </w:tc>
+      </w:tr>
+      <w:tr>
+        <w:tc>
+          <w:tcPr/>
+          <w:p>
+            <w:pPr>
+              <w:jc w:val="center"/>
+            </w:pPr>
+            <w:r>
+              <w:t xml:space="preserve">A</w:t>
+            </w:r>
+          </w:p>
+        </w:tc>
+        <w:tc>
+          <w:tcPr/>
+          <w:p>
+            <w:pPr>
+              <w:jc w:val="left"/>
+            </w:pPr>
+            <w:r>
+              <w:t xml:space="preserve">Where a parameter is not covered by either of Levels 1 or 2, a Node MAY use a locally managed vocabulary.</w:t>
+            </w:r>
+          </w:p>
+        </w:tc>
+      </w:tr>
+      <w:tr>
+        <w:tc>
+          <w:tcPr/>
+          <w:p>
+            <w:pPr>
+              <w:jc w:val="center"/>
+            </w:pPr>
+            <w:r>
+              <w:t xml:space="preserve">B</w:t>
+            </w:r>
+          </w:p>
+        </w:tc>
+        <w:tc>
+          <w:tcPr/>
+          <w:p>
+            <w:pPr>
+              <w:jc w:val="left"/>
+            </w:pPr>
+            <w:r>
+              <w:t xml:space="preserve">Local namespace entries MAY be included alongside Level 1 or Level 2 standard names.</w:t>
+            </w:r>
+          </w:p>
+        </w:tc>
+      </w:tr>
+    </w:tbl>
+    <w:p>
+      <w:pPr>
+        <w:pStyle w:val="BodyText"/>
+      </w:pPr>
+      <w:r>
+        <w:t xml:space="preserve">Parameters that may require Level 2 registry entries include quantities typically measured by data loggers but absent from CF, such as supply voltage, internal device temperature, and station-level pressure (QFF). The registry is managed separately from this standard; refer to</w:t>
+      </w:r>
+      <w:r>
+        <w:t xml:space="preserve"> </w:t>
+      </w:r>
+      <w:hyperlink r:id="rId78">
+        <w:r>
+          <w:rPr>
+            <w:rStyle w:val="Hyperlink"/>
+          </w:rPr>
+          <w:t xml:space="preserve">https://codes.wmo.int</w:t>
+        </w:r>
+      </w:hyperlink>
+      <w:r>
+        <w:t xml:space="preserve"> </w:t>
+      </w:r>
+      <w:r>
+        <w:t xml:space="preserve">for the current list of registered entries.</w:t>
+      </w:r>
+    </w:p>
+    <w:p>
+      <w:pPr>
+        <w:pStyle w:val="BodyText"/>
+      </w:pPr>
+      <w:r>
+        <w:t xml:space="preserve">A conformant Hub should be capable of resolving namespace URIs as configured for the deployment, including URIs accessible only within a private or organisational network. A conformant Node shall use namespace URIs that are resolvable by the Hub within the operational context of the deployment.</w:t>
+      </w:r>
+    </w:p>
+    <w:p>
+      <w:pPr>
+        <w:pStyle w:val="BodyText"/>
+      </w:pPr>
+      <w:r>
+        <w:t xml:space="preserve">Where a standard name exists at Level 1 or Level 2, that standard name is be included in the Parameter message</w:t>
+      </w:r>
+      <w:r>
+        <w:t xml:space="preserve"> </w:t>
+      </w:r>
+      <w:r>
+        <w:rPr>
+          <w:rStyle w:val="VerbatimChar"/>
+        </w:rPr>
+        <w:t xml:space="preserve">standardNames</w:t>
+      </w:r>
+      <w:r>
+        <w:t xml:space="preserve"> </w:t>
+      </w:r>
+      <w:r>
+        <w:t xml:space="preserve">element. Any locally managed entries for the same parameter are supplementary to, not a replacement for, the applicable standard name.</w:t>
+      </w:r>
+    </w:p>
+    <w:bookmarkEnd w:id="79"/>
+    <w:bookmarkEnd w:id="80"/>
+    <w:bookmarkStart w:id="81" w:name="Xc8f2fc14d9ce3d043c6603698a378c333168d68"/>
+    <w:p>
+      <w:pPr>
+        <w:pStyle w:val="Heading3"/>
+      </w:pPr>
+      <w:r>
+        <w:t xml:space="preserve">Metadata.ParameterDefinition.Parameter.DeviceRef</w:t>
+      </w:r>
+    </w:p>
+    <w:p>
+      <w:pPr>
+        <w:pStyle w:val="FirstParagraph"/>
+      </w:pPr>
+      <w:r>
+        <w:t xml:space="preserve">The DeviceRef message associates a parameter with the device that measures it. This message uses a oneof field to reference either the node device or a specific observer device.</w:t>
+      </w:r>
+    </w:p>
+    <w:tbl>
+      <w:tblPr>
+        <w:tblStyle w:val="Table"/>
+        <w:tblW w:type="pct" w:w="4500"/>
+        <w:tblLook w:firstRow="0" w:lastRow="0" w:firstColumn="0" w:lastColumn="0" w:noHBand="0" w:noVBand="0" w:val="0000"/>
+        <w:jc w:val="start"/>
+      </w:tblPr>
+      <w:tblGrid>
+        <w:gridCol w:w="1782"/>
+        <w:gridCol w:w="5346"/>
+      </w:tblGrid>
+      <w:tr>
+        <w:tc>
+          <w:tcPr/>
+          <w:p>
+            <w:pPr>
+              <w:jc w:val="center"/>
+            </w:pPr>
+            <w:r>
+              <w:rPr>
+                <w:bCs/>
+                <w:b/>
+              </w:rPr>
               <w:t xml:space="preserve">Requirement 11</w:t>
+            </w:r>
+          </w:p>
+        </w:tc>
+        <w:tc>
+          <w:tcPr/>
+          <w:p>
+            <w:pPr>
+              <w:jc w:val="left"/>
+            </w:pPr>
+            <w:r>
+              <w:rPr>
+                <w:bCs/>
+                <w:b/>
+              </w:rPr>
+              <w:t xml:space="preserve">/req/data-model/device-ref</w:t>
+            </w:r>
+          </w:p>
+        </w:tc>
+      </w:tr>
+      <w:tr>
+        <w:tc>
+          <w:tcPr/>
+          <w:p>
+            <w:pPr>
+              <w:jc w:val="center"/>
+            </w:pPr>
+            <w:r>
+              <w:t xml:space="preserve">A</w:t>
+            </w:r>
+          </w:p>
+        </w:tc>
+        <w:tc>
+          <w:tcPr/>
+          <w:p>
+            <w:pPr>
+              <w:jc w:val="left"/>
+            </w:pPr>
+            <w:r>
+              <w:t xml:space="preserve">A DeviceRef message SHALL define one and only one of an</w:t>
+            </w:r>
+            <w:r>
+              <w:t xml:space="preserve"> </w:t>
+            </w:r>
+            <w:r>
+              <w:rPr>
+                <w:rStyle w:val="VerbatimChar"/>
+              </w:rPr>
+              <w:t xml:space="preserve">observerId</w:t>
+            </w:r>
+            <w:r>
+              <w:t xml:space="preserve"> </w:t>
+            </w:r>
+            <w:r>
+              <w:t xml:space="preserve">element as a reference to an ObserverDevice message or a</w:t>
+            </w:r>
+            <w:r>
+              <w:t xml:space="preserve"> </w:t>
+            </w:r>
+            <w:r>
+              <w:rPr>
+                <w:rStyle w:val="VerbatimChar"/>
+              </w:rPr>
+              <w:t xml:space="preserve">node</w:t>
+            </w:r>
+            <w:r>
+              <w:t xml:space="preserve"> </w:t>
+            </w:r>
+            <w:r>
+              <w:t xml:space="preserve">if the parameter is measured by the Node.</w:t>
+            </w:r>
+          </w:p>
+        </w:tc>
+      </w:tr>
+      <w:tr>
+        <w:tc>
+          <w:tcPr/>
+          <w:p>
+            <w:pPr>
+              <w:jc w:val="center"/>
+            </w:pPr>
+            <w:r>
+              <w:t xml:space="preserve">B</w:t>
+            </w:r>
+          </w:p>
+        </w:tc>
+        <w:tc>
+          <w:tcPr/>
+          <w:p>
+            <w:pPr>
+              <w:jc w:val="left"/>
+            </w:pPr>
+            <w:r>
+              <w:t xml:space="preserve">When the</w:t>
+            </w:r>
+            <w:r>
+              <w:t xml:space="preserve"> </w:t>
+            </w:r>
+            <w:r>
+              <w:rPr>
+                <w:rStyle w:val="VerbatimChar"/>
+              </w:rPr>
+              <w:t xml:space="preserve">node</w:t>
+            </w:r>
+            <w:r>
+              <w:t xml:space="preserve"> </w:t>
+            </w:r>
+            <w:r>
+              <w:t xml:space="preserve">element is present, the parameter SHALL be measured by the Node Device itself (such as internal voltage or temperature of a datalogger).</w:t>
+            </w:r>
+          </w:p>
+        </w:tc>
+      </w:tr>
+      <w:tr>
+        <w:tc>
+          <w:tcPr/>
+          <w:p>
+            <w:pPr>
+              <w:jc w:val="center"/>
+            </w:pPr>
+            <w:r>
+              <w:t xml:space="preserve">C</w:t>
+            </w:r>
+          </w:p>
+        </w:tc>
+        <w:tc>
+          <w:tcPr/>
+          <w:p>
+            <w:pPr>
+              <w:jc w:val="left"/>
+            </w:pPr>
+            <w:r>
+              <w:t xml:space="preserve">When the observerId field is set, it SHALL match the id of an ObserverDevice defined in the Metadata message.</w:t>
+            </w:r>
+          </w:p>
+        </w:tc>
+      </w:tr>
+    </w:tbl>
+    <w:bookmarkEnd w:id="81"/>
+    <w:bookmarkStart w:id="82" w:name="X05ad229d6065a3fb9e9fa952b4fa2f12120cd4a"/>
+    <w:p>
+      <w:pPr>
+        <w:pStyle w:val="Heading3"/>
+      </w:pPr>
+      <w:r>
+        <w:t xml:space="preserve">Data</w:t>
+      </w:r>
+    </w:p>
+    <w:p>
+      <w:pPr>
+        <w:pStyle w:val="FirstParagraph"/>
+      </w:pPr>
+      <w:r>
+        <w:t xml:space="preserve">The Data message is the primary container for transmitting observation data from the Node to the Hub. This message may be transmitted as frequently as needed to deliver current or batched observations.</w:t>
+      </w:r>
+    </w:p>
+    <w:p>
+      <w:pPr>
+        <w:pStyle w:val="BodyText"/>
+      </w:pPr>
+      <w:r>
+        <w:t xml:space="preserve">A Data message may contain multiple Observation messages, enabling efficient batch transmission of measurement data. Each observation is independent and contains its own timestamp and parameter reference.</w:t>
+      </w:r>
+    </w:p>
+    <w:p>
+      <w:pPr>
+        <w:pStyle w:val="BodyText"/>
+      </w:pPr>
+      <w:r>
+        <w:t xml:space="preserve">The Node may transmit Data messages containing observations that reference parameter definitions not yet received by the Hub. In this case, the Hub shall buffer or queue such observations until the corresponding</w:t>
+      </w:r>
+      <w:r>
+        <w:t xml:space="preserve"> </w:t>
+      </w:r>
+      <w:r>
+        <w:rPr>
+          <w:rStyle w:val="VerbatimChar"/>
+        </w:rPr>
+        <w:t xml:space="preserve">Metadata</w:t>
+      </w:r>
+      <w:r>
+        <w:t xml:space="preserve"> </w:t>
+      </w:r>
+      <w:r>
+        <w:t xml:space="preserve">message is received.</w:t>
+      </w:r>
+    </w:p>
+    <w:tbl>
+      <w:tblPr>
+        <w:tblStyle w:val="Table"/>
+        <w:tblW w:type="pct" w:w="4500"/>
+        <w:tblLook w:firstRow="0" w:lastRow="0" w:firstColumn="0" w:lastColumn="0" w:noHBand="0" w:noVBand="0" w:val="0000"/>
+        <w:jc w:val="start"/>
+      </w:tblPr>
+      <w:tblGrid>
+        <w:gridCol w:w="1782"/>
+        <w:gridCol w:w="5346"/>
+      </w:tblGrid>
+      <w:tr>
+        <w:tc>
+          <w:tcPr/>
+          <w:p>
+            <w:pPr>
+              <w:jc w:val="center"/>
+            </w:pPr>
+            <w:r>
+              <w:rPr>
+                <w:bCs/>
+                <w:b/>
+              </w:rPr>
+              <w:t xml:space="preserve">Requirement 12</w:t>
+            </w:r>
+          </w:p>
+        </w:tc>
+        <w:tc>
+          <w:tcPr/>
+          <w:p>
+            <w:pPr>
+              <w:jc w:val="left"/>
+            </w:pPr>
+            <w:r>
+              <w:rPr>
+                <w:bCs/>
+                <w:b/>
+              </w:rPr>
+              <w:t xml:space="preserve">/req/data-model/data</w:t>
+            </w:r>
+          </w:p>
+        </w:tc>
+      </w:tr>
+      <w:tr>
+        <w:tc>
+          <w:tcPr/>
+          <w:p>
+            <w:pPr>
+              <w:jc w:val="center"/>
+            </w:pPr>
+            <w:r>
+              <w:t xml:space="preserve">A</w:t>
+            </w:r>
+          </w:p>
+        </w:tc>
+        <w:tc>
+          <w:tcPr/>
+          <w:p>
+            <w:pPr>
+              <w:jc w:val="left"/>
+            </w:pPr>
+            <w:r>
+              <w:t xml:space="preserve">A Data message SHALL define one or more</w:t>
+            </w:r>
+            <w:r>
+              <w:t xml:space="preserve"> </w:t>
+            </w:r>
+            <w:r>
+              <w:rPr>
+                <w:rStyle w:val="VerbatimChar"/>
+              </w:rPr>
+              <w:t xml:space="preserve">observations</w:t>
+            </w:r>
+            <w:r>
+              <w:t xml:space="preserve"> </w:t>
+            </w:r>
+            <w:r>
+              <w:t xml:space="preserve">elements to describe observation measurements.</w:t>
+            </w:r>
+          </w:p>
+        </w:tc>
+      </w:tr>
+    </w:tbl>
+    <w:bookmarkEnd w:id="82"/>
+    <w:bookmarkStart w:id="83" w:name="X1dbf4a806bce0d3d4fc72a7b692636795af6609"/>
+    <w:p>
+      <w:pPr>
+        <w:pStyle w:val="Heading3"/>
+      </w:pPr>
+      <w:r>
+        <w:t xml:space="preserve">Observation</w:t>
+      </w:r>
+    </w:p>
+    <w:p>
+      <w:pPr>
+        <w:pStyle w:val="FirstParagraph"/>
+      </w:pPr>
+      <w:r>
+        <w:t xml:space="preserve">The Observation message represents a single measurement data point collected at a specific time.</w:t>
+      </w:r>
+    </w:p>
+    <w:tbl>
+      <w:tblPr>
+        <w:tblStyle w:val="Table"/>
+        <w:tblW w:type="pct" w:w="4500"/>
+        <w:tblLook w:firstRow="0" w:lastRow="0" w:firstColumn="0" w:lastColumn="0" w:noHBand="0" w:noVBand="0" w:val="0000"/>
+        <w:jc w:val="start"/>
+      </w:tblPr>
+      <w:tblGrid>
+        <w:gridCol w:w="1782"/>
+        <w:gridCol w:w="5346"/>
+      </w:tblGrid>
+      <w:tr>
+        <w:tc>
+          <w:tcPr/>
+          <w:p>
+            <w:pPr>
+              <w:jc w:val="center"/>
+            </w:pPr>
+            <w:r>
+              <w:rPr>
+                <w:bCs/>
+                <w:b/>
+              </w:rPr>
+              <w:t xml:space="preserve">Requirement 13</w:t>
+            </w:r>
+          </w:p>
+        </w:tc>
+        <w:tc>
+          <w:tcPr/>
+          <w:p>
+            <w:pPr>
+              <w:jc w:val="left"/>
+            </w:pPr>
+            <w:r>
+              <w:rPr>
+                <w:bCs/>
+                <w:b/>
+              </w:rPr>
+              <w:t xml:space="preserve">/req/data-model/observation</w:t>
+            </w:r>
+          </w:p>
+        </w:tc>
+      </w:tr>
+      <w:tr>
+        <w:tc>
+          <w:tcPr/>
+          <w:p>
+            <w:pPr>
+              <w:jc w:val="center"/>
+            </w:pPr>
+            <w:r>
+              <w:t xml:space="preserve">A</w:t>
+            </w:r>
+          </w:p>
+        </w:tc>
+        <w:tc>
+          <w:tcPr/>
+          <w:p>
+            <w:pPr>
+              <w:jc w:val="left"/>
+            </w:pPr>
+            <w:r>
+              <w:t xml:space="preserve">An Observation message SHALL define a</w:t>
+            </w:r>
+            <w:r>
+              <w:t xml:space="preserve"> </w:t>
+            </w:r>
+            <w:r>
+              <w:rPr>
+                <w:rStyle w:val="VerbatimChar"/>
+              </w:rPr>
+              <w:t xml:space="preserve">parameterDefinitionId</w:t>
+            </w:r>
+            <w:r>
+              <w:t xml:space="preserve"> </w:t>
+            </w:r>
+            <w:r>
+              <w:t xml:space="preserve">element using the id of the ParameterDefinition message.</w:t>
+            </w:r>
+          </w:p>
+        </w:tc>
+      </w:tr>
+      <w:tr>
+        <w:tc>
+          <w:tcPr/>
+          <w:p>
+            <w:pPr>
+              <w:jc w:val="center"/>
+            </w:pPr>
+            <w:r>
+              <w:t xml:space="preserve">B</w:t>
+            </w:r>
+          </w:p>
+        </w:tc>
+        <w:tc>
+          <w:tcPr/>
+          <w:p>
+            <w:pPr>
+              <w:jc w:val="left"/>
+            </w:pPr>
+            <w:r>
+              <w:t xml:space="preserve">An Observation message SHALL define a</w:t>
+            </w:r>
+            <w:r>
+              <w:t xml:space="preserve"> </w:t>
+            </w:r>
+            <w:r>
+              <w:rPr>
+                <w:rStyle w:val="VerbatimChar"/>
+              </w:rPr>
+              <w:t xml:space="preserve">time</w:t>
+            </w:r>
+            <w:r>
+              <w:t xml:space="preserve"> </w:t>
+            </w:r>
+            <w:r>
+              <w:t xml:space="preserve">element using</w:t>
+            </w:r>
+            <w:r>
+              <w:t xml:space="preserve"> </w:t>
+            </w:r>
+            <w:r>
+              <w:rPr>
+                <w:rStyle w:val="VerbatimChar"/>
+              </w:rPr>
+              <w:t xml:space="preserve">google.protobuf.Timestamp</w:t>
+            </w:r>
+            <w:r>
+              <w:t xml:space="preserve">, in UTC.</w:t>
+            </w:r>
+          </w:p>
+        </w:tc>
+      </w:tr>
+      <w:tr>
+        <w:tc>
+          <w:tcPr/>
+          <w:p>
+            <w:pPr>
+              <w:jc w:val="center"/>
+            </w:pPr>
+            <w:r>
+              <w:t xml:space="preserve">C</w:t>
+            </w:r>
+          </w:p>
+        </w:tc>
+        <w:tc>
+          <w:tcPr/>
+          <w:p>
+            <w:pPr>
+              <w:jc w:val="left"/>
+            </w:pPr>
+            <w:r>
+              <w:t xml:space="preserve">An Observation message SHALL define one or more</w:t>
+            </w:r>
+            <w:r>
+              <w:t xml:space="preserve"> </w:t>
+            </w:r>
+            <w:r>
+              <w:rPr>
+                <w:rStyle w:val="VerbatimChar"/>
+              </w:rPr>
+              <w:t xml:space="preserve">values</w:t>
+            </w:r>
+            <w:r>
+              <w:t xml:space="preserve"> </w:t>
+            </w:r>
+            <w:r>
+              <w:t xml:space="preserve">elements using the Value message.</w:t>
+            </w:r>
+          </w:p>
+        </w:tc>
+      </w:tr>
+    </w:tbl>
+    <w:p>
+      <w:pPr>
+        <w:pStyle w:val="BodyText"/>
+      </w:pPr>
+      <w:r>
+        <w:t xml:space="preserve">The</w:t>
+      </w:r>
+      <w:r>
+        <w:t xml:space="preserve"> </w:t>
+      </w:r>
+      <w:r>
+        <w:rPr>
+          <w:rStyle w:val="VerbatimChar"/>
+        </w:rPr>
+        <w:t xml:space="preserve">parameterDefinitionId</w:t>
+      </w:r>
+      <w:r>
+        <w:t xml:space="preserve"> </w:t>
+      </w:r>
+      <w:r>
+        <w:t xml:space="preserve">element shall reference a ParameterDefinition</w:t>
+      </w:r>
+      <w:r>
+        <w:t xml:space="preserve"> </w:t>
+      </w:r>
+      <w:r>
+        <w:rPr>
+          <w:rStyle w:val="VerbatimChar"/>
+        </w:rPr>
+        <w:t xml:space="preserve">id</w:t>
+      </w:r>
+      <w:r>
+        <w:t xml:space="preserve"> </w:t>
+      </w:r>
+      <w:r>
+        <w:t xml:space="preserve">from the Metadata message. The number and type of values in the values field shall correspond to the number of parameters defined in the referenced ParameterDefinition.</w:t>
+      </w:r>
+    </w:p>
+    <w:p>
+      <w:pPr>
+        <w:pStyle w:val="BodyText"/>
+      </w:pPr>
+      <w:r>
+        <w:t xml:space="preserve">The time field uses the</w:t>
+      </w:r>
+      <w:r>
+        <w:t xml:space="preserve"> </w:t>
+      </w:r>
+      <w:r>
+        <w:rPr>
+          <w:rStyle w:val="VerbatimChar"/>
+        </w:rPr>
+        <w:t xml:space="preserve">google.protobuf.Timestamp</w:t>
+      </w:r>
+      <w:r>
+        <w:t xml:space="preserve"> </w:t>
+      </w:r>
+      <w:r>
+        <w:t xml:space="preserve">format, representing time as seconds and nanoseconds since the Unix epoch (</w:t>
+      </w:r>
+      <w:r>
+        <w:rPr>
+          <w:rStyle w:val="VerbatimChar"/>
+        </w:rPr>
+        <w:t xml:space="preserve">1970-01-01T00:00:00Z</w:t>
+      </w:r>
+      <w:r>
+        <w:t xml:space="preserve">).</w:t>
+      </w:r>
+    </w:p>
+    <w:p>
+      <w:pPr>
+        <w:pStyle w:val="BodyText"/>
+      </w:pPr>
+      <w:r>
+        <w:t xml:space="preserve">An observation may contain multiple values when the referenced ParameterDefinition contains multiple parameters. This approach enables grouping values that are measured at the same timestamp, requiring the timestamp to be transmitted only once for multiple values. This reduces payload size, which is particularly beneficial in bandwidth-constrained environments. For example, a parameter definition for "Internal Parameters" might include both supply voltage and internal temperature, requiring two values per observation but sharing a single timestamp.</w:t>
+      </w:r>
+    </w:p>
+    <w:bookmarkEnd w:id="83"/>
+    <w:bookmarkStart w:id="84" w:name="Xfab5fa97ae3521ef5fab878ac897c1c9dd10da9"/>
+    <w:p>
+      <w:pPr>
+        <w:pStyle w:val="Heading3"/>
+      </w:pPr>
+      <w:r>
+        <w:t xml:space="preserve">Value</w:t>
+      </w:r>
+    </w:p>
+    <w:p>
+      <w:pPr>
+        <w:pStyle w:val="FirstParagraph"/>
+      </w:pPr>
+      <w:r>
+        <w:t xml:space="preserve">A Value message defines the measurement of data of different types.</w:t>
+      </w:r>
+    </w:p>
+    <w:tbl>
+      <w:tblPr>
+        <w:tblStyle w:val="Table"/>
+        <w:tblW w:type="pct" w:w="4500"/>
+        <w:tblLook w:firstRow="0" w:lastRow="0" w:firstColumn="0" w:lastColumn="0" w:noHBand="0" w:noVBand="0" w:val="0000"/>
+        <w:jc w:val="start"/>
+      </w:tblPr>
+      <w:tblGrid>
+        <w:gridCol w:w="1782"/>
+        <w:gridCol w:w="5346"/>
+      </w:tblGrid>
+      <w:tr>
+        <w:tc>
+          <w:tcPr/>
+          <w:p>
+            <w:pPr>
+              <w:jc w:val="center"/>
+            </w:pPr>
+            <w:r>
+              <w:rPr>
+                <w:bCs/>
+                <w:b/>
+              </w:rPr>
+              <w:t xml:space="preserve">Requirement 14</w:t>
             </w:r>
           </w:p>
         </w:tc>
@@ -5892,10 +7308,10 @@
         <w:t xml:space="preserve">When an Observation references a ParameterDefinition containing multiple parameters, the values in the values array shall be provided in the same order as the parameters are defined in the ParameterDefinition.parameters field. It is not permitted to omit a value from the middle of the array, as this would cause misalignment with the parameter definitions. If a value is unavailable, the emptyValue field shall be used at that position to maintain correct alignment.</w:t>
       </w:r>
     </w:p>
-    <w:bookmarkEnd w:id="78"/>
-    <w:bookmarkEnd w:id="79"/>
-    <w:bookmarkEnd w:id="80"/>
-    <w:bookmarkStart w:id="83" w:name="X25e95aefdb2d4fb8c75b602001aef8d2717b74f"/>
+    <w:bookmarkEnd w:id="84"/>
+    <w:bookmarkEnd w:id="85"/>
+    <w:bookmarkEnd w:id="86"/>
+    <w:bookmarkStart w:id="89" w:name="X25e95aefdb2d4fb8c75b602001aef8d2717b74f"/>
     <w:p>
       <w:pPr>
         <w:pStyle w:val="Heading1"/>
@@ -5912,7 +7328,7 @@
         <w:t xml:space="preserve">TODO one sentence</w:t>
       </w:r>
     </w:p>
-    <w:bookmarkStart w:id="82" w:name="X7fc4d80d59f1a6bb213f5c449042be19cbf9c46"/>
+    <w:bookmarkStart w:id="88" w:name="X7fc4d80d59f1a6bb213f5c449042be19cbf9c46"/>
     <w:p>
       <w:pPr>
         <w:pStyle w:val="Heading2"/>
@@ -5921,7 +7337,7 @@
         <w:t xml:space="preserve">Requirements Class "Protocol"</w:t>
       </w:r>
     </w:p>
-    <w:bookmarkStart w:id="81" w:name="X322101054fd636c32d6869f7cfec83424c5280c"/>
+    <w:bookmarkStart w:id="87" w:name="X322101054fd636c32d6869f7cfec83424c5280c"/>
     <w:p>
       <w:pPr>
         <w:pStyle w:val="Heading3"/>
@@ -5946,10 +7362,10 @@
         <w:t xml:space="preserve">Unresolved directive in sections/clause_8_protocol.adoc - include::../requirements/requirements_class_protocol.adoc[]</w:t>
       </w:r>
     </w:p>
-    <w:bookmarkEnd w:id="81"/>
-    <w:bookmarkEnd w:id="82"/>
-    <w:bookmarkEnd w:id="83"/>
-    <w:bookmarkStart w:id="87" w:name="X78fdb1f4716baf4c26796c550dad0531813f831"/>
+    <w:bookmarkEnd w:id="87"/>
+    <w:bookmarkEnd w:id="88"/>
+    <w:bookmarkEnd w:id="89"/>
+    <w:bookmarkStart w:id="93" w:name="X78fdb1f4716baf4c26796c550dad0531813f831"/>
     <w:p>
       <w:pPr>
         <w:pStyle w:val="Heading1"/>
@@ -5958,7 +7374,7 @@
         <w:t xml:space="preserve">Conformance Class Abstract Test Suite (Normative)</w:t>
       </w:r>
     </w:p>
-    <w:bookmarkStart w:id="85" w:name="X51fa1da9981b3d6ab7f3934407e02f2e1780fbc"/>
+    <w:bookmarkStart w:id="91" w:name="X51fa1da9981b3d6ab7f3934407e02f2e1780fbc"/>
     <w:p>
       <w:pPr>
         <w:pStyle w:val="Heading2"/>
@@ -6020,7 +7436,7 @@
         <w:t xml:space="preserve">Target Type:Event Metadata</w:t>
       </w:r>
     </w:p>
-    <w:bookmarkStart w:id="84" w:name="X3a04224f617536f2fb363349e0c2c664c06221f"/>
+    <w:bookmarkStart w:id="90" w:name="X3a04224f617536f2fb363349e0c2c664c06221f"/>
     <w:p>
       <w:pPr>
         <w:pStyle w:val="Heading3"/>
@@ -6093,9 +7509,9 @@
         <w:t xml:space="preserve">TODO</w:t>
       </w:r>
     </w:p>
-    <w:bookmarkEnd w:id="84"/>
-    <w:bookmarkEnd w:id="85"/>
-    <w:bookmarkStart w:id="86" w:name="X2c8e2ae5fe17c8e8966a4a52a89f1d3267a82e8"/>
+    <w:bookmarkEnd w:id="90"/>
+    <w:bookmarkEnd w:id="91"/>
+    <w:bookmarkStart w:id="92" w:name="X2c8e2ae5fe17c8e8966a4a52a89f1d3267a82e8"/>
     <w:p>
       <w:pPr>
         <w:pStyle w:val="Heading2"/>
@@ -6112,9 +7528,9 @@
         <w:t xml:space="preserve">Unresolved directive in sections/annex_a_ats.adoc - include::../abstract_tests/ATS_class_protocol.adoc[]</w:t>
       </w:r>
     </w:p>
-    <w:bookmarkEnd w:id="86"/>
-    <w:bookmarkEnd w:id="87"/>
-    <w:bookmarkStart w:id="92" w:name="schemas"/>
+    <w:bookmarkEnd w:id="92"/>
+    <w:bookmarkEnd w:id="93"/>
+    <w:bookmarkStart w:id="98" w:name="schemas"/>
     <w:p>
       <w:pPr>
         <w:pStyle w:val="Heading1"/>
@@ -6146,7 +7562,7 @@
         <w:t xml:space="preserve">once the standard has been approved.</w:t>
       </w:r>
     </w:p>
-    <w:bookmarkStart w:id="88" w:name="X46e521b6e924054fbebe9866cf8af1ad457905f"/>
+    <w:bookmarkStart w:id="94" w:name="X46e521b6e924054fbebe9866cf8af1ad457905f"/>
     <w:p>
       <w:pPr>
         <w:pStyle w:val="Heading2"/>
@@ -7177,8 +8593,8 @@
         <w:t xml:space="preserve">}</w:t>
       </w:r>
     </w:p>
-    <w:bookmarkEnd w:id="88"/>
-    <w:bookmarkStart w:id="91" w:name="Xdd1fe16469c2eadaa904f6e369398e4a8c19852"/>
+    <w:bookmarkEnd w:id="94"/>
+    <w:bookmarkStart w:id="97" w:name="Xdd1fe16469c2eadaa904f6e369398e4a8c19852"/>
     <w:p>
       <w:pPr>
         <w:pStyle w:val="Heading2"/>
@@ -7187,7 +8603,7 @@
         <w:t xml:space="preserve">Enumerations</w:t>
       </w:r>
     </w:p>
-    <w:bookmarkStart w:id="89" w:name="X974361986fb85896cad8d73d8da9e7481cde38c"/>
+    <w:bookmarkStart w:id="95" w:name="X974361986fb85896cad8d73d8da9e7481cde38c"/>
     <w:p>
       <w:pPr>
         <w:pStyle w:val="Heading3"/>
@@ -7977,8 +9393,8 @@
         <w:t xml:space="preserve">shall specify the duration over which the aggregation is performed.</w:t>
       </w:r>
     </w:p>
-    <w:bookmarkEnd w:id="89"/>
-    <w:bookmarkStart w:id="90" w:name="X74d4f5b1443596dd08a6ea00592edb81132a5cb"/>
+    <w:bookmarkEnd w:id="95"/>
+    <w:bookmarkStart w:id="96" w:name="X74d4f5b1443596dd08a6ea00592edb81132a5cb"/>
     <w:p>
       <w:pPr>
         <w:pStyle w:val="Heading3"/>
@@ -8277,10 +9693,10 @@
         <w:t xml:space="preserve">The choice of reference surface is determined by the user based on the measurement context and requirements. For example, meteorological observations of air temperature typically use height above ground level (GL), while atmospheric pressure observations may reference mean sea level (MSL).</w:t>
       </w:r>
     </w:p>
-    <w:bookmarkEnd w:id="90"/>
-    <w:bookmarkEnd w:id="91"/>
-    <w:bookmarkEnd w:id="92"/>
-    <w:bookmarkStart w:id="95" w:name="examples"/>
+    <w:bookmarkEnd w:id="96"/>
+    <w:bookmarkEnd w:id="97"/>
+    <w:bookmarkEnd w:id="98"/>
+    <w:bookmarkStart w:id="101" w:name="examples"/>
     <w:p>
       <w:pPr>
         <w:pStyle w:val="Heading1"/>
@@ -8289,7 +9705,7 @@
         <w:t xml:space="preserve">Examples (Informative)</w:t>
       </w:r>
     </w:p>
-    <w:bookmarkStart w:id="93" w:name="X68ae7d3cf07904a2b65da44dbbe6172616b3505"/>
+    <w:bookmarkStart w:id="99" w:name="X68ae7d3cf07904a2b65da44dbbe6172616b3505"/>
     <w:p>
       <w:pPr>
         <w:pStyle w:val="Heading2"/>
@@ -8298,8 +9714,8 @@
         <w:t xml:space="preserve">Transmission topics</w:t>
       </w:r>
     </w:p>
-    <w:bookmarkEnd w:id="93"/>
-    <w:bookmarkStart w:id="94" w:name="X9f4d614843744384f3a7741ad5521bc4cfb9588"/>
+    <w:bookmarkEnd w:id="99"/>
+    <w:bookmarkStart w:id="100" w:name="X9f4d614843744384f3a7741ad5521bc4cfb9588"/>
     <w:p>
       <w:pPr>
         <w:pStyle w:val="Heading2"/>
@@ -8308,9 +9724,9 @@
         <w:t xml:space="preserve">Data and metadata messages</w:t>
       </w:r>
     </w:p>
-    <w:bookmarkEnd w:id="94"/>
-    <w:bookmarkEnd w:id="95"/>
-    <w:bookmarkStart w:id="98" w:name="Bibliography"/>
+    <w:bookmarkEnd w:id="100"/>
+    <w:bookmarkEnd w:id="101"/>
+    <w:bookmarkStart w:id="104" w:name="Bibliography"/>
     <w:p>
       <w:pPr>
         <w:pStyle w:val="Heading1"/>
@@ -8323,11 +9739,11 @@
       <w:pPr>
         <w:numPr>
           <w:ilvl w:val="0"/>
-          <w:numId w:val="1006"/>
+          <w:numId w:val="1009"/>
         </w:numPr>
       </w:pPr>
-      <w:bookmarkStart w:id="96" w:name="link-relations"/>
-      <w:bookmarkEnd w:id="96"/>
+      <w:bookmarkStart w:id="102" w:name="link-relations"/>
+      <w:bookmarkEnd w:id="102"/>
       <w:r>
         <w:t xml:space="preserve"> </w:t>
       </w:r>
@@ -8337,7 +9753,7 @@
       <w:r>
         <w:t xml:space="preserve"> </w:t>
       </w:r>
-      <w:hyperlink r:id="rId97">
+      <w:hyperlink r:id="rId103">
         <w:r>
           <w:rPr>
             <w:rStyle w:val="Hyperlink"/>
@@ -8346,8 +9762,8 @@
         </w:r>
       </w:hyperlink>
     </w:p>
-    <w:bookmarkEnd w:id="98"/>
-    <w:bookmarkStart w:id="99" w:name="X7704236ba72ed8cc2b9a9e238d27c640b9b6528"/>
+    <w:bookmarkEnd w:id="104"/>
+    <w:bookmarkStart w:id="105" w:name="X7704236ba72ed8cc2b9a9e238d27c640b9b6528"/>
     <w:p>
       <w:pPr>
         <w:pStyle w:val="Heading1"/>
@@ -8493,7 +9909,7 @@
         </w:tc>
       </w:tr>
     </w:tbl>
-    <w:bookmarkEnd w:id="99"/>
+    <w:bookmarkEnd w:id="105"/>
     <w:sectPr/>
   </w:body>
 </w:document>
@@ -8767,6 +10183,15 @@
     <w:abstractNumId w:val="991"/>
   </w:num>
   <w:num w:numId="1006">
+    <w:abstractNumId w:val="991"/>
+  </w:num>
+  <w:num w:numId="1007">
+    <w:abstractNumId w:val="991"/>
+  </w:num>
+  <w:num w:numId="1008">
+    <w:abstractNumId w:val="991"/>
+  </w:num>
+  <w:num w:numId="1009">
     <w:abstractNumId w:val="991"/>
   </w:num>
 </w:numbering>

--- a/standard/fmdm-DRAFT.docx
+++ b/standard/fmdm-DRAFT.docx
@@ -7152,7 +7152,7 @@
     <w:bookmarkEnd w:id="86"/>
     <w:bookmarkEnd w:id="87"/>
     <w:bookmarkEnd w:id="88"/>
-    <w:bookmarkStart w:id="95" w:name="Xe13ae3854e7e1647433e2f6745793dd790f9f65"/>
+    <w:bookmarkStart w:id="101" w:name="Xe13ae3854e7e1647433e2f6745793dd790f9f65"/>
     <w:p>
       <w:pPr>
         <w:pStyle w:val="Heading1"/>
@@ -7169,7 +7169,7 @@
         <w:t xml:space="preserve">TODO one sentence</w:t>
       </w:r>
     </w:p>
-    <w:bookmarkStart w:id="94" w:name="X5a7e5b211b332a32dc428e118e912437eff5560"/>
+    <w:bookmarkStart w:id="100" w:name="X5a7e5b211b332a32dc428e118e912437eff5560"/>
     <w:p>
       <w:pPr>
         <w:pStyle w:val="Heading2"/>
@@ -7434,6 +7434,86 @@
             </w:pPr>
             <w:r>
               <w:t xml:space="preserve">To improve the overall level of the firstmile ecosystem, the secure version of the MQTT protocol SHOULD be implemented (in this case, a valid certificate is required).</w:t>
+            </w:r>
+          </w:p>
+        </w:tc>
+      </w:tr>
+      <w:tr>
+        <w:tc>
+          <w:tcPr/>
+          <w:p>
+            <w:pPr>
+              <w:jc w:val="center"/>
+            </w:pPr>
+            <w:r>
+              <w:t xml:space="preserve">D</w:t>
+            </w:r>
+          </w:p>
+        </w:tc>
+        <w:tc>
+          <w:tcPr/>
+          <w:p>
+            <w:pPr>
+              <w:jc w:val="left"/>
+            </w:pPr>
+            <w:r>
+              <w:t xml:space="preserve">Message Encodings SHALL be published using a QoS level of</w:t>
+            </w:r>
+            <w:r>
+              <w:t xml:space="preserve"> </w:t>
+            </w:r>
+            <w:r>
+              <w:rPr>
+                <w:bCs/>
+                <w:b/>
+              </w:rPr>
+              <w:t xml:space="preserve">2</w:t>
+            </w:r>
+            <w:r>
+              <w:t xml:space="preserve"> </w:t>
+            </w:r>
+            <w:r>
+              <w:t xml:space="preserve">to ensure that they are delivered and received exactly once.</w:t>
+            </w:r>
+          </w:p>
+        </w:tc>
+      </w:tr>
+      <w:tr>
+        <w:tc>
+          <w:tcPr/>
+          <w:p>
+            <w:pPr>
+              <w:jc w:val="center"/>
+            </w:pPr>
+            <w:r>
+              <w:t xml:space="preserve">E</w:t>
+            </w:r>
+          </w:p>
+        </w:tc>
+        <w:tc>
+          <w:tcPr/>
+          <w:p>
+            <w:pPr>
+              <w:jc w:val="left"/>
+            </w:pPr>
+            <w:r>
+              <w:t xml:space="preserve">Client connections to a given MQTT broker SHALL set Receive Maximum to</w:t>
+            </w:r>
+            <w:r>
+              <w:t xml:space="preserve"> </w:t>
+            </w:r>
+            <w:r>
+              <w:rPr>
+                <w:bCs/>
+                <w:b/>
+              </w:rPr>
+              <w:t xml:space="preserve">1</w:t>
+            </w:r>
+            <w:r>
+              <w:t xml:space="preserve"> </w:t>
+            </w:r>
+            <w:r>
+              <w:t xml:space="preserve">when establishing the session.</w:t>
             </w:r>
           </w:p>
         </w:tc>
@@ -7578,10 +7658,1402 @@
         <w:t xml:space="preserve">Topic Hierarchy</w:t>
       </w:r>
     </w:p>
+    <w:p>
+      <w:pPr>
+        <w:pStyle w:val="FirstParagraph"/>
+      </w:pPr>
+      <w:r>
+        <w:t xml:space="preserve">The First Mile Topic Hierarchy is composed of six mandatory levels. The representation is encoded as a simple text string of values at each topic level, separated by a slash (</w:t>
+      </w:r>
+      <w:r>
+        <w:rPr>
+          <w:rStyle w:val="VerbatimChar"/>
+        </w:rPr>
+        <w:t xml:space="preserve">/</w:t>
+      </w:r>
+      <w:r>
+        <w:t xml:space="preserve">).</w:t>
+      </w:r>
+    </w:p>
+    <w:p>
+      <w:pPr>
+        <w:pStyle w:val="BodyText"/>
+      </w:pPr>
+      <w:r>
+        <w:rPr>
+          <w:iCs/>
+          <w:i/>
+        </w:rPr>
+        <w:t xml:space="preserve">Examples</w:t>
+      </w:r>
+      <w:r>
+        <w:t xml:space="preserve">:</w:t>
+      </w:r>
+    </w:p>
+    <w:p>
+      <w:pPr>
+        <w:pStyle w:val="BodyText"/>
+      </w:pPr>
+      <w:r>
+        <w:rPr>
+          <w:rStyle w:val="VerbatimChar"/>
+        </w:rPr>
+        <w:t xml:space="preserve">firstmile/a/my-group/station-001/data</w:t>
+      </w:r>
+    </w:p>
+    <w:p>
+      <w:pPr>
+        <w:pStyle w:val="BodyText"/>
+      </w:pPr>
+      <w:r>
+        <w:rPr>
+          <w:rStyle w:val="VerbatimChar"/>
+        </w:rPr>
+        <w:t xml:space="preserve">firstmile/a/my-group/station-001/metadata</w:t>
+      </w:r>
+    </w:p>
+    <w:p>
+      <w:pPr>
+        <w:pStyle w:val="BodyText"/>
+      </w:pPr>
+      <w:r>
+        <w:rPr>
+          <w:rStyle w:val="VerbatimChar"/>
+        </w:rPr>
+        <w:t xml:space="preserve">firstmile/a/relief-ops/camp-alpha/data</w:t>
+      </w:r>
+    </w:p>
+    <w:p>
+      <w:pPr>
+        <w:pStyle w:val="BodyText"/>
+      </w:pPr>
+      <w:r>
+        <w:rPr>
+          <w:rStyle w:val="VerbatimChar"/>
+        </w:rPr>
+        <w:t xml:space="preserve">firstmile/a/relief-ops/camp-alpha/metadata</w:t>
+      </w:r>
+    </w:p>
+    <w:p>
+      <w:pPr>
+        <w:pStyle w:val="BodyText"/>
+      </w:pPr>
+      <w:r>
+        <w:t xml:space="preserve">The table below provides an overview of the topic levels.</w:t>
+      </w:r>
+    </w:p>
+    <w:p>
+      <w:pPr>
+        <w:pStyle w:val="TableCaption"/>
+      </w:pPr>
+      <w:r>
+        <w:t xml:space="preserve">FMTH topic levels</w:t>
+      </w:r>
+    </w:p>
+    <w:tbl>
+      <w:tblPr>
+        <w:tblStyle w:val="Table"/>
+        <w:tblW w:type="pct" w:w="5000"/>
+        <w:tblLook w:firstRow="1" w:lastRow="0" w:firstColumn="0" w:lastColumn="0" w:noHBand="0" w:noVBand="0" w:val="0020"/>
+        <w:jc w:val="start"/>
+        <w:tblCaption w:val="FMTH topic levels"/>
+      </w:tblPr>
+      <w:tblGrid>
+        <w:gridCol w:w="2639"/>
+        <w:gridCol w:w="2639"/>
+        <w:gridCol w:w="2640"/>
+      </w:tblGrid>
+      <w:tr>
+        <w:trPr>
+          <w:tblHeader w:val="true"/>
+        </w:trPr>
+        <w:tc>
+          <w:tcPr/>
+          <w:p>
+            <w:pPr>
+              <w:pStyle w:val="Compact"/>
+              <w:jc w:val="left"/>
+            </w:pPr>
+            <w:r>
+              <w:t xml:space="preserve">Level</w:t>
+            </w:r>
+          </w:p>
+        </w:tc>
+        <w:tc>
+          <w:tcPr/>
+          <w:p>
+            <w:pPr>
+              <w:pStyle w:val="Compact"/>
+              <w:jc w:val="left"/>
+            </w:pPr>
+            <w:r>
+              <w:t xml:space="preserve">Name</w:t>
+            </w:r>
+          </w:p>
+        </w:tc>
+        <w:tc>
+          <w:tcPr/>
+          <w:p>
+            <w:pPr>
+              <w:pStyle w:val="Compact"/>
+              <w:jc w:val="left"/>
+            </w:pPr>
+            <w:r>
+              <w:t xml:space="preserve">Description</w:t>
+            </w:r>
+          </w:p>
+        </w:tc>
+      </w:tr>
+      <w:tr>
+        <w:tc>
+          <w:tcPr/>
+          <w:p>
+            <w:pPr>
+              <w:jc w:val="left"/>
+            </w:pPr>
+            <w:r>
+              <w:t xml:space="preserve">1</w:t>
+            </w:r>
+          </w:p>
+        </w:tc>
+        <w:tc>
+          <w:tcPr/>
+          <w:p>
+            <w:pPr>
+              <w:jc w:val="left"/>
+            </w:pPr>
+            <w:r>
+              <w:t xml:space="preserve">channel</w:t>
+            </w:r>
+          </w:p>
+        </w:tc>
+        <w:tc>
+          <w:tcPr/>
+          <w:p>
+            <w:pPr>
+              <w:jc w:val="left"/>
+            </w:pPr>
+            <w:r>
+              <w:t xml:space="preserve">Fixed value of</w:t>
+            </w:r>
+            <w:r>
+              <w:t xml:space="preserve"> </w:t>
+            </w:r>
+            <w:r>
+              <w:rPr>
+                <w:rStyle w:val="VerbatimChar"/>
+              </w:rPr>
+              <w:t xml:space="preserve">firstmile</w:t>
+            </w:r>
+          </w:p>
+        </w:tc>
+      </w:tr>
+      <w:tr>
+        <w:tc>
+          <w:tcPr/>
+          <w:p>
+            <w:pPr>
+              <w:jc w:val="left"/>
+            </w:pPr>
+            <w:r>
+              <w:t xml:space="preserve">2</w:t>
+            </w:r>
+          </w:p>
+        </w:tc>
+        <w:tc>
+          <w:tcPr/>
+          <w:p>
+            <w:pPr>
+              <w:jc w:val="left"/>
+            </w:pPr>
+            <w:r>
+              <w:t xml:space="preserve">version</w:t>
+            </w:r>
+          </w:p>
+        </w:tc>
+        <w:tc>
+          <w:tcPr/>
+          <w:p>
+            <w:pPr>
+              <w:jc w:val="left"/>
+            </w:pPr>
+            <w:r>
+              <w:t xml:space="preserve">Alphabetical version of the topic hierarchy, currently:</w:t>
+            </w:r>
+            <w:r>
+              <w:t xml:space="preserve"> </w:t>
+            </w:r>
+            <w:r>
+              <w:rPr>
+                <w:rStyle w:val="VerbatimChar"/>
+              </w:rPr>
+              <w:t xml:space="preserve">a</w:t>
+            </w:r>
+          </w:p>
+        </w:tc>
+      </w:tr>
+      <w:tr>
+        <w:tc>
+          <w:tcPr/>
+          <w:p>
+            <w:pPr>
+              <w:jc w:val="left"/>
+            </w:pPr>
+            <w:r>
+              <w:t xml:space="preserve">3</w:t>
+            </w:r>
+          </w:p>
+        </w:tc>
+        <w:tc>
+          <w:tcPr/>
+          <w:p>
+            <w:pPr>
+              <w:jc w:val="left"/>
+            </w:pPr>
+            <w:r>
+              <w:t xml:space="preserve">group-id</w:t>
+            </w:r>
+          </w:p>
+        </w:tc>
+        <w:tc>
+          <w:tcPr/>
+          <w:p>
+            <w:pPr>
+              <w:jc w:val="left"/>
+            </w:pPr>
+            <w:r>
+              <w:t xml:space="preserve">Identifier for the group or organisational entity responsible for one or more first-mile nodes</w:t>
+            </w:r>
+          </w:p>
+        </w:tc>
+      </w:tr>
+      <w:tr>
+        <w:tc>
+          <w:tcPr/>
+          <w:p>
+            <w:pPr>
+              <w:jc w:val="left"/>
+            </w:pPr>
+            <w:r>
+              <w:t xml:space="preserve">4</w:t>
+            </w:r>
+          </w:p>
+        </w:tc>
+        <w:tc>
+          <w:tcPr/>
+          <w:p>
+            <w:pPr>
+              <w:jc w:val="left"/>
+            </w:pPr>
+            <w:r>
+              <w:t xml:space="preserve">node-id</w:t>
+            </w:r>
+          </w:p>
+        </w:tc>
+        <w:tc>
+          <w:tcPr/>
+          <w:p>
+            <w:pPr>
+              <w:jc w:val="left"/>
+            </w:pPr>
+            <w:r>
+              <w:t xml:space="preserve">Identifier for the individual first-mile node (e.g. gateway, AWS)</w:t>
+            </w:r>
+          </w:p>
+        </w:tc>
+      </w:tr>
+      <w:tr>
+        <w:tc>
+          <w:tcPr/>
+          <w:p>
+            <w:pPr>
+              <w:jc w:val="left"/>
+            </w:pPr>
+            <w:r>
+              <w:t xml:space="preserve">5</w:t>
+            </w:r>
+          </w:p>
+        </w:tc>
+        <w:tc>
+          <w:tcPr/>
+          <w:p>
+            <w:pPr>
+              <w:jc w:val="left"/>
+            </w:pPr>
+            <w:r>
+              <w:t xml:space="preserve">notification-type</w:t>
+            </w:r>
+          </w:p>
+        </w:tc>
+        <w:tc>
+          <w:tcPr/>
+          <w:p>
+            <w:pPr>
+              <w:jc w:val="left"/>
+            </w:pPr>
+            <w:r>
+              <w:t xml:space="preserve">The type of notification: either</w:t>
+            </w:r>
+            <w:r>
+              <w:t xml:space="preserve"> </w:t>
+            </w:r>
+            <w:r>
+              <w:rPr>
+                <w:rStyle w:val="VerbatimChar"/>
+              </w:rPr>
+              <w:t xml:space="preserve">data</w:t>
+            </w:r>
+            <w:r>
+              <w:t xml:space="preserve"> </w:t>
+            </w:r>
+            <w:r>
+              <w:t xml:space="preserve">or</w:t>
+            </w:r>
+            <w:r>
+              <w:t xml:space="preserve"> </w:t>
+            </w:r>
+            <w:r>
+              <w:rPr>
+                <w:rStyle w:val="VerbatimChar"/>
+              </w:rPr>
+              <w:t xml:space="preserve">metadata</w:t>
+            </w:r>
+            <w:r>
+              <w:t xml:space="preserve">.</w:t>
+            </w:r>
+          </w:p>
+        </w:tc>
+      </w:tr>
+    </w:tbl>
     <w:bookmarkEnd w:id="93"/>
+    <w:bookmarkStart w:id="94" w:name="Xa3fa6ff4c80d85b7365d9bac9806ab0f7f77e49"/>
+    <w:p>
+      <w:pPr>
+        <w:pStyle w:val="Heading3"/>
+      </w:pPr>
+      <w:r>
+        <w:t xml:space="preserve">Publishing</w:t>
+      </w:r>
+    </w:p>
+    <w:p>
+      <w:pPr>
+        <w:pStyle w:val="FirstParagraph"/>
+      </w:pPr>
+      <w:r>
+        <w:t xml:space="preserve">Considering the solution used to exchange data, it is important to ensure that Metadata messages are always available at the Hub before any data is published. This is to ensure that client systems can access the necessary Metadata messages to interpret Data messages accordingly.</w:t>
+      </w:r>
+    </w:p>
+    <w:tbl>
+      <w:tblPr>
+        <w:tblStyle w:val="Table"/>
+        <w:tblW w:type="pct" w:w="4500"/>
+        <w:tblLook w:firstRow="0" w:lastRow="0" w:firstColumn="0" w:lastColumn="0" w:noHBand="0" w:noVBand="0" w:val="0000"/>
+        <w:jc w:val="start"/>
+      </w:tblPr>
+      <w:tblGrid>
+        <w:gridCol w:w="1782"/>
+        <w:gridCol w:w="5346"/>
+      </w:tblGrid>
+      <w:tr>
+        <w:tc>
+          <w:tcPr/>
+          <w:p>
+            <w:pPr>
+              <w:jc w:val="center"/>
+            </w:pPr>
+            <w:r>
+              <w:rPr>
+                <w:bCs/>
+                <w:b/>
+              </w:rPr>
+              <w:t xml:space="preserve">Requirement 16</w:t>
+            </w:r>
+          </w:p>
+        </w:tc>
+        <w:tc>
+          <w:tcPr/>
+          <w:p>
+            <w:pPr>
+              <w:jc w:val="left"/>
+            </w:pPr>
+            <w:r>
+              <w:rPr>
+                <w:bCs/>
+                <w:b/>
+              </w:rPr>
+              <w:t xml:space="preserve">/req/transmission/publishing</w:t>
+            </w:r>
+          </w:p>
+        </w:tc>
+      </w:tr>
+      <w:tr>
+        <w:tc>
+          <w:tcPr/>
+          <w:p>
+            <w:pPr>
+              <w:jc w:val="center"/>
+            </w:pPr>
+            <w:r>
+              <w:t xml:space="preserve">A</w:t>
+            </w:r>
+          </w:p>
+        </w:tc>
+        <w:tc>
+          <w:tcPr/>
+          <w:p>
+            <w:pPr>
+              <w:jc w:val="left"/>
+            </w:pPr>
+            <w:r>
+              <w:t xml:space="preserve">A Data or Metadata message SHALL NOT be published with a topic that is not defined in the FMTH.</w:t>
+            </w:r>
+          </w:p>
+        </w:tc>
+      </w:tr>
+      <w:tr>
+        <w:tc>
+          <w:tcPr/>
+          <w:p>
+            <w:pPr>
+              <w:jc w:val="center"/>
+            </w:pPr>
+            <w:r>
+              <w:t xml:space="preserve">B</w:t>
+            </w:r>
+          </w:p>
+        </w:tc>
+        <w:tc>
+          <w:tcPr/>
+          <w:p>
+            <w:pPr>
+              <w:jc w:val="left"/>
+            </w:pPr>
+            <w:r>
+              <w:t xml:space="preserve">A Metadata message SHALL be published to at exactly the level of the notification type (</w:t>
+            </w:r>
+            <w:r>
+              <w:rPr>
+                <w:rStyle w:val="VerbatimChar"/>
+              </w:rPr>
+              <w:t xml:space="preserve">metadata</w:t>
+            </w:r>
+            <w:r>
+              <w:t xml:space="preserve">).</w:t>
+            </w:r>
+          </w:p>
+        </w:tc>
+      </w:tr>
+      <w:tr>
+        <w:tc>
+          <w:tcPr/>
+          <w:p>
+            <w:pPr>
+              <w:jc w:val="center"/>
+            </w:pPr>
+            <w:r>
+              <w:t xml:space="preserve">C</w:t>
+            </w:r>
+          </w:p>
+        </w:tc>
+        <w:tc>
+          <w:tcPr/>
+          <w:p>
+            <w:pPr>
+              <w:jc w:val="left"/>
+            </w:pPr>
+            <w:r>
+              <w:t xml:space="preserve">A Data message SHALL be published to at exactly the level of the notification type (</w:t>
+            </w:r>
+            <w:r>
+              <w:rPr>
+                <w:rStyle w:val="VerbatimChar"/>
+              </w:rPr>
+              <w:t xml:space="preserve">data</w:t>
+            </w:r>
+            <w:r>
+              <w:t xml:space="preserve">).</w:t>
+            </w:r>
+          </w:p>
+        </w:tc>
+      </w:tr>
+      <w:tr>
+        <w:tc>
+          <w:tcPr/>
+          <w:p>
+            <w:pPr>
+              <w:jc w:val="center"/>
+            </w:pPr>
+            <w:r>
+              <w:t xml:space="preserve">D</w:t>
+            </w:r>
+          </w:p>
+        </w:tc>
+        <w:tc>
+          <w:tcPr/>
+          <w:p>
+            <w:pPr>
+              <w:jc w:val="left"/>
+            </w:pPr>
+            <w:r>
+              <w:t xml:space="preserve">Metadata messages SHALL be published before any data notifications for the same Node id are published. This ensures that consuming systems have access to the necessary metadata to interpret the data correctly.</w:t>
+            </w:r>
+          </w:p>
+        </w:tc>
+      </w:tr>
+      <w:tr>
+        <w:tc>
+          <w:tcPr/>
+          <w:p>
+            <w:pPr>
+              <w:jc w:val="center"/>
+            </w:pPr>
+            <w:r>
+              <w:t xml:space="preserve">E</w:t>
+            </w:r>
+          </w:p>
+        </w:tc>
+        <w:tc>
+          <w:tcPr/>
+          <w:p>
+            <w:pPr>
+              <w:jc w:val="left"/>
+            </w:pPr>
+            <w:r>
+              <w:t xml:space="preserve">Metadata messages SHALL be published with the retain flag set to</w:t>
+            </w:r>
+            <w:r>
+              <w:t xml:space="preserve"> </w:t>
+            </w:r>
+            <w:r>
+              <w:rPr>
+                <w:bCs/>
+                <w:b/>
+              </w:rPr>
+              <w:t xml:space="preserve">true</w:t>
+            </w:r>
+            <w:r>
+              <w:t xml:space="preserve">.</w:t>
+            </w:r>
+          </w:p>
+        </w:tc>
+      </w:tr>
+      <w:tr>
+        <w:tc>
+          <w:tcPr/>
+          <w:p>
+            <w:pPr>
+              <w:jc w:val="center"/>
+            </w:pPr>
+            <w:r>
+              <w:t xml:space="preserve">F</w:t>
+            </w:r>
+          </w:p>
+        </w:tc>
+        <w:tc>
+          <w:tcPr/>
+          <w:p>
+            <w:pPr>
+              <w:jc w:val="left"/>
+            </w:pPr>
+            <w:r>
+              <w:t xml:space="preserve">Metadata messages SHALL published at least once every 24 hours and immediately after any change in the Node configuration that would affect the Metadata message content.</w:t>
+            </w:r>
+          </w:p>
+        </w:tc>
+      </w:tr>
+    </w:tbl>
     <w:bookmarkEnd w:id="94"/>
+    <w:bookmarkStart w:id="95" w:name="Xf529e0bc96b4772994bedaf4bdfcd80cde27ca5"/>
+    <w:p>
+      <w:pPr>
+        <w:pStyle w:val="Heading3"/>
+      </w:pPr>
+      <w:r>
+        <w:t xml:space="preserve">Management</w:t>
+      </w:r>
+    </w:p>
+    <w:p>
+      <w:pPr>
+        <w:pStyle w:val="FirstParagraph"/>
+      </w:pPr>
+      <w:r>
+        <w:t xml:space="preserve">The primary levels and sub-discipline specific levels are managed differently to maintain stability and allow for flexibility.</w:t>
+      </w:r>
+    </w:p>
+    <w:tbl>
+      <w:tblPr>
+        <w:tblStyle w:val="Table"/>
+        <w:tblW w:type="pct" w:w="4500"/>
+        <w:tblLook w:firstRow="0" w:lastRow="0" w:firstColumn="0" w:lastColumn="0" w:noHBand="0" w:noVBand="0" w:val="0000"/>
+        <w:jc w:val="start"/>
+      </w:tblPr>
+      <w:tblGrid>
+        <w:gridCol w:w="1782"/>
+        <w:gridCol w:w="5346"/>
+      </w:tblGrid>
+      <w:tr>
+        <w:tc>
+          <w:tcPr/>
+          <w:p>
+            <w:pPr>
+              <w:jc w:val="center"/>
+            </w:pPr>
+            <w:r>
+              <w:rPr>
+                <w:bCs/>
+                <w:b/>
+              </w:rPr>
+              <w:t xml:space="preserve">Requirement 17</w:t>
+            </w:r>
+          </w:p>
+        </w:tc>
+        <w:tc>
+          <w:tcPr/>
+          <w:p>
+            <w:pPr>
+              <w:jc w:val="left"/>
+            </w:pPr>
+            <w:r>
+              <w:rPr>
+                <w:bCs/>
+                <w:b/>
+              </w:rPr>
+              <w:t xml:space="preserve">/req/transmission/management</w:t>
+            </w:r>
+          </w:p>
+        </w:tc>
+      </w:tr>
+      <w:tr>
+        <w:tc>
+          <w:tcPr/>
+          <w:p>
+            <w:pPr>
+              <w:jc w:val="center"/>
+            </w:pPr>
+            <w:r>
+              <w:t xml:space="preserve">A</w:t>
+            </w:r>
+          </w:p>
+        </w:tc>
+        <w:tc>
+          <w:tcPr/>
+          <w:p>
+            <w:pPr>
+              <w:jc w:val="left"/>
+            </w:pPr>
+            <w:r>
+              <w:t xml:space="preserve">The value of group-id (level 3) SHALL be determined and maintained by the operator of the first-mile broker.</w:t>
+            </w:r>
+          </w:p>
+        </w:tc>
+      </w:tr>
+      <w:tr>
+        <w:tc>
+          <w:tcPr/>
+          <w:p>
+            <w:pPr>
+              <w:jc w:val="center"/>
+            </w:pPr>
+            <w:r>
+              <w:t xml:space="preserve">B</w:t>
+            </w:r>
+          </w:p>
+        </w:tc>
+        <w:tc>
+          <w:tcPr/>
+          <w:p>
+            <w:pPr>
+              <w:jc w:val="left"/>
+            </w:pPr>
+            <w:r>
+              <w:t xml:space="preserve">The value of node-id (level 4) SHALL be determined and maintained by the operator of the first-mile broker.</w:t>
+            </w:r>
+          </w:p>
+        </w:tc>
+      </w:tr>
+    </w:tbl>
     <w:bookmarkEnd w:id="95"/>
-    <w:bookmarkStart w:id="100" w:name="X78fdb1f4716baf4c26796c550dad0531813f831"/>
+    <w:bookmarkStart w:id="96" w:name="X3f596c2a9b37176c0cac1294658bee0fb0ce144"/>
+    <w:p>
+      <w:pPr>
+        <w:pStyle w:val="Heading3"/>
+      </w:pPr>
+      <w:r>
+        <w:t xml:space="preserve">Versioning</w:t>
+      </w:r>
+    </w:p>
+    <w:p>
+      <w:pPr>
+        <w:pStyle w:val="FirstParagraph"/>
+      </w:pPr>
+      <w:r>
+        <w:t xml:space="preserve">The FMTH version supports change management and transition for operators and consuming systems.</w:t>
+      </w:r>
+    </w:p>
+    <w:tbl>
+      <w:tblPr>
+        <w:tblStyle w:val="Table"/>
+        <w:tblW w:type="pct" w:w="4500"/>
+        <w:tblLook w:firstRow="0" w:lastRow="0" w:firstColumn="0" w:lastColumn="0" w:noHBand="0" w:noVBand="0" w:val="0000"/>
+        <w:jc w:val="start"/>
+      </w:tblPr>
+      <w:tblGrid>
+        <w:gridCol w:w="1782"/>
+        <w:gridCol w:w="5346"/>
+      </w:tblGrid>
+      <w:tr>
+        <w:tc>
+          <w:tcPr/>
+          <w:p>
+            <w:pPr>
+              <w:jc w:val="center"/>
+            </w:pPr>
+            <w:r>
+              <w:rPr>
+                <w:bCs/>
+                <w:b/>
+              </w:rPr>
+              <w:t xml:space="preserve">Requirement 18</w:t>
+            </w:r>
+          </w:p>
+        </w:tc>
+        <w:tc>
+          <w:tcPr/>
+          <w:p>
+            <w:pPr>
+              <w:jc w:val="left"/>
+            </w:pPr>
+            <w:r>
+              <w:rPr>
+                <w:bCs/>
+                <w:b/>
+              </w:rPr>
+              <w:t xml:space="preserve">/req/transmission/versioning</w:t>
+            </w:r>
+          </w:p>
+        </w:tc>
+      </w:tr>
+      <w:tr>
+        <w:tc>
+          <w:tcPr/>
+          <w:p>
+            <w:pPr>
+              <w:jc w:val="center"/>
+            </w:pPr>
+            <w:r>
+              <w:t xml:space="preserve">A</w:t>
+            </w:r>
+          </w:p>
+        </w:tc>
+        <w:tc>
+          <w:tcPr/>
+          <w:p>
+            <w:pPr>
+              <w:jc w:val="left"/>
+            </w:pPr>
+            <w:r>
+              <w:t xml:space="preserve">A minor version SHALL NOT result in any changes to the version level.</w:t>
+            </w:r>
+          </w:p>
+        </w:tc>
+      </w:tr>
+      <w:tr>
+        <w:tc>
+          <w:tcPr/>
+          <w:p>
+            <w:pPr>
+              <w:jc w:val="center"/>
+            </w:pPr>
+            <w:r>
+              <w:t xml:space="preserve">B</w:t>
+            </w:r>
+          </w:p>
+        </w:tc>
+        <w:tc>
+          <w:tcPr/>
+          <w:p>
+            <w:pPr>
+              <w:jc w:val="left"/>
+            </w:pPr>
+            <w:r>
+              <w:t xml:space="preserve">A major version SHALL result in a change to the version level (for example, a becomes b).</w:t>
+            </w:r>
+          </w:p>
+        </w:tc>
+      </w:tr>
+      <w:tr>
+        <w:tc>
+          <w:tcPr/>
+          <w:p>
+            <w:pPr>
+              <w:jc w:val="center"/>
+            </w:pPr>
+            <w:r>
+              <w:t xml:space="preserve">C</w:t>
+            </w:r>
+          </w:p>
+        </w:tc>
+        <w:tc>
+          <w:tcPr/>
+          <w:p>
+            <w:pPr>
+              <w:jc w:val="left"/>
+            </w:pPr>
+            <w:r>
+              <w:t xml:space="preserve">Removal of a topic at any level SHALL result in a major version update.</w:t>
+            </w:r>
+          </w:p>
+        </w:tc>
+      </w:tr>
+      <w:tr>
+        <w:tc>
+          <w:tcPr/>
+          <w:p>
+            <w:pPr>
+              <w:jc w:val="center"/>
+            </w:pPr>
+            <w:r>
+              <w:t xml:space="preserve">D</w:t>
+            </w:r>
+          </w:p>
+        </w:tc>
+        <w:tc>
+          <w:tcPr/>
+          <w:p>
+            <w:pPr>
+              <w:jc w:val="left"/>
+            </w:pPr>
+            <w:r>
+              <w:t xml:space="preserve">Renaming of a topic at any level SHALL result in a major version update.</w:t>
+            </w:r>
+          </w:p>
+        </w:tc>
+      </w:tr>
+      <w:tr>
+        <w:tc>
+          <w:tcPr/>
+          <w:p>
+            <w:pPr>
+              <w:jc w:val="center"/>
+            </w:pPr>
+            <w:r>
+              <w:t xml:space="preserve">E</w:t>
+            </w:r>
+          </w:p>
+        </w:tc>
+        <w:tc>
+          <w:tcPr/>
+          <w:p>
+            <w:pPr>
+              <w:jc w:val="left"/>
+            </w:pPr>
+            <w:r>
+              <w:t xml:space="preserve">A change in the structure of the topic hierarchy SHALL result in a major version update.</w:t>
+            </w:r>
+          </w:p>
+        </w:tc>
+      </w:tr>
+      <w:tr>
+        <w:tc>
+          <w:tcPr/>
+          <w:p>
+            <w:pPr>
+              <w:jc w:val="center"/>
+            </w:pPr>
+            <w:r>
+              <w:t xml:space="preserve">F</w:t>
+            </w:r>
+          </w:p>
+        </w:tc>
+        <w:tc>
+          <w:tcPr/>
+          <w:p>
+            <w:pPr>
+              <w:jc w:val="left"/>
+            </w:pPr>
+            <w:r>
+              <w:t xml:space="preserve">A renaming or removal in the Message Encoding SHALL result in a major version update.</w:t>
+            </w:r>
+          </w:p>
+        </w:tc>
+      </w:tr>
+      <w:tr>
+        <w:tc>
+          <w:tcPr/>
+          <w:p>
+            <w:pPr>
+              <w:jc w:val="center"/>
+            </w:pPr>
+            <w:r>
+              <w:t xml:space="preserve">G</w:t>
+            </w:r>
+          </w:p>
+        </w:tc>
+        <w:tc>
+          <w:tcPr/>
+          <w:p>
+            <w:pPr>
+              <w:jc w:val="left"/>
+            </w:pPr>
+            <w:r>
+              <w:t xml:space="preserve">A new topic SHALL NOT result in any version update.</w:t>
+            </w:r>
+          </w:p>
+        </w:tc>
+      </w:tr>
+      <w:tr>
+        <w:tc>
+          <w:tcPr/>
+          <w:p>
+            <w:pPr>
+              <w:jc w:val="center"/>
+            </w:pPr>
+            <w:r>
+              <w:t xml:space="preserve">H</w:t>
+            </w:r>
+          </w:p>
+        </w:tc>
+        <w:tc>
+          <w:tcPr/>
+          <w:p>
+            <w:pPr>
+              <w:jc w:val="left"/>
+            </w:pPr>
+            <w:r>
+              <w:t xml:space="preserve">A new group-id or node-id SHALL NOT result in any version update.</w:t>
+            </w:r>
+          </w:p>
+        </w:tc>
+      </w:tr>
+    </w:tbl>
+    <w:bookmarkEnd w:id="96"/>
+    <w:bookmarkStart w:id="98" w:name="Xe43ef194bc85e48db104c895132ffd6de7a19e4"/>
+    <w:p>
+      <w:pPr>
+        <w:pStyle w:val="Heading3"/>
+      </w:pPr>
+      <w:r>
+        <w:t xml:space="preserve">Conventions</w:t>
+      </w:r>
+    </w:p>
+    <w:p>
+      <w:pPr>
+        <w:pStyle w:val="FirstParagraph"/>
+      </w:pPr>
+      <w:r>
+        <w:t xml:space="preserve">All levels of the topic hierarchy are defined in a consistent manner to support a normalised and predictable structure.</w:t>
+      </w:r>
+    </w:p>
+    <w:tbl>
+      <w:tblPr>
+        <w:tblStyle w:val="Table"/>
+        <w:tblW w:type="pct" w:w="4500"/>
+        <w:tblLook w:firstRow="0" w:lastRow="0" w:firstColumn="0" w:lastColumn="0" w:noHBand="0" w:noVBand="0" w:val="0000"/>
+        <w:jc w:val="start"/>
+      </w:tblPr>
+      <w:tblGrid>
+        <w:gridCol w:w="1782"/>
+        <w:gridCol w:w="5346"/>
+      </w:tblGrid>
+      <w:tr>
+        <w:tc>
+          <w:tcPr/>
+          <w:p>
+            <w:pPr>
+              <w:jc w:val="center"/>
+            </w:pPr>
+            <w:r>
+              <w:rPr>
+                <w:bCs/>
+                <w:b/>
+              </w:rPr>
+              <w:t xml:space="preserve">Requirement 19</w:t>
+            </w:r>
+          </w:p>
+        </w:tc>
+        <w:tc>
+          <w:tcPr/>
+          <w:p>
+            <w:pPr>
+              <w:jc w:val="left"/>
+            </w:pPr>
+            <w:r>
+              <w:rPr>
+                <w:bCs/>
+                <w:b/>
+              </w:rPr>
+              <w:t xml:space="preserve">/req/transmission/conventions</w:t>
+            </w:r>
+          </w:p>
+        </w:tc>
+      </w:tr>
+      <w:tr>
+        <w:tc>
+          <w:tcPr/>
+          <w:p>
+            <w:pPr>
+              <w:jc w:val="center"/>
+            </w:pPr>
+            <w:r>
+              <w:t xml:space="preserve">A</w:t>
+            </w:r>
+          </w:p>
+        </w:tc>
+        <w:tc>
+          <w:tcPr/>
+          <w:p>
+            <w:pPr>
+              <w:jc w:val="left"/>
+            </w:pPr>
+            <w:r>
+              <w:t xml:space="preserve">Topic level definitions SHALL be lowercase.</w:t>
+            </w:r>
+          </w:p>
+        </w:tc>
+      </w:tr>
+      <w:tr>
+        <w:tc>
+          <w:tcPr/>
+          <w:p>
+            <w:pPr>
+              <w:jc w:val="center"/>
+            </w:pPr>
+            <w:r>
+              <w:t xml:space="preserve">B</w:t>
+            </w:r>
+          </w:p>
+        </w:tc>
+        <w:tc>
+          <w:tcPr/>
+          <w:p>
+            <w:pPr>
+              <w:jc w:val="left"/>
+            </w:pPr>
+            <w:r>
+              <w:t xml:space="preserve">Topic level definitions SHALL be encoded in</w:t>
+            </w:r>
+            <w:r>
+              <w:t xml:space="preserve"> </w:t>
+            </w:r>
+            <w:hyperlink r:id="rId97">
+              <w:r>
+                <w:rPr>
+                  <w:rStyle w:val="Hyperlink"/>
+                </w:rPr>
+                <w:t xml:space="preserve">IRA T.50</w:t>
+              </w:r>
+            </w:hyperlink>
+            <w:r>
+              <w:t xml:space="preserve">.</w:t>
+            </w:r>
+          </w:p>
+        </w:tc>
+      </w:tr>
+      <w:tr>
+        <w:tc>
+          <w:tcPr/>
+          <w:p>
+            <w:pPr>
+              <w:jc w:val="center"/>
+            </w:pPr>
+            <w:r>
+              <w:t xml:space="preserve">C</w:t>
+            </w:r>
+          </w:p>
+        </w:tc>
+        <w:tc>
+          <w:tcPr/>
+          <w:p>
+            <w:pPr>
+              <w:jc w:val="left"/>
+            </w:pPr>
+            <w:r>
+              <w:t xml:space="preserve">Topic level definitions SHALL NOT utilize dots (</w:t>
+            </w:r>
+            <w:r>
+              <w:rPr>
+                <w:rStyle w:val="VerbatimChar"/>
+              </w:rPr>
+              <w:t xml:space="preserve">.</w:t>
+            </w:r>
+            <w:r>
+              <w:t xml:space="preserve">).</w:t>
+            </w:r>
+          </w:p>
+        </w:tc>
+      </w:tr>
+      <w:tr>
+        <w:tc>
+          <w:tcPr/>
+          <w:p>
+            <w:pPr>
+              <w:jc w:val="center"/>
+            </w:pPr>
+            <w:r>
+              <w:t xml:space="preserve">D</w:t>
+            </w:r>
+          </w:p>
+        </w:tc>
+        <w:tc>
+          <w:tcPr/>
+          <w:p>
+            <w:pPr>
+              <w:jc w:val="left"/>
+            </w:pPr>
+            <w:r>
+              <w:t xml:space="preserve">Topic level definitions SHALL utilize dashes (</w:t>
+            </w:r>
+            <w:r>
+              <w:rPr>
+                <w:rStyle w:val="VerbatimChar"/>
+              </w:rPr>
+              <w:t xml:space="preserve">-</w:t>
+            </w:r>
+            <w:r>
+              <w:t xml:space="preserve">) to separate words (such as</w:t>
+            </w:r>
+            <w:r>
+              <w:t xml:space="preserve"> </w:t>
+            </w:r>
+            <w:r>
+              <w:rPr>
+                <w:rStyle w:val="VerbatimChar"/>
+              </w:rPr>
+              <w:t xml:space="preserve">sea-ice</w:t>
+            </w:r>
+            <w:r>
+              <w:t xml:space="preserve">).</w:t>
+            </w:r>
+          </w:p>
+        </w:tc>
+      </w:tr>
+      <w:tr>
+        <w:tc>
+          <w:tcPr/>
+          <w:p>
+            <w:pPr>
+              <w:jc w:val="center"/>
+            </w:pPr>
+            <w:r>
+              <w:t xml:space="preserve">E</w:t>
+            </w:r>
+          </w:p>
+        </w:tc>
+        <w:tc>
+          <w:tcPr/>
+          <w:p>
+            <w:pPr>
+              <w:jc w:val="left"/>
+            </w:pPr>
+            <w:r>
+              <w:t xml:space="preserve">All topic level definitions at a given level SHALL be unique.</w:t>
+            </w:r>
+          </w:p>
+        </w:tc>
+      </w:tr>
+      <w:tr>
+        <w:tc>
+          <w:tcPr/>
+          <w:p>
+            <w:pPr>
+              <w:jc w:val="center"/>
+            </w:pPr>
+            <w:r>
+              <w:t xml:space="preserve">F</w:t>
+            </w:r>
+          </w:p>
+        </w:tc>
+        <w:tc>
+          <w:tcPr/>
+          <w:p>
+            <w:pPr>
+              <w:jc w:val="left"/>
+            </w:pPr>
+            <w:r>
+              <w:t xml:space="preserve">The topic structure levels imply a fixed sequence and SHALL NOT be re-ordered.</w:t>
+            </w:r>
+          </w:p>
+        </w:tc>
+      </w:tr>
+    </w:tbl>
+    <w:bookmarkEnd w:id="98"/>
+    <w:bookmarkStart w:id="99" w:name="X6afe1f7d5d738d3af1498c7bffb69b1b808c68c"/>
+    <w:p>
+      <w:pPr>
+        <w:pStyle w:val="Heading3"/>
+      </w:pPr>
+      <w:r>
+        <w:t xml:space="preserve">Group and Node identification</w:t>
+      </w:r>
+    </w:p>
+    <w:p>
+      <w:pPr>
+        <w:pStyle w:val="FirstParagraph"/>
+      </w:pPr>
+      <w:r>
+        <w:t xml:space="preserve">The group-id (level 3) identifies an organisational entity (such as an agency, project, or operational cluster) that is responsible for one or more first-mile nodes.</w:t>
+      </w:r>
+    </w:p>
+    <w:p>
+      <w:pPr>
+        <w:pStyle w:val="BodyText"/>
+      </w:pPr>
+      <w:r>
+        <w:t xml:space="preserve">The node-id (level 4) identifies a specific first-mile node within the group.</w:t>
+      </w:r>
+    </w:p>
+    <w:p>
+      <w:pPr>
+        <w:pStyle w:val="BodyText"/>
+      </w:pPr>
+      <w:r>
+        <w:t xml:space="preserve">Together, group-id and node-id form the address of a first-mile data source within the FMTH.</w:t>
+      </w:r>
+    </w:p>
+    <w:tbl>
+      <w:tblPr>
+        <w:tblStyle w:val="Table"/>
+        <w:tblW w:type="pct" w:w="4500"/>
+        <w:tblLook w:firstRow="0" w:lastRow="0" w:firstColumn="0" w:lastColumn="0" w:noHBand="0" w:noVBand="0" w:val="0000"/>
+        <w:jc w:val="start"/>
+      </w:tblPr>
+      <w:tblGrid>
+        <w:gridCol w:w="1782"/>
+        <w:gridCol w:w="5346"/>
+      </w:tblGrid>
+      <w:tr>
+        <w:tc>
+          <w:tcPr/>
+          <w:p>
+            <w:pPr>
+              <w:jc w:val="center"/>
+            </w:pPr>
+            <w:r>
+              <w:rPr>
+                <w:bCs/>
+                <w:b/>
+              </w:rPr>
+              <w:t xml:space="preserve">Requirement 20</w:t>
+            </w:r>
+          </w:p>
+        </w:tc>
+        <w:tc>
+          <w:tcPr/>
+          <w:p>
+            <w:pPr>
+              <w:jc w:val="left"/>
+            </w:pPr>
+            <w:r>
+              <w:rPr>
+                <w:bCs/>
+                <w:b/>
+              </w:rPr>
+              <w:t xml:space="preserve">/req/transmission/group_node_id</w:t>
+            </w:r>
+          </w:p>
+        </w:tc>
+      </w:tr>
+      <w:tr>
+        <w:tc>
+          <w:tcPr/>
+          <w:p>
+            <w:pPr>
+              <w:jc w:val="center"/>
+            </w:pPr>
+            <w:r>
+              <w:t xml:space="preserve">A</w:t>
+            </w:r>
+          </w:p>
+        </w:tc>
+        <w:tc>
+          <w:tcPr/>
+          <w:p>
+            <w:pPr>
+              <w:jc w:val="left"/>
+            </w:pPr>
+            <w:r>
+              <w:t xml:space="preserve">A group-id or node-id SHALL consist only of lowercase ASCII alphanumeric characters and hyphens (-).</w:t>
+            </w:r>
+          </w:p>
+        </w:tc>
+      </w:tr>
+      <w:tr>
+        <w:tc>
+          <w:tcPr/>
+          <w:p>
+            <w:pPr>
+              <w:jc w:val="center"/>
+            </w:pPr>
+            <w:r>
+              <w:t xml:space="preserve">B</w:t>
+            </w:r>
+          </w:p>
+        </w:tc>
+        <w:tc>
+          <w:tcPr/>
+          <w:p>
+            <w:pPr>
+              <w:jc w:val="left"/>
+            </w:pPr>
+            <w:r>
+              <w:t xml:space="preserve">A group-id or node-id SHALL NOT begin or end with a hyphen.</w:t>
+            </w:r>
+          </w:p>
+        </w:tc>
+      </w:tr>
+      <w:tr>
+        <w:tc>
+          <w:tcPr/>
+          <w:p>
+            <w:pPr>
+              <w:jc w:val="center"/>
+            </w:pPr>
+            <w:r>
+              <w:t xml:space="preserve">C</w:t>
+            </w:r>
+          </w:p>
+        </w:tc>
+        <w:tc>
+          <w:tcPr/>
+          <w:p>
+            <w:pPr>
+              <w:jc w:val="left"/>
+            </w:pPr>
+            <w:r>
+              <w:t xml:space="preserve">A group-id or node-id SHALL NOT be empty.</w:t>
+            </w:r>
+          </w:p>
+        </w:tc>
+      </w:tr>
+      <w:tr>
+        <w:tc>
+          <w:tcPr/>
+          <w:p>
+            <w:pPr>
+              <w:jc w:val="center"/>
+            </w:pPr>
+            <w:r>
+              <w:t xml:space="preserve">D</w:t>
+            </w:r>
+          </w:p>
+        </w:tc>
+        <w:tc>
+          <w:tcPr/>
+          <w:p>
+            <w:pPr>
+              <w:jc w:val="left"/>
+            </w:pPr>
+            <w:r>
+              <w:t xml:space="preserve">A node-id SHALL be unique within the namespace of its associated group-id.</w:t>
+            </w:r>
+          </w:p>
+        </w:tc>
+      </w:tr>
+    </w:tbl>
+    <w:bookmarkEnd w:id="99"/>
+    <w:bookmarkEnd w:id="100"/>
+    <w:bookmarkEnd w:id="101"/>
+    <w:bookmarkStart w:id="106" w:name="X78fdb1f4716baf4c26796c550dad0531813f831"/>
     <w:p>
       <w:pPr>
         <w:pStyle w:val="Heading1"/>
@@ -7590,7 +9062,7 @@
         <w:t xml:space="preserve">Conformance Class Abstract Test Suite (Normative)</w:t>
       </w:r>
     </w:p>
-    <w:bookmarkStart w:id="97" w:name="X61914e26939b0258a4f72336330af4ad3549113"/>
+    <w:bookmarkStart w:id="103" w:name="X61914e26939b0258a4f72336330af4ad3549113"/>
     <w:p>
       <w:pPr>
         <w:pStyle w:val="Heading2"/>
@@ -7652,7 +9124,7 @@
         <w:t xml:space="preserve">Target Type:Encoding</w:t>
       </w:r>
     </w:p>
-    <w:bookmarkStart w:id="96" w:name="X3a04224f617536f2fb363349e0c2c664c06221f"/>
+    <w:bookmarkStart w:id="102" w:name="X3a04224f617536f2fb363349e0c2c664c06221f"/>
     <w:p>
       <w:pPr>
         <w:pStyle w:val="Heading3"/>
@@ -7725,9 +9197,9 @@
         <w:t xml:space="preserve">TODO</w:t>
       </w:r>
     </w:p>
-    <w:bookmarkEnd w:id="96"/>
-    <w:bookmarkEnd w:id="97"/>
-    <w:bookmarkStart w:id="99" w:name="X2c8e2ae5fe17c8e8966a4a52a89f1d3267a82e8"/>
+    <w:bookmarkEnd w:id="102"/>
+    <w:bookmarkEnd w:id="103"/>
+    <w:bookmarkStart w:id="105" w:name="X2c8e2ae5fe17c8e8966a4a52a89f1d3267a82e8"/>
     <w:p>
       <w:pPr>
         <w:pStyle w:val="Heading2"/>
@@ -7789,7 +9261,7 @@
         <w:t xml:space="preserve">Target Type:Message Encoding</w:t>
       </w:r>
     </w:p>
-    <w:bookmarkStart w:id="98" w:name="X9e0a8bd10e03690b4283099fbf6931212327cb6"/>
+    <w:bookmarkStart w:id="104" w:name="X9e0a8bd10e03690b4283099fbf6931212327cb6"/>
     <w:p>
       <w:pPr>
         <w:pStyle w:val="Heading3"/>
@@ -7798,10 +9270,10 @@
         <w:t xml:space="preserve">Encoding</w:t>
       </w:r>
     </w:p>
-    <w:bookmarkEnd w:id="98"/>
-    <w:bookmarkEnd w:id="99"/>
-    <w:bookmarkEnd w:id="100"/>
-    <w:bookmarkStart w:id="105" w:name="schemas"/>
+    <w:bookmarkEnd w:id="104"/>
+    <w:bookmarkEnd w:id="105"/>
+    <w:bookmarkEnd w:id="106"/>
+    <w:bookmarkStart w:id="111" w:name="schemas"/>
     <w:p>
       <w:pPr>
         <w:pStyle w:val="Heading1"/>
@@ -7833,7 +9305,7 @@
         <w:t xml:space="preserve">once the standard has been approved.</w:t>
       </w:r>
     </w:p>
-    <w:bookmarkStart w:id="101" w:name="X880462e29bd9c7f9cef187bf395e7ce87ff2224"/>
+    <w:bookmarkStart w:id="107" w:name="X880462e29bd9c7f9cef187bf395e7ce87ff2224"/>
     <w:p>
       <w:pPr>
         <w:pStyle w:val="Heading2"/>
@@ -8864,8 +10336,8 @@
         <w:t xml:space="preserve">}</w:t>
       </w:r>
     </w:p>
-    <w:bookmarkEnd w:id="101"/>
-    <w:bookmarkStart w:id="104" w:name="Xdd1fe16469c2eadaa904f6e369398e4a8c19852"/>
+    <w:bookmarkEnd w:id="107"/>
+    <w:bookmarkStart w:id="110" w:name="Xdd1fe16469c2eadaa904f6e369398e4a8c19852"/>
     <w:p>
       <w:pPr>
         <w:pStyle w:val="Heading2"/>
@@ -8874,7 +10346,7 @@
         <w:t xml:space="preserve">Enumerations</w:t>
       </w:r>
     </w:p>
-    <w:bookmarkStart w:id="102" w:name="X974361986fb85896cad8d73d8da9e7481cde38c"/>
+    <w:bookmarkStart w:id="108" w:name="X974361986fb85896cad8d73d8da9e7481cde38c"/>
     <w:p>
       <w:pPr>
         <w:pStyle w:val="Heading3"/>
@@ -9664,8 +11136,8 @@
         <w:t xml:space="preserve">shall specify the duration over which the aggregation is performed.</w:t>
       </w:r>
     </w:p>
-    <w:bookmarkEnd w:id="102"/>
-    <w:bookmarkStart w:id="103" w:name="X74d4f5b1443596dd08a6ea00592edb81132a5cb"/>
+    <w:bookmarkEnd w:id="108"/>
+    <w:bookmarkStart w:id="109" w:name="X74d4f5b1443596dd08a6ea00592edb81132a5cb"/>
     <w:p>
       <w:pPr>
         <w:pStyle w:val="Heading3"/>
@@ -9964,10 +11436,10 @@
         <w:t xml:space="preserve">The choice of reference surface is determined by the user based on the measurement context and requirements. For example, meteorological observations of air temperature typically use height above ground level (GL), while atmospheric pressure observations may reference mean sea level (MSL).</w:t>
       </w:r>
     </w:p>
-    <w:bookmarkEnd w:id="103"/>
-    <w:bookmarkEnd w:id="104"/>
-    <w:bookmarkEnd w:id="105"/>
-    <w:bookmarkStart w:id="110" w:name="examples"/>
+    <w:bookmarkEnd w:id="109"/>
+    <w:bookmarkEnd w:id="110"/>
+    <w:bookmarkEnd w:id="111"/>
+    <w:bookmarkStart w:id="116" w:name="examples"/>
     <w:p>
       <w:pPr>
         <w:pStyle w:val="Heading1"/>
@@ -9976,7 +11448,7 @@
         <w:t xml:space="preserve">Examples (Informative)</w:t>
       </w:r>
     </w:p>
-    <w:bookmarkStart w:id="106" w:name="X68ae7d3cf07904a2b65da44dbbe6172616b3505"/>
+    <w:bookmarkStart w:id="112" w:name="X68ae7d3cf07904a2b65da44dbbe6172616b3505"/>
     <w:p>
       <w:pPr>
         <w:pStyle w:val="Heading2"/>
@@ -9985,8 +11457,8 @@
         <w:t xml:space="preserve">Transmission topics</w:t>
       </w:r>
     </w:p>
-    <w:bookmarkEnd w:id="106"/>
-    <w:bookmarkStart w:id="109" w:name="X9f4d614843744384f3a7741ad5521bc4cfb9588"/>
+    <w:bookmarkEnd w:id="112"/>
+    <w:bookmarkStart w:id="115" w:name="X9f4d614843744384f3a7741ad5521bc4cfb9588"/>
     <w:p>
       <w:pPr>
         <w:pStyle w:val="Heading2"/>
@@ -10033,7 +11505,7 @@
         <w:t xml:space="preserve">elements populated as appropriate.</w:t>
       </w:r>
     </w:p>
-    <w:bookmarkStart w:id="107" w:name="Xf60c31f0b033f47ccd54b1ba8c1bc71fef83521"/>
+    <w:bookmarkStart w:id="113" w:name="Xf60c31f0b033f47ccd54b1ba8c1bc71fef83521"/>
     <w:p>
       <w:pPr>
         <w:pStyle w:val="Heading3"/>
@@ -12324,8 +13796,8 @@
         <w:t xml:space="preserve">}</w:t>
       </w:r>
     </w:p>
-    <w:bookmarkEnd w:id="107"/>
-    <w:bookmarkStart w:id="108" w:name="Xbb398be7af3d39d057a6ad565684f67e2e8badc"/>
+    <w:bookmarkEnd w:id="113"/>
+    <w:bookmarkStart w:id="114" w:name="Xbb398be7af3d39d057a6ad565684f67e2e8badc"/>
     <w:p>
       <w:pPr>
         <w:pStyle w:val="Heading3"/>
@@ -17589,10 +19061,10 @@
         <w:t xml:space="preserve">}</w:t>
       </w:r>
     </w:p>
-    <w:bookmarkEnd w:id="108"/>
-    <w:bookmarkEnd w:id="109"/>
-    <w:bookmarkEnd w:id="110"/>
-    <w:bookmarkStart w:id="113" w:name="Bibliography"/>
+    <w:bookmarkEnd w:id="114"/>
+    <w:bookmarkEnd w:id="115"/>
+    <w:bookmarkEnd w:id="116"/>
+    <w:bookmarkStart w:id="119" w:name="Bibliography"/>
     <w:p>
       <w:pPr>
         <w:pStyle w:val="Heading1"/>
@@ -17608,8 +19080,8 @@
           <w:numId w:val="1014"/>
         </w:numPr>
       </w:pPr>
-      <w:bookmarkStart w:id="111" w:name="link-relations"/>
-      <w:bookmarkEnd w:id="111"/>
+      <w:bookmarkStart w:id="117" w:name="link-relations"/>
+      <w:bookmarkEnd w:id="117"/>
       <w:r>
         <w:t xml:space="preserve"> </w:t>
       </w:r>
@@ -17619,7 +19091,7 @@
       <w:r>
         <w:t xml:space="preserve"> </w:t>
       </w:r>
-      <w:hyperlink r:id="rId112">
+      <w:hyperlink r:id="rId118">
         <w:r>
           <w:rPr>
             <w:rStyle w:val="Hyperlink"/>
@@ -17628,8 +19100,8 @@
         </w:r>
       </w:hyperlink>
     </w:p>
-    <w:bookmarkEnd w:id="113"/>
-    <w:bookmarkStart w:id="114" w:name="X7704236ba72ed8cc2b9a9e238d27c640b9b6528"/>
+    <w:bookmarkEnd w:id="119"/>
+    <w:bookmarkStart w:id="120" w:name="X7704236ba72ed8cc2b9a9e238d27c640b9b6528"/>
     <w:p>
       <w:pPr>
         <w:pStyle w:val="Heading1"/>
@@ -17775,7 +19247,7 @@
         </w:tc>
       </w:tr>
     </w:tbl>
-    <w:bookmarkEnd w:id="114"/>
+    <w:bookmarkEnd w:id="120"/>
     <w:sectPr/>
   </w:body>
 </w:document>

--- a/standard/fmdm-DRAFT.docx
+++ b/standard/fmdm-DRAFT.docx
@@ -1547,7 +1547,7 @@
     </w:p>
     <w:bookmarkEnd w:id="39"/>
     <w:bookmarkEnd w:id="40"/>
-    <w:bookmarkStart w:id="47" w:name="Xc683cc3eb5f62f1b2665ffbeddec6924032d7d2"/>
+    <w:bookmarkStart w:id="50" w:name="Xc683cc3eb5f62f1b2665ffbeddec6924032d7d2"/>
     <w:p>
       <w:pPr>
         <w:pStyle w:val="Heading1"/>
@@ -1556,7 +1556,7 @@
         <w:t xml:space="preserve">Overview (informative)</w:t>
       </w:r>
     </w:p>
-    <w:bookmarkStart w:id="41" w:name="Xca774f64942a7f7563fb94bb05ba7dab3a26d69"/>
+    <w:bookmarkStart w:id="44" w:name="Xca774f64942a7f7563fb94bb05ba7dab3a26d69"/>
     <w:p>
       <w:pPr>
         <w:pStyle w:val="Heading2"/>
@@ -1575,14 +1575,61 @@
     </w:p>
     <w:p>
       <w:pPr>
-        <w:pStyle w:val="BodyText"/>
-      </w:pPr>
-      <w:r>
-        <w:t xml:space="preserve">[TODO] Add data flow figure showing 1st mile, DCPS and WIS2.</w:t>
-      </w:r>
-    </w:p>
-    <w:bookmarkEnd w:id="41"/>
-    <w:bookmarkStart w:id="46" w:name="Xa849849250439b6e47b40e1cfacc80be129515b"/>
+        <w:pStyle w:val="CaptionedFigure"/>
+      </w:pPr>
+      <w:r>
+        <w:drawing>
+          <wp:inline>
+            <wp:extent cx="5334000" cy="2982595"/>
+            <wp:effectExtent b="0" l="0" r="0" t="0"/>
+            <wp:docPr descr="Data Flow" title="" id="42" name="Picture"/>
+            <a:graphic>
+              <a:graphicData uri="http://schemas.openxmlformats.org/drawingml/2006/picture">
+                <pic:pic>
+                  <pic:nvPicPr>
+                    <pic:cNvPr descr="images/firstmile-data-flow.png" id="43" name="Picture"/>
+                    <pic:cNvPicPr>
+                      <a:picLocks noChangeArrowheads="1" noChangeAspect="1"/>
+                    </pic:cNvPicPr>
+                  </pic:nvPicPr>
+                  <pic:blipFill>
+                    <a:blip r:embed="rId41"/>
+                    <a:stretch>
+                      <a:fillRect/>
+                    </a:stretch>
+                  </pic:blipFill>
+                  <pic:spPr bwMode="auto">
+                    <a:xfrm>
+                      <a:off x="0" y="0"/>
+                      <a:ext cx="5334000" cy="2982595"/>
+                    </a:xfrm>
+                    <a:prstGeom prst="rect">
+                      <a:avLst/>
+                    </a:prstGeom>
+                    <a:noFill/>
+                    <a:ln w="9525">
+                      <a:noFill/>
+                      <a:headEnd/>
+                      <a:tailEnd/>
+                    </a:ln>
+                  </pic:spPr>
+                </pic:pic>
+              </a:graphicData>
+            </a:graphic>
+          </wp:inline>
+        </w:drawing>
+      </w:r>
+    </w:p>
+    <w:p>
+      <w:pPr>
+        <w:pStyle w:val="ImageCaption"/>
+      </w:pPr>
+      <w:r>
+        <w:t xml:space="preserve">Data Flow</w:t>
+      </w:r>
+    </w:p>
+    <w:bookmarkEnd w:id="44"/>
+    <w:bookmarkStart w:id="49" w:name="Xa849849250439b6e47b40e1cfacc80be129515b"/>
     <w:p>
       <w:pPr>
         <w:pStyle w:val="Heading2"/>
@@ -1622,18 +1669,18 @@
           <wp:inline>
             <wp:extent cx="5334000" cy="5600095"/>
             <wp:effectExtent b="0" l="0" r="0" t="0"/>
-            <wp:docPr descr="Node and Hub architecture" title="" id="43" name="Picture"/>
+            <wp:docPr descr="Node and Hub architecture" title="" id="46" name="Picture"/>
             <a:graphic>
               <a:graphicData uri="http://schemas.openxmlformats.org/drawingml/2006/picture">
                 <pic:pic>
                   <pic:nvPicPr>
-                    <pic:cNvPr descr="images/firstmile-archi.png" id="44" name="Picture"/>
+                    <pic:cNvPr descr="images/firstmile-archi.png" id="47" name="Picture"/>
                     <pic:cNvPicPr>
                       <a:picLocks noChangeArrowheads="1" noChangeAspect="1"/>
                     </pic:cNvPicPr>
                   </pic:nvPicPr>
                   <pic:blipFill>
-                    <a:blip r:embed="rId42"/>
+                    <a:blip r:embed="rId45"/>
                     <a:stretch>
                       <a:fillRect/>
                     </a:stretch>
@@ -1668,7 +1715,7 @@
         <w:t xml:space="preserve">Node and Hub architecture</w:t>
       </w:r>
     </w:p>
-    <w:bookmarkStart w:id="45" w:name="X770fa29b64d56b71c44a849f2807d40b1e1388b"/>
+    <w:bookmarkStart w:id="48" w:name="X770fa29b64d56b71c44a849f2807d40b1e1388b"/>
     <w:p>
       <w:pPr>
         <w:pStyle w:val="Heading3"/>
@@ -1700,10 +1747,10 @@
         <w:t xml:space="preserve">rather than being inferred from zero or omission.</w:t>
       </w:r>
     </w:p>
-    <w:bookmarkEnd w:id="45"/>
-    <w:bookmarkEnd w:id="46"/>
-    <w:bookmarkEnd w:id="47"/>
-    <w:bookmarkStart w:id="64" w:name="Xd094cb9e46932e0a1d453e6f3cf496cbe084a2a"/>
+    <w:bookmarkEnd w:id="48"/>
+    <w:bookmarkEnd w:id="49"/>
+    <w:bookmarkEnd w:id="50"/>
+    <w:bookmarkStart w:id="67" w:name="Xd094cb9e46932e0a1d453e6f3cf496cbe084a2a"/>
     <w:p>
       <w:pPr>
         <w:pStyle w:val="Heading1"/>
@@ -1758,7 +1805,7 @@
         <w:t xml:space="preserve">These use cases are supported by two top-level message types: the Data message containing observations, and the Metadata message containing configuration and contextual information. Both messages are defined in a single Protobuf schema and transmitted as independent payloads. The Metadata message provides the necessary context for interpreting the Data message, including descriptions of devices and parameters.</w:t>
       </w:r>
     </w:p>
-    <w:bookmarkStart w:id="63" w:name="X3405a2ad77080f4e6420abc592ee760f82741e3"/>
+    <w:bookmarkStart w:id="66" w:name="X3405a2ad77080f4e6420abc592ee760f82741e3"/>
     <w:p>
       <w:pPr>
         <w:pStyle w:val="Heading2"/>
@@ -1767,7 +1814,7 @@
         <w:t xml:space="preserve">Requirements Class "Message Encoding"</w:t>
       </w:r>
     </w:p>
-    <w:bookmarkStart w:id="49" w:name="X43f9398da9c2eb974194c1e60a2fdc80e1bfc87"/>
+    <w:bookmarkStart w:id="52" w:name="X43f9398da9c2eb974194c1e60a2fdc80e1bfc87"/>
     <w:p>
       <w:pPr>
         <w:pStyle w:val="Heading3"/>
@@ -1929,7 +1976,7 @@
             <w:pPr>
               <w:jc w:val="left"/>
             </w:pPr>
-            <w:hyperlink r:id="rId48">
+            <w:hyperlink r:id="rId51">
               <w:r>
                 <w:rPr>
                   <w:rStyle w:val="Hyperlink"/>
@@ -2018,8 +2065,8 @@
         </w:tc>
       </w:tr>
     </w:tbl>
-    <w:bookmarkEnd w:id="49"/>
-    <w:bookmarkStart w:id="50" w:name="Xd1407eb2acab85faf209ebb838d94cf5606e93f"/>
+    <w:bookmarkEnd w:id="52"/>
+    <w:bookmarkStart w:id="53" w:name="Xd1407eb2acab85faf209ebb838d94cf5606e93f"/>
     <w:p>
       <w:pPr>
         <w:pStyle w:val="Heading3"/>
@@ -2144,8 +2191,8 @@
         <w:t xml:space="preserve">: Mapping to external naming conventions through namespace definitions</w:t>
       </w:r>
     </w:p>
-    <w:bookmarkEnd w:id="50"/>
-    <w:bookmarkStart w:id="51" w:name="X4019f5d642666f4b718a608f515a8350c19e596"/>
+    <w:bookmarkEnd w:id="53"/>
+    <w:bookmarkStart w:id="54" w:name="X4019f5d642666f4b718a608f515a8350c19e596"/>
     <w:p>
       <w:pPr>
         <w:pStyle w:val="Heading3"/>
@@ -2281,8 +2328,8 @@
         </w:tc>
       </w:tr>
     </w:tbl>
-    <w:bookmarkEnd w:id="51"/>
-    <w:bookmarkStart w:id="52" w:name="Xb068eb7ffd420bbdc9cfce6bbf9192c785e362a"/>
+    <w:bookmarkEnd w:id="54"/>
+    <w:bookmarkStart w:id="55" w:name="Xb068eb7ffd420bbdc9cfce6bbf9192c785e362a"/>
     <w:p>
       <w:pPr>
         <w:pStyle w:val="Heading3"/>
@@ -2655,8 +2702,8 @@
         </w:tc>
       </w:tr>
     </w:tbl>
-    <w:bookmarkEnd w:id="52"/>
-    <w:bookmarkStart w:id="53" w:name="X3746f725ddac390db9850b31b5fe30c518b2aec"/>
+    <w:bookmarkEnd w:id="55"/>
+    <w:bookmarkStart w:id="56" w:name="X3746f725ddac390db9850b31b5fe30c518b2aec"/>
     <w:p>
       <w:pPr>
         <w:pStyle w:val="Heading3"/>
@@ -2873,8 +2920,8 @@
         </w:tc>
       </w:tr>
     </w:tbl>
-    <w:bookmarkEnd w:id="53"/>
-    <w:bookmarkStart w:id="54" w:name="X522e2cc56a4a98658d422784223e8c7becca9fc"/>
+    <w:bookmarkEnd w:id="56"/>
+    <w:bookmarkStart w:id="57" w:name="X522e2cc56a4a98658d422784223e8c7becca9fc"/>
     <w:p>
       <w:pPr>
         <w:pStyle w:val="Heading3"/>
@@ -3286,8 +3333,8 @@
         </w:tc>
       </w:tr>
     </w:tbl>
-    <w:bookmarkEnd w:id="54"/>
-    <w:bookmarkStart w:id="55" w:name="Xc192c9d929eb5d08beb292f02f6894423763231"/>
+    <w:bookmarkEnd w:id="57"/>
+    <w:bookmarkStart w:id="58" w:name="Xc192c9d929eb5d08beb292f02f6894423763231"/>
     <w:p>
       <w:pPr>
         <w:pStyle w:val="Heading3"/>
@@ -3703,8 +3750,8 @@
         <w:t xml:space="preserve">Observer device identifiers shall remain stable across Node restarts and metadata updates to ensure consistent parameter-to-device associations.</w:t>
       </w:r>
     </w:p>
-    <w:bookmarkEnd w:id="55"/>
-    <w:bookmarkStart w:id="56" w:name="X82804532ca0a14337daa583d93f7870381be5f8"/>
+    <w:bookmarkEnd w:id="58"/>
+    <w:bookmarkStart w:id="59" w:name="X82804532ca0a14337daa583d93f7870381be5f8"/>
     <w:p>
       <w:pPr>
         <w:pStyle w:val="Heading3"/>
@@ -3905,8 +3952,8 @@
         </w:tc>
       </w:tr>
     </w:tbl>
-    <w:bookmarkEnd w:id="56"/>
-    <w:bookmarkStart w:id="58" w:name="X2dcd3e50f3e232b211393a38435b15bd28772d4"/>
+    <w:bookmarkEnd w:id="59"/>
+    <w:bookmarkStart w:id="61" w:name="X2dcd3e50f3e232b211393a38435b15bd28772d4"/>
     <w:p>
       <w:pPr>
         <w:pStyle w:val="Heading3"/>
@@ -4090,7 +4137,7 @@
             <w:r>
               <w:t xml:space="preserve"> </w:t>
             </w:r>
-            <w:hyperlink r:id="rId57">
+            <w:hyperlink r:id="rId60">
               <w:r>
                 <w:rPr>
                   <w:rStyle w:val="Hyperlink"/>
@@ -4456,8 +4503,8 @@
         </w:tc>
       </w:tr>
     </w:tbl>
-    <w:bookmarkEnd w:id="58"/>
-    <w:bookmarkStart w:id="59" w:name="Xc8f2fc14d9ce3d043c6603698a378c333168d68"/>
+    <w:bookmarkEnd w:id="61"/>
+    <w:bookmarkStart w:id="62" w:name="Xc8f2fc14d9ce3d043c6603698a378c333168d68"/>
     <w:p>
       <w:pPr>
         <w:pStyle w:val="Heading3"/>
@@ -4650,8 +4697,8 @@
         </w:tc>
       </w:tr>
     </w:tbl>
-    <w:bookmarkEnd w:id="59"/>
-    <w:bookmarkStart w:id="60" w:name="X05ad229d6065a3fb9e9fa952b4fa2f12120cd4a"/>
+    <w:bookmarkEnd w:id="62"/>
+    <w:bookmarkStart w:id="63" w:name="X05ad229d6065a3fb9e9fa952b4fa2f12120cd4a"/>
     <w:p>
       <w:pPr>
         <w:pStyle w:val="Heading3"/>
@@ -4767,8 +4814,8 @@
         </w:tc>
       </w:tr>
     </w:tbl>
-    <w:bookmarkEnd w:id="60"/>
-    <w:bookmarkStart w:id="61" w:name="X1dbf4a806bce0d3d4fc72a7b692636795af6609"/>
+    <w:bookmarkEnd w:id="63"/>
+    <w:bookmarkStart w:id="64" w:name="X1dbf4a806bce0d3d4fc72a7b692636795af6609"/>
     <w:p>
       <w:pPr>
         <w:pStyle w:val="Heading3"/>
@@ -5066,8 +5113,8 @@
         <w:t xml:space="preserve">An observation may contain multiple values when the referenced ParameterDefinition contains multiple parameters. This approach enables grouping values that are measured at the same timestamp, requiring the timestamp to be transmitted only once for multiple values. This reduces payload size, which is particularly beneficial in bandwidth-constrained environments. For example, a parameter definition for "Internal Parameters" might include both supply voltage and internal temperature, requiring two values per observation but sharing a single timestamp.</w:t>
       </w:r>
     </w:p>
-    <w:bookmarkEnd w:id="61"/>
-    <w:bookmarkStart w:id="62" w:name="Xfab5fa97ae3521ef5fab878ac897c1c9dd10da9"/>
+    <w:bookmarkEnd w:id="64"/>
+    <w:bookmarkStart w:id="65" w:name="Xfab5fa97ae3521ef5fab878ac897c1c9dd10da9"/>
     <w:p>
       <w:pPr>
         <w:pStyle w:val="Heading3"/>
@@ -5874,10 +5921,10 @@
         <w:t xml:space="preserve">element shall be used at that position to maintain correct alignment.</w:t>
       </w:r>
     </w:p>
-    <w:bookmarkEnd w:id="62"/>
-    <w:bookmarkEnd w:id="63"/>
-    <w:bookmarkEnd w:id="64"/>
-    <w:bookmarkStart w:id="73" w:name="X6d3be79fdd62b5ac3df4be22b2324fcd18f0d31"/>
+    <w:bookmarkEnd w:id="65"/>
+    <w:bookmarkEnd w:id="66"/>
+    <w:bookmarkEnd w:id="67"/>
+    <w:bookmarkStart w:id="76" w:name="X6d3be79fdd62b5ac3df4be22b2324fcd18f0d31"/>
     <w:p>
       <w:pPr>
         <w:pStyle w:val="Heading1"/>
@@ -5909,7 +5956,7 @@
         <w:t xml:space="preserve">element, which is a human-readable label and not guaranteed to be unique or machine-interpretable.</w:t>
       </w:r>
     </w:p>
-    <w:bookmarkStart w:id="72" w:name="Xb83d80e9cf08478bd63550380a98a40b014163a"/>
+    <w:bookmarkStart w:id="75" w:name="Xb83d80e9cf08478bd63550380a98a40b014163a"/>
     <w:p>
       <w:pPr>
         <w:pStyle w:val="Heading2"/>
@@ -5918,7 +5965,7 @@
         <w:t xml:space="preserve">Requirements Class "Parameter Standard Names"</w:t>
       </w:r>
     </w:p>
-    <w:bookmarkStart w:id="66" w:name="X322101054fd636c32d6869f7cfec83424c5280c"/>
+    <w:bookmarkStart w:id="69" w:name="X322101054fd636c32d6869f7cfec83424c5280c"/>
     <w:p>
       <w:pPr>
         <w:pStyle w:val="Heading3"/>
@@ -6012,7 +6059,7 @@
             <w:pPr>
               <w:jc w:val="left"/>
             </w:pPr>
-            <w:hyperlink r:id="rId65">
+            <w:hyperlink r:id="rId68">
               <w:r>
                 <w:rPr>
                   <w:rStyle w:val="Hyperlink"/>
@@ -6077,8 +6124,8 @@
         </w:tc>
       </w:tr>
     </w:tbl>
-    <w:bookmarkEnd w:id="66"/>
-    <w:bookmarkStart w:id="67" w:name="X9a2e6e21986a725586c5c1a35dc203f1b93999b"/>
+    <w:bookmarkEnd w:id="69"/>
+    <w:bookmarkStart w:id="70" w:name="X9a2e6e21986a725586c5c1a35dc203f1b93999b"/>
     <w:p>
       <w:pPr>
         <w:pStyle w:val="Heading3"/>
@@ -6526,8 +6573,8 @@
         </w:tc>
       </w:tr>
     </w:tbl>
-    <w:bookmarkEnd w:id="67"/>
-    <w:bookmarkStart w:id="68" w:name="Xd1c302b8a82dd955e6c97d940af707ea0542cd4"/>
+    <w:bookmarkEnd w:id="70"/>
+    <w:bookmarkStart w:id="71" w:name="Xd1c302b8a82dd955e6c97d940af707ea0542cd4"/>
     <w:p>
       <w:pPr>
         <w:pStyle w:val="Heading3"/>
@@ -6743,8 +6790,8 @@
         <w:t xml:space="preserve">Standard name binding is applied in the Parameter message (not the ParameterDefinition message). When a ParameterDefinition message contains multiple Parameter messages, each parameter independently carries its own standard name bindings appropriate for the variable it represents.</w:t>
       </w:r>
     </w:p>
-    <w:bookmarkEnd w:id="68"/>
-    <w:bookmarkStart w:id="71" w:name="X1f8a267835683c050631ca2bd1f2371d717d77f"/>
+    <w:bookmarkEnd w:id="71"/>
+    <w:bookmarkStart w:id="74" w:name="X1f8a267835683c050631ca2bd1f2371d717d77f"/>
     <w:p>
       <w:pPr>
         <w:pStyle w:val="Heading3"/>
@@ -6804,7 +6851,7 @@
       <w:r>
         <w:t xml:space="preserve"> </w:t>
       </w:r>
-      <w:hyperlink r:id="rId69">
+      <w:hyperlink r:id="rId72">
         <w:r>
           <w:rPr>
             <w:rStyle w:val="Hyperlink"/>
@@ -6826,7 +6873,7 @@
       <w:r>
         <w:t xml:space="preserve"> </w:t>
       </w:r>
-      <w:hyperlink r:id="rId70">
+      <w:hyperlink r:id="rId73">
         <w:r>
           <w:rPr>
             <w:rStyle w:val="Hyperlink"/>
@@ -7266,7 +7313,7 @@
       <w:r>
         <w:t xml:space="preserve"> </w:t>
       </w:r>
-      <w:hyperlink r:id="rId70">
+      <w:hyperlink r:id="rId73">
         <w:r>
           <w:rPr>
             <w:rStyle w:val="Hyperlink"/>
@@ -7297,10 +7344,10 @@
         <w:t xml:space="preserve">Where a standard name exists at Level 1 or Level 2, that standard name is to be included in the Parameter message standardNames element. Any locally managed entries for the same parameter are supplementary to, not a replacement for, the applicable standard name. // TODO consider making a requirement (but note this is untestable)</w:t>
       </w:r>
     </w:p>
-    <w:bookmarkEnd w:id="71"/>
-    <w:bookmarkEnd w:id="72"/>
-    <w:bookmarkEnd w:id="73"/>
-    <w:bookmarkStart w:id="86" w:name="Xe13ae3854e7e1647433e2f6745793dd790f9f65"/>
+    <w:bookmarkEnd w:id="74"/>
+    <w:bookmarkEnd w:id="75"/>
+    <w:bookmarkEnd w:id="76"/>
+    <w:bookmarkStart w:id="89" w:name="Xe13ae3854e7e1647433e2f6745793dd790f9f65"/>
     <w:p>
       <w:pPr>
         <w:pStyle w:val="Heading1"/>
@@ -7317,7 +7364,7 @@
         <w:t xml:space="preserve">First Mile Messages are exchanged with a known and defined message transmission and publishing workflow.</w:t>
       </w:r>
     </w:p>
-    <w:bookmarkStart w:id="85" w:name="Xd90759955ffb88c29314c94143cd27900a7ff40"/>
+    <w:bookmarkStart w:id="88" w:name="Xd90759955ffb88c29314c94143cd27900a7ff40"/>
     <w:p>
       <w:pPr>
         <w:pStyle w:val="Heading2"/>
@@ -7326,7 +7373,7 @@
         <w:t xml:space="preserve">Requirements Class "Transmission"</w:t>
       </w:r>
     </w:p>
-    <w:bookmarkStart w:id="75" w:name="X983c4aa7ef28fb7032ae84e3fd3376f6e50726d"/>
+    <w:bookmarkStart w:id="78" w:name="X983c4aa7ef28fb7032ae84e3fd3376f6e50726d"/>
     <w:p>
       <w:pPr>
         <w:pStyle w:val="Heading3"/>
@@ -7382,7 +7429,7 @@
             <w:pPr>
               <w:jc w:val="left"/>
             </w:pPr>
-            <w:hyperlink r:id="rId74">
+            <w:hyperlink r:id="rId77">
               <w:r>
                 <w:rPr>
                   <w:rStyle w:val="Hyperlink"/>
@@ -7447,8 +7494,8 @@
         </w:tc>
       </w:tr>
     </w:tbl>
-    <w:bookmarkEnd w:id="75"/>
-    <w:bookmarkStart w:id="77" w:name="X25e95aefdb2d4fb8c75b602001aef8d2717b74f"/>
+    <w:bookmarkEnd w:id="78"/>
+    <w:bookmarkStart w:id="80" w:name="X25e95aefdb2d4fb8c75b602001aef8d2717b74f"/>
     <w:p>
       <w:pPr>
         <w:pStyle w:val="Heading3"/>
@@ -7548,7 +7595,7 @@
             <w:r>
               <w:t xml:space="preserve"> </w:t>
             </w:r>
-            <w:hyperlink r:id="rId76">
+            <w:hyperlink r:id="rId79">
               <w:r>
                 <w:rPr>
                   <w:rStyle w:val="Hyperlink"/>
@@ -7796,8 +7843,8 @@
         </w:tc>
       </w:tr>
     </w:tbl>
-    <w:bookmarkEnd w:id="77"/>
-    <w:bookmarkStart w:id="78" w:name="X02db7699fa6ee24d03ecc88f45942d5d78f06b9"/>
+    <w:bookmarkEnd w:id="80"/>
+    <w:bookmarkStart w:id="81" w:name="X02db7699fa6ee24d03ecc88f45942d5d78f06b9"/>
     <w:p>
       <w:pPr>
         <w:pStyle w:val="Heading3"/>
@@ -8173,8 +8220,8 @@
         </w:tc>
       </w:tr>
     </w:tbl>
-    <w:bookmarkEnd w:id="78"/>
-    <w:bookmarkStart w:id="79" w:name="Xa3fa6ff4c80d85b7365d9bac9806ab0f7f77e49"/>
+    <w:bookmarkEnd w:id="81"/>
+    <w:bookmarkStart w:id="82" w:name="Xa3fa6ff4c80d85b7365d9bac9806ab0f7f77e49"/>
     <w:p>
       <w:pPr>
         <w:pStyle w:val="Heading3"/>
@@ -8410,8 +8457,8 @@
         </w:tc>
       </w:tr>
     </w:tbl>
-    <w:bookmarkEnd w:id="79"/>
-    <w:bookmarkStart w:id="80" w:name="Xf529e0bc96b4772994bedaf4bdfcd80cde27ca5"/>
+    <w:bookmarkEnd w:id="82"/>
+    <w:bookmarkStart w:id="83" w:name="Xf529e0bc96b4772994bedaf4bdfcd80cde27ca5"/>
     <w:p>
       <w:pPr>
         <w:pStyle w:val="Heading3"/>
@@ -8520,8 +8567,8 @@
         </w:tc>
       </w:tr>
     </w:tbl>
-    <w:bookmarkEnd w:id="80"/>
-    <w:bookmarkStart w:id="81" w:name="X3f596c2a9b37176c0cac1294658bee0fb0ce144"/>
+    <w:bookmarkEnd w:id="83"/>
+    <w:bookmarkStart w:id="84" w:name="X3f596c2a9b37176c0cac1294658bee0fb0ce144"/>
     <w:p>
       <w:pPr>
         <w:pStyle w:val="Heading3"/>
@@ -8798,8 +8845,8 @@
         </w:tc>
       </w:tr>
     </w:tbl>
-    <w:bookmarkEnd w:id="81"/>
-    <w:bookmarkStart w:id="83" w:name="Xe43ef194bc85e48db104c895132ffd6de7a19e4"/>
+    <w:bookmarkEnd w:id="84"/>
+    <w:bookmarkStart w:id="86" w:name="Xe43ef194bc85e48db104c895132ffd6de7a19e4"/>
     <w:p>
       <w:pPr>
         <w:pStyle w:val="Heading3"/>
@@ -8907,7 +8954,7 @@
             <w:r>
               <w:t xml:space="preserve"> </w:t>
             </w:r>
-            <w:hyperlink r:id="rId82">
+            <w:hyperlink r:id="rId85">
               <w:r>
                 <w:rPr>
                   <w:rStyle w:val="Hyperlink"/>
@@ -9048,8 +9095,8 @@
         </w:tc>
       </w:tr>
     </w:tbl>
-    <w:bookmarkEnd w:id="83"/>
-    <w:bookmarkStart w:id="84" w:name="X6afe1f7d5d738d3af1498c7bffb69b1b808c68c"/>
+    <w:bookmarkEnd w:id="86"/>
+    <w:bookmarkStart w:id="87" w:name="X6afe1f7d5d738d3af1498c7bffb69b1b808c68c"/>
     <w:p>
       <w:pPr>
         <w:pStyle w:val="Heading3"/>
@@ -9222,10 +9269,10 @@
         </w:tc>
       </w:tr>
     </w:tbl>
-    <w:bookmarkEnd w:id="84"/>
-    <w:bookmarkEnd w:id="85"/>
-    <w:bookmarkEnd w:id="86"/>
-    <w:bookmarkStart w:id="93" w:name="X78fdb1f4716baf4c26796c550dad0531813f831"/>
+    <w:bookmarkEnd w:id="87"/>
+    <w:bookmarkEnd w:id="88"/>
+    <w:bookmarkEnd w:id="89"/>
+    <w:bookmarkStart w:id="96" w:name="X78fdb1f4716baf4c26796c550dad0531813f831"/>
     <w:p>
       <w:pPr>
         <w:pStyle w:val="Heading1"/>
@@ -9234,7 +9281,7 @@
         <w:t xml:space="preserve">Conformance Class Abstract Test Suite (Normative)</w:t>
       </w:r>
     </w:p>
-    <w:bookmarkStart w:id="88" w:name="X61914e26939b0258a4f72336330af4ad3549113"/>
+    <w:bookmarkStart w:id="91" w:name="X61914e26939b0258a4f72336330af4ad3549113"/>
     <w:p>
       <w:pPr>
         <w:pStyle w:val="Heading2"/>
@@ -9255,7 +9302,7 @@
       <w:pPr>
         <w:pStyle w:val="Definition"/>
       </w:pPr>
-      <w:hyperlink r:id="rId48">
+      <w:hyperlink r:id="rId51">
         <w:r>
           <w:rPr>
             <w:rStyle w:val="Hyperlink"/>
@@ -9296,7 +9343,7 @@
         <w:t xml:space="preserve">Target Type:Encoding</w:t>
       </w:r>
     </w:p>
-    <w:bookmarkStart w:id="87" w:name="X3a04224f617536f2fb363349e0c2c664c06221f"/>
+    <w:bookmarkStart w:id="90" w:name="X3a04224f617536f2fb363349e0c2c664c06221f"/>
     <w:p>
       <w:pPr>
         <w:pStyle w:val="Heading3"/>
@@ -9369,9 +9416,9 @@
         <w:t xml:space="preserve">TODO</w:t>
       </w:r>
     </w:p>
-    <w:bookmarkEnd w:id="87"/>
-    <w:bookmarkEnd w:id="88"/>
-    <w:bookmarkStart w:id="90" w:name="X5389d7d1d833cb46a9a3bc765742be3efe67619"/>
+    <w:bookmarkEnd w:id="90"/>
+    <w:bookmarkEnd w:id="91"/>
+    <w:bookmarkStart w:id="93" w:name="X5389d7d1d833cb46a9a3bc765742be3efe67619"/>
     <w:p>
       <w:pPr>
         <w:pStyle w:val="Heading2"/>
@@ -9392,7 +9439,7 @@
       <w:pPr>
         <w:pStyle w:val="Definition"/>
       </w:pPr>
-      <w:hyperlink r:id="rId65">
+      <w:hyperlink r:id="rId68">
         <w:r>
           <w:rPr>
             <w:rStyle w:val="Hyperlink"/>
@@ -9433,7 +9480,7 @@
         <w:t xml:space="preserve">Target Type:Message Encoding</w:t>
       </w:r>
     </w:p>
-    <w:bookmarkStart w:id="89" w:name="X9e0a8bd10e03690b4283099fbf6931212327cb6"/>
+    <w:bookmarkStart w:id="92" w:name="X9e0a8bd10e03690b4283099fbf6931212327cb6"/>
     <w:p>
       <w:pPr>
         <w:pStyle w:val="Heading3"/>
@@ -9442,9 +9489,9 @@
         <w:t xml:space="preserve">Encoding</w:t>
       </w:r>
     </w:p>
-    <w:bookmarkEnd w:id="89"/>
-    <w:bookmarkEnd w:id="90"/>
-    <w:bookmarkStart w:id="92" w:name="X25cfcbd45372219887f566f1ba18f9d8ea1e5b4"/>
+    <w:bookmarkEnd w:id="92"/>
+    <w:bookmarkEnd w:id="93"/>
+    <w:bookmarkStart w:id="95" w:name="X25cfcbd45372219887f566f1ba18f9d8ea1e5b4"/>
     <w:p>
       <w:pPr>
         <w:pStyle w:val="Heading2"/>
@@ -9465,7 +9512,7 @@
       <w:pPr>
         <w:pStyle w:val="Definition"/>
       </w:pPr>
-      <w:hyperlink r:id="rId74">
+      <w:hyperlink r:id="rId77">
         <w:r>
           <w:rPr>
             <w:rStyle w:val="Hyperlink"/>
@@ -9506,7 +9553,7 @@
         <w:t xml:space="preserve">Target Type:Transmission</w:t>
       </w:r>
     </w:p>
-    <w:bookmarkStart w:id="91" w:name="X1ce7b2faea04fdf0ff6d0a1b438774f6451b392"/>
+    <w:bookmarkStart w:id="94" w:name="X1ce7b2faea04fdf0ff6d0a1b438774f6451b392"/>
     <w:p>
       <w:pPr>
         <w:pStyle w:val="Heading3"/>
@@ -9515,10 +9562,10 @@
         <w:t xml:space="preserve">Encoding</w:t>
       </w:r>
     </w:p>
-    <w:bookmarkEnd w:id="91"/>
-    <w:bookmarkEnd w:id="92"/>
-    <w:bookmarkEnd w:id="93"/>
-    <w:bookmarkStart w:id="98" w:name="schemas"/>
+    <w:bookmarkEnd w:id="94"/>
+    <w:bookmarkEnd w:id="95"/>
+    <w:bookmarkEnd w:id="96"/>
+    <w:bookmarkStart w:id="101" w:name="schemas"/>
     <w:p>
       <w:pPr>
         <w:pStyle w:val="Heading1"/>
@@ -9550,7 +9597,7 @@
         <w:t xml:space="preserve">once the standard has been approved.</w:t>
       </w:r>
     </w:p>
-    <w:bookmarkStart w:id="94" w:name="X880462e29bd9c7f9cef187bf395e7ce87ff2224"/>
+    <w:bookmarkStart w:id="97" w:name="X880462e29bd9c7f9cef187bf395e7ce87ff2224"/>
     <w:p>
       <w:pPr>
         <w:pStyle w:val="Heading2"/>
@@ -9579,7 +9626,7 @@
         <w:rPr>
           <w:rStyle w:val="AttributeTok"/>
         </w:rPr>
-        <w:t xml:space="preserve">package int.wmo.wis.spec.fmdm.1.conf.message_encoding;</w:t>
+        <w:t xml:space="preserve">package int.wmo.wis.spec.fmdm.v1.conf.message_encoding;</w:t>
       </w:r>
       <w:r>
         <w:br/>
@@ -10293,7 +10340,7 @@
         <w:rPr>
           <w:rStyle w:val="AttributeTok"/>
         </w:rPr>
-        <w:t xml:space="preserve">  string name = 1;</w:t>
+        <w:t xml:space="preserve">  string name = 2;</w:t>
       </w:r>
       <w:r>
         <w:br/>
@@ -10302,7 +10349,7 @@
         <w:rPr>
           <w:rStyle w:val="AttributeTok"/>
         </w:rPr>
-        <w:t xml:space="preserve">  optional Location location = 2;</w:t>
+        <w:t xml:space="preserve">  optional Location location = 3;</w:t>
       </w:r>
       <w:r>
         <w:br/>
@@ -10311,7 +10358,7 @@
         <w:rPr>
           <w:rStyle w:val="AttributeTok"/>
         </w:rPr>
-        <w:t xml:space="preserve">  optional string url = 3;</w:t>
+        <w:t xml:space="preserve">  optional string url = 4;</w:t>
       </w:r>
       <w:r>
         <w:br/>
@@ -10320,7 +10367,7 @@
         <w:rPr>
           <w:rStyle w:val="AttributeTok"/>
         </w:rPr>
-        <w:t xml:space="preserve">  optional string serialNumber = 4;</w:t>
+        <w:t xml:space="preserve">  optional string serialNumber = 5;</w:t>
       </w:r>
       <w:r>
         <w:br/>
@@ -10329,7 +10376,7 @@
         <w:rPr>
           <w:rStyle w:val="AttributeTok"/>
         </w:rPr>
-        <w:t xml:space="preserve">  optional string firmwareVersion = 5;</w:t>
+        <w:t xml:space="preserve">  optional string firmwareVersion = 6;</w:t>
       </w:r>
       <w:r>
         <w:br/>
@@ -10581,8 +10628,8 @@
         <w:t xml:space="preserve">}</w:t>
       </w:r>
     </w:p>
-    <w:bookmarkEnd w:id="94"/>
-    <w:bookmarkStart w:id="97" w:name="Xdd1fe16469c2eadaa904f6e369398e4a8c19852"/>
+    <w:bookmarkEnd w:id="97"/>
+    <w:bookmarkStart w:id="100" w:name="Xdd1fe16469c2eadaa904f6e369398e4a8c19852"/>
     <w:p>
       <w:pPr>
         <w:pStyle w:val="Heading2"/>
@@ -10591,7 +10638,7 @@
         <w:t xml:space="preserve">Enumerations</w:t>
       </w:r>
     </w:p>
-    <w:bookmarkStart w:id="95" w:name="X974361986fb85896cad8d73d8da9e7481cde38c"/>
+    <w:bookmarkStart w:id="98" w:name="X974361986fb85896cad8d73d8da9e7481cde38c"/>
     <w:p>
       <w:pPr>
         <w:pStyle w:val="Heading3"/>
@@ -11396,8 +11443,8 @@
         <w:t xml:space="preserve">shall specify the duration over which the aggregation is performed.</w:t>
       </w:r>
     </w:p>
-    <w:bookmarkEnd w:id="95"/>
-    <w:bookmarkStart w:id="96" w:name="X74d4f5b1443596dd08a6ea00592edb81132a5cb"/>
+    <w:bookmarkEnd w:id="98"/>
+    <w:bookmarkStart w:id="99" w:name="X74d4f5b1443596dd08a6ea00592edb81132a5cb"/>
     <w:p>
       <w:pPr>
         <w:pStyle w:val="Heading3"/>
@@ -11696,10 +11743,10 @@
         <w:t xml:space="preserve">The choice of reference surface is determined by the user based on the measurement context and requirements. For example, meteorological observations of air temperature typically use height above ground level (GL), while atmospheric pressure observations may reference mean sea level (MSL).</w:t>
       </w:r>
     </w:p>
-    <w:bookmarkEnd w:id="96"/>
-    <w:bookmarkEnd w:id="97"/>
-    <w:bookmarkEnd w:id="98"/>
-    <w:bookmarkStart w:id="103" w:name="examples"/>
+    <w:bookmarkEnd w:id="99"/>
+    <w:bookmarkEnd w:id="100"/>
+    <w:bookmarkEnd w:id="101"/>
+    <w:bookmarkStart w:id="106" w:name="examples"/>
     <w:p>
       <w:pPr>
         <w:pStyle w:val="Heading1"/>
@@ -11708,7 +11755,7 @@
         <w:t xml:space="preserve">Examples (Informative)</w:t>
       </w:r>
     </w:p>
-    <w:bookmarkStart w:id="99" w:name="X68ae7d3cf07904a2b65da44dbbe6172616b3505"/>
+    <w:bookmarkStart w:id="102" w:name="X68ae7d3cf07904a2b65da44dbbe6172616b3505"/>
     <w:p>
       <w:pPr>
         <w:pStyle w:val="Heading2"/>
@@ -11717,8 +11764,8 @@
         <w:t xml:space="preserve">Transmission topics</w:t>
       </w:r>
     </w:p>
-    <w:bookmarkEnd w:id="99"/>
-    <w:bookmarkStart w:id="102" w:name="X9f4d614843744384f3a7741ad5521bc4cfb9588"/>
+    <w:bookmarkEnd w:id="102"/>
+    <w:bookmarkStart w:id="105" w:name="X9f4d614843744384f3a7741ad5521bc4cfb9588"/>
     <w:p>
       <w:pPr>
         <w:pStyle w:val="Heading2"/>
@@ -11765,7 +11812,7 @@
         <w:t xml:space="preserve">elements populated as appropriate.</w:t>
       </w:r>
     </w:p>
-    <w:bookmarkStart w:id="100" w:name="Xf60c31f0b033f47ccd54b1ba8c1bc71fef83521"/>
+    <w:bookmarkStart w:id="103" w:name="Xf60c31f0b033f47ccd54b1ba8c1bc71fef83521"/>
     <w:p>
       <w:pPr>
         <w:pStyle w:val="Heading3"/>
@@ -14056,8 +14103,8 @@
         <w:t xml:space="preserve">}</w:t>
       </w:r>
     </w:p>
-    <w:bookmarkEnd w:id="100"/>
-    <w:bookmarkStart w:id="101" w:name="Xbb398be7af3d39d057a6ad565684f67e2e8badc"/>
+    <w:bookmarkEnd w:id="103"/>
+    <w:bookmarkStart w:id="104" w:name="Xbb398be7af3d39d057a6ad565684f67e2e8badc"/>
     <w:p>
       <w:pPr>
         <w:pStyle w:val="Heading3"/>
@@ -19321,10 +19368,10 @@
         <w:t xml:space="preserve">}</w:t>
       </w:r>
     </w:p>
-    <w:bookmarkEnd w:id="101"/>
-    <w:bookmarkEnd w:id="102"/>
-    <w:bookmarkEnd w:id="103"/>
-    <w:bookmarkStart w:id="106" w:name="Bibliography"/>
+    <w:bookmarkEnd w:id="104"/>
+    <w:bookmarkEnd w:id="105"/>
+    <w:bookmarkEnd w:id="106"/>
+    <w:bookmarkStart w:id="109" w:name="Bibliography"/>
     <w:p>
       <w:pPr>
         <w:pStyle w:val="Heading1"/>
@@ -19340,8 +19387,8 @@
           <w:numId w:val="1016"/>
         </w:numPr>
       </w:pPr>
-      <w:bookmarkStart w:id="104" w:name="link-relations"/>
-      <w:bookmarkEnd w:id="104"/>
+      <w:bookmarkStart w:id="107" w:name="link-relations"/>
+      <w:bookmarkEnd w:id="107"/>
       <w:r>
         <w:t xml:space="preserve"> </w:t>
       </w:r>
@@ -19351,7 +19398,7 @@
       <w:r>
         <w:t xml:space="preserve"> </w:t>
       </w:r>
-      <w:hyperlink r:id="rId105">
+      <w:hyperlink r:id="rId108">
         <w:r>
           <w:rPr>
             <w:rStyle w:val="Hyperlink"/>
@@ -19360,8 +19407,8 @@
         </w:r>
       </w:hyperlink>
     </w:p>
-    <w:bookmarkEnd w:id="106"/>
-    <w:bookmarkStart w:id="107" w:name="X7704236ba72ed8cc2b9a9e238d27c640b9b6528"/>
+    <w:bookmarkEnd w:id="109"/>
+    <w:bookmarkStart w:id="110" w:name="X7704236ba72ed8cc2b9a9e238d27c640b9b6528"/>
     <w:p>
       <w:pPr>
         <w:pStyle w:val="Heading1"/>
@@ -19507,7 +19554,7 @@
         </w:tc>
       </w:tr>
     </w:tbl>
-    <w:bookmarkEnd w:id="107"/>
+    <w:bookmarkEnd w:id="110"/>
     <w:sectPr/>
   </w:body>
 </w:document>

--- a/standard/fmdm-DRAFT.docx
+++ b/standard/fmdm-DRAFT.docx
@@ -39,7 +39,7 @@
         <w:pStyle w:val="Date"/>
       </w:pPr>
       <w:r>
-        <w:t xml:space="preserve">2026-06-17</w:t>
+        <w:t xml:space="preserve">2026-06-30</w:t>
       </w:r>
     </w:p>
     <w:p>
@@ -92,20 +92,20 @@
               <w:jc w:val="left"/>
             </w:pPr>
             <w:r>
-              <w:t xml:space="preserve">Date: 2026-06-17</w:t>
-            </w:r>
-          </w:p>
-        </w:tc>
-      </w:tr>
-      <w:tr>
-        <w:tc>
-          <w:tcPr/>
-          <w:p>
-            <w:pPr>
-              <w:jc w:val="left"/>
-            </w:pPr>
-            <w:r>
-              <w:t xml:space="preserve">Version: 0.0.1-DRAFT-2026-06-17</w:t>
+              <w:t xml:space="preserve">Date: 2026-06-30</w:t>
+            </w:r>
+          </w:p>
+        </w:tc>
+      </w:tr>
+      <w:tr>
+        <w:tc>
+          <w:tcPr/>
+          <w:p>
+            <w:pPr>
+              <w:jc w:val="left"/>
+            </w:pPr>
+            <w:r>
+              <w:t xml:space="preserve">Version: 0.0.1-DRAFT-2026-06-30</w:t>
             </w:r>
           </w:p>
         </w:tc>
@@ -2587,7 +2587,7 @@
               <w:t xml:space="preserve"> </w:t>
             </w:r>
             <w:r>
-              <w:t xml:space="preserve">element describing the latitude in decimal degrees using the WGS84 coordinate system and datum. // TODO validate precision</w:t>
+              <w:t xml:space="preserve">element describing the latitude in decimal degrees using the WGS84 coordinate system and datum. Six(6) decimal place precision SHOULD be used.</w:t>
             </w:r>
           </w:p>
         </w:tc>
@@ -2626,7 +2626,7 @@
               <w:t xml:space="preserve"> </w:t>
             </w:r>
             <w:r>
-              <w:t xml:space="preserve">element describing the longitude in decimal degrees using the WGS84 coordinate system and datum. // TODO validate precision</w:t>
+              <w:t xml:space="preserve">element describing the longitude in decimal degrees using the WGS84 coordinate system and datum. Six(6) decimal place precision SHOULD be used.</w:t>
             </w:r>
           </w:p>
         </w:tc>
